--- a/星期五的工作区/2026-06-12_士兰微组织架构与IT架构方案_V1.0.docx
+++ b/星期五的工作区/2026-06-12_士兰微组织架构与IT架构方案_V1.0.docx
@@ -4,7 +4,7 @@
   <w:body>
     <w:p>
       <w:pPr>
-        <w:spacing w:before="120" w:after="240" w:line="560" w:lineRule="exact"/>
+        <w:spacing w:before="0" w:after="200" w:line="640" w:lineRule="exact"/>
         <w:jc w:val="center"/>
       </w:pPr>
       <w:r>
@@ -13,1979 +13,597 @@
           <w:b/>
           <w:sz w:val="44"/>
         </w:rPr>
-        <w:t>士兰微电子股份有限公司组织架构与IT架构</w:t>
+        <w:t>杭州士兰微电子股份有限公司</w:t>
       </w:r>
     </w:p>
     <w:p>
       <w:pPr>
-        <w:spacing w:after="240" w:line="560" w:lineRule="exact"/>
+        <w:spacing w:before="0" w:after="200" w:line="640" w:lineRule="exact"/>
         <w:jc w:val="center"/>
       </w:pPr>
       <w:r>
         <w:rPr>
           <w:rFonts w:ascii="黑体" w:hAnsi="黑体" w:eastAsia="黑体"/>
-          <w:b w:val="0"/>
-          <w:sz w:val="30"/>
+          <w:b/>
+          <w:sz w:val="44"/>
         </w:rPr>
-        <w:t>——基于青云KubeSphere与AI智算平台的IT建设方案</w:t>
+        <w:t>组织架构与IT架构方案</w:t>
       </w:r>
     </w:p>
     <w:p>
       <w:pPr>
-        <w:spacing w:before="120" w:after="120" w:line="560" w:lineRule="exact"/>
+        <w:spacing w:before="120" w:after="240"/>
+        <w:jc w:val="center"/>
+      </w:pPr>
+      <w:r>
+        <w:rPr>
+          <w:rFonts w:ascii="仿宋" w:hAnsi="仿宋" w:eastAsia="仿宋"/>
+          <w:sz w:val="32"/>
+        </w:rPr>
+        <w:t>（拜访准备参考资料）</w:t>
+      </w:r>
+    </w:p>
+    <w:p>
+      <w:pPr>
+        <w:spacing w:before="120" w:after="60" w:line="560" w:lineRule="exact"/>
+        <w:ind w:firstLine="0"/>
         <w:jc w:val="left"/>
       </w:pPr>
       <w:r>
         <w:rPr>
           <w:rFonts w:ascii="黑体" w:hAnsi="黑体" w:eastAsia="黑体"/>
           <w:b/>
-          <w:sz w:val="30"/>
+          <w:sz w:val="32"/>
         </w:rPr>
-        <w:t>一、士兰微电子股份有限公司概况</w:t>
+        <w:t>一、公司概况</w:t>
       </w:r>
     </w:p>
     <w:p>
       <w:pPr>
-        <w:spacing w:line="560" w:lineRule="exact" w:before="0" w:after="0"/>
+        <w:spacing w:line="560" w:lineRule="exact"/>
         <w:ind w:firstLine="640"/>
+        <w:jc w:val="both"/>
       </w:pPr>
       <w:r>
         <w:rPr>
           <w:rFonts w:ascii="仿宋" w:hAnsi="仿宋" w:eastAsia="仿宋"/>
-          <w:b w:val="0"/>
-          <w:sz w:val="30"/>
+          <w:sz w:val="32"/>
         </w:rPr>
-        <w:t>杭州士兰微电子股份有限公司（股票代码：600460）成立于1997年，总部位于杭州，是我国半导体集成电路设计行业的龙头企业之一，也是国内少数具备完整IDM（垂直整合制造）能力的半导体厂商。公司主营业务涵盖硅半导体以及化合物半导体产品的设计、制造和封装，产品线覆盖硅基集成电路、功率半导体器件、化合物半导体器件（包括LED芯片、SiC和GaN功率器件）三大领域。</w:t>
+        <w:t>杭州士兰微电子股份有限公司（股票代码：600460）成立于1997年9月，总部位于浙江省杭州市滨江区，是中国第一家上市的集成电路芯片设计企业。公司创始人陈向东先生现任董事长兼总经理。</w:t>
       </w:r>
     </w:p>
     <w:p>
       <w:pPr>
-        <w:spacing w:line="560" w:lineRule="exact" w:before="0" w:after="0"/>
+        <w:spacing w:line="560" w:lineRule="exact"/>
         <w:ind w:firstLine="640"/>
+        <w:jc w:val="both"/>
       </w:pPr>
       <w:r>
         <w:rPr>
           <w:rFonts w:ascii="仿宋" w:hAnsi="仿宋" w:eastAsia="仿宋"/>
-          <w:b w:val="0"/>
-          <w:sz w:val="30"/>
+          <w:sz w:val="32"/>
         </w:rPr>
-        <w:t>2025年度，公司实现营业收入130.52亿元，同比增长16.32%；归母净利润3.99亿元，同比增长81.27%。公司员工总数超过1万人，研发人员超过800人，芯片工艺及封装技术研发团队超过3600人。公司产品中超过80%的营收来自大型白电、通讯、工业、新能源、汽车等高门槛市场，客户覆盖美的、格力、海尔、英伟达等国内外知名企业。</w:t>
+        <w:t>公司采用IDM（Integrated Device Manufacturer）经营模式，集芯片设计、制造、封测于一体，2025年营业收入超过130亿元人民币，员工总数超过9,000人。公司主要产品涵盖集成电路（IPM模块、MCU、MEMS传感器、电源管理芯片等）、功率半导体（IGBT、SiC器件/模块、MOSFET等）两大板块，广泛应用于汽车电子、光伏逆变、工业控制、白色家电、消费电子等领域。</w:t>
       </w:r>
     </w:p>
     <w:p>
       <w:pPr>
-        <w:spacing w:before="120" w:after="120" w:line="560" w:lineRule="exact"/>
+        <w:spacing w:before="120" w:after="60" w:line="560" w:lineRule="exact"/>
+        <w:ind w:firstLine="0"/>
         <w:jc w:val="left"/>
       </w:pPr>
       <w:r>
         <w:rPr>
           <w:rFonts w:ascii="黑体" w:hAnsi="黑体" w:eastAsia="黑体"/>
           <w:b/>
-          <w:sz w:val="30"/>
+          <w:sz w:val="32"/>
         </w:rPr>
-        <w:t>二、组织架构</w:t>
+        <w:t>二、公司组织架构图</w:t>
       </w:r>
     </w:p>
     <w:p>
       <w:pPr>
-        <w:spacing w:line="560" w:lineRule="exact" w:before="0" w:after="0"/>
+        <w:spacing w:line="560" w:lineRule="exact"/>
         <w:ind w:firstLine="640"/>
+        <w:jc w:val="both"/>
       </w:pPr>
       <w:r>
         <w:rPr>
           <w:rFonts w:ascii="仿宋" w:hAnsi="仿宋" w:eastAsia="仿宋"/>
-          <w:b w:val="0"/>
-          <w:sz w:val="30"/>
+          <w:sz w:val="32"/>
         </w:rPr>
-        <w:t>士兰微采用IDM一体化架构，总部下设研发中心、生产制造体系、市场营销体系及职能支撑体系。以下为组织架构示意图（文字描述版）：</w:t>
+        <w:t>根据公司公开披露的年报及官方网站信息，士兰微的组织架构如下图所示。公司采用职能式与事业部制相结合的矩阵管理模式，由董事长兼总经理统管全局，下设董事会秘书办公室、技术研发中心、制造事业总部、市场销售中心、信息中心等核心职能部门。</w:t>
       </w:r>
     </w:p>
-    <w:tbl>
-      <w:tblPr>
-        <w:tblW w:type="auto" w:w="0"/>
-        <w:jc w:val="center"/>
-        <w:tblLook w:firstColumn="1" w:firstRow="1" w:lastColumn="0" w:lastRow="0" w:noHBand="0" w:noVBand="1" w:val="04A0"/>
-        <w:tblBorders>
-          <w:top w:val="none"/>
-          <w:left w:val="none"/>
-          <w:bottom w:val="none"/>
-          <w:right w:val="none"/>
-          <w:insideH w:val="none"/>
-          <w:insideV w:val="none"/>
-        </w:tblBorders>
-      </w:tblPr>
-      <w:tblGrid>
-        <w:gridCol w:w="8845"/>
-      </w:tblGrid>
-      <w:tr>
-        <w:tc>
-          <w:tcPr>
-            <w:tcW w:type="dxa" w:w="8845"/>
-          </w:tcPr>
-          <w:p>
-            <w:pPr>
-              <w:jc w:val="center"/>
-            </w:pPr>
-            <w:r>
-              <w:rPr>
-                <w:rFonts w:ascii="黑体" w:hAnsi="黑体" w:eastAsia="黑体"/>
-                <w:b/>
-                <w:sz w:val="24"/>
-              </w:rPr>
-              <w:t>士兰微电子股份有限公司组织架构图</w:t>
-            </w:r>
-          </w:p>
-        </w:tc>
-      </w:tr>
-      <w:tr>
-        <w:tc>
-          <w:tcPr>
-            <w:tcW w:type="dxa" w:w="8845"/>
-          </w:tcPr>
-          <w:p>
-            <w:pPr>
-              <w:jc w:val="center"/>
-            </w:pPr>
-            <w:r>
-              <w:rPr>
-                <w:rFonts w:ascii="仿宋" w:hAnsi="仿宋" w:eastAsia="仿宋"/>
-                <w:b/>
-                <w:sz w:val="21"/>
-              </w:rPr>
-              <w:t>股东大会 ── 董事会 ── 董事长（陈向东）</w:t>
-            </w:r>
-          </w:p>
-        </w:tc>
-      </w:tr>
-      <w:tr>
-        <w:tc>
-          <w:tcPr>
-            <w:tcW w:type="dxa" w:w="8845"/>
-          </w:tcPr>
-          <w:p>
-            <w:pPr>
-              <w:jc w:val="center"/>
-            </w:pPr>
-            <w:r>
-              <w:rPr>
-                <w:rFonts w:ascii="仿宋" w:hAnsi="仿宋" w:eastAsia="仿宋"/>
-                <w:b/>
-                <w:sz w:val="21"/>
-              </w:rPr>
-              <w:t>├── 总经理（郑少波）</w:t>
-            </w:r>
-          </w:p>
-        </w:tc>
-      </w:tr>
-      <w:tr>
-        <w:tc>
-          <w:tcPr>
-            <w:tcW w:type="dxa" w:w="8845"/>
-          </w:tcPr>
-          <w:p>
-            <w:pPr>
-              <w:jc w:val="left"/>
-            </w:pPr>
-            <w:r>
-              <w:rPr>
-                <w:rFonts w:ascii="仿宋" w:hAnsi="仿宋" w:eastAsia="仿宋"/>
-                <w:b w:val="0"/>
-                <w:sz w:val="20"/>
-              </w:rPr>
-              <w:t>├── 研发中心</w:t>
-            </w:r>
-          </w:p>
-        </w:tc>
-      </w:tr>
-      <w:tr>
-        <w:tc>
-          <w:tcPr>
-            <w:tcW w:type="dxa" w:w="8845"/>
-          </w:tcPr>
-          <w:p>
-            <w:pPr>
-              <w:jc w:val="left"/>
-            </w:pPr>
-            <w:r>
-              <w:rPr>
-                <w:rFonts w:ascii="仿宋" w:hAnsi="仿宋" w:eastAsia="仿宋"/>
-                <w:b w:val="0"/>
-                <w:sz w:val="20"/>
-              </w:rPr>
-              <w:t>│   ├── 芯片设计部（800+人）</w:t>
-            </w:r>
-          </w:p>
-        </w:tc>
-      </w:tr>
-      <w:tr>
-        <w:tc>
-          <w:tcPr>
-            <w:tcW w:type="dxa" w:w="8845"/>
-          </w:tcPr>
-          <w:p>
-            <w:pPr>
-              <w:jc w:val="left"/>
-            </w:pPr>
-            <w:r>
-              <w:rPr>
-                <w:rFonts w:ascii="仿宋" w:hAnsi="仿宋" w:eastAsia="仿宋"/>
-                <w:b w:val="0"/>
-                <w:sz w:val="20"/>
-              </w:rPr>
-              <w:t>│   ├── 工艺技术部</w:t>
-            </w:r>
-          </w:p>
-        </w:tc>
-      </w:tr>
-      <w:tr>
-        <w:tc>
-          <w:tcPr>
-            <w:tcW w:type="dxa" w:w="8845"/>
-          </w:tcPr>
-          <w:p>
-            <w:pPr>
-              <w:jc w:val="left"/>
-            </w:pPr>
-            <w:r>
-              <w:rPr>
-                <w:rFonts w:ascii="仿宋" w:hAnsi="仿宋" w:eastAsia="仿宋"/>
-                <w:b w:val="0"/>
-                <w:sz w:val="20"/>
-              </w:rPr>
-              <w:t>│   ├── 封装技术部</w:t>
-            </w:r>
-          </w:p>
-        </w:tc>
-      </w:tr>
-      <w:tr>
-        <w:tc>
-          <w:tcPr>
-            <w:tcW w:type="dxa" w:w="8845"/>
-          </w:tcPr>
-          <w:p>
-            <w:pPr>
-              <w:jc w:val="left"/>
-            </w:pPr>
-            <w:r>
-              <w:rPr>
-                <w:rFonts w:ascii="仿宋" w:hAnsi="仿宋" w:eastAsia="仿宋"/>
-                <w:b w:val="0"/>
-                <w:sz w:val="20"/>
-              </w:rPr>
-              <w:t>│   └── 测试技术部</w:t>
-            </w:r>
-          </w:p>
-        </w:tc>
-      </w:tr>
-      <w:tr>
-        <w:tc>
-          <w:tcPr>
-            <w:tcW w:type="dxa" w:w="8845"/>
-          </w:tcPr>
-          <w:p>
-            <w:pPr>
-              <w:jc w:val="left"/>
-            </w:pPr>
-            <w:r>
-              <w:rPr>
-                <w:rFonts w:ascii="仿宋" w:hAnsi="仿宋" w:eastAsia="仿宋"/>
-                <w:b w:val="0"/>
-                <w:sz w:val="20"/>
-              </w:rPr>
-              <w:t>├── 制造体系</w:t>
-            </w:r>
-          </w:p>
-        </w:tc>
-      </w:tr>
-      <w:tr>
-        <w:tc>
-          <w:tcPr>
-            <w:tcW w:type="dxa" w:w="8845"/>
-          </w:tcPr>
-          <w:p>
-            <w:pPr>
-              <w:jc w:val="left"/>
-            </w:pPr>
-            <w:r>
-              <w:rPr>
-                <w:rFonts w:ascii="仿宋" w:hAnsi="仿宋" w:eastAsia="仿宋"/>
-                <w:b w:val="0"/>
-                <w:sz w:val="20"/>
-              </w:rPr>
-              <w:t>│   ├── 杭州基地：5/6英寸生产线（士兰集成）</w:t>
-            </w:r>
-          </w:p>
-        </w:tc>
-      </w:tr>
-      <w:tr>
-        <w:tc>
-          <w:tcPr>
-            <w:tcW w:type="dxa" w:w="8845"/>
-          </w:tcPr>
-          <w:p>
-            <w:pPr>
-              <w:jc w:val="left"/>
-            </w:pPr>
-            <w:r>
-              <w:rPr>
-                <w:rFonts w:ascii="仿宋" w:hAnsi="仿宋" w:eastAsia="仿宋"/>
-                <w:b w:val="0"/>
-                <w:sz w:val="20"/>
-              </w:rPr>
-              <w:t>│   ├── 杭州基地：8英寸生产线（士兰集昕）</w:t>
-            </w:r>
-          </w:p>
-        </w:tc>
-      </w:tr>
-      <w:tr>
-        <w:tc>
-          <w:tcPr>
-            <w:tcW w:type="dxa" w:w="8845"/>
-          </w:tcPr>
-          <w:p>
-            <w:pPr>
-              <w:jc w:val="left"/>
-            </w:pPr>
-            <w:r>
-              <w:rPr>
-                <w:rFonts w:ascii="仿宋" w:hAnsi="仿宋" w:eastAsia="仿宋"/>
-                <w:b w:val="0"/>
-                <w:sz w:val="20"/>
-              </w:rPr>
-              <w:t>│   ├── 厦门基地：12英寸生产线（士兰集科）</w:t>
-            </w:r>
-          </w:p>
-        </w:tc>
-      </w:tr>
-      <w:tr>
-        <w:tc>
-          <w:tcPr>
-            <w:tcW w:type="dxa" w:w="8845"/>
-          </w:tcPr>
-          <w:p>
-            <w:pPr>
-              <w:jc w:val="left"/>
-            </w:pPr>
-            <w:r>
-              <w:rPr>
-                <w:rFonts w:ascii="仿宋" w:hAnsi="仿宋" w:eastAsia="仿宋"/>
-                <w:b w:val="0"/>
-                <w:sz w:val="20"/>
-              </w:rPr>
-              <w:t>│   ├── 厦门基地：6英寸SiC生产线（士兰明镓）</w:t>
-            </w:r>
-          </w:p>
-        </w:tc>
-      </w:tr>
-      <w:tr>
-        <w:tc>
-          <w:tcPr>
-            <w:tcW w:type="dxa" w:w="8845"/>
-          </w:tcPr>
-          <w:p>
-            <w:pPr>
-              <w:jc w:val="left"/>
-            </w:pPr>
-            <w:r>
-              <w:rPr>
-                <w:rFonts w:ascii="仿宋" w:hAnsi="仿宋" w:eastAsia="仿宋"/>
-                <w:b w:val="0"/>
-                <w:sz w:val="20"/>
-              </w:rPr>
-              <w:t>│   ├── 厦门基地：8英寸SiC生产线（建设中）</w:t>
-            </w:r>
-          </w:p>
-        </w:tc>
-      </w:tr>
-      <w:tr>
-        <w:tc>
-          <w:tcPr>
-            <w:tcW w:type="dxa" w:w="8845"/>
-          </w:tcPr>
-          <w:p>
-            <w:pPr>
-              <w:jc w:val="left"/>
-            </w:pPr>
-            <w:r>
-              <w:rPr>
-                <w:rFonts w:ascii="仿宋" w:hAnsi="仿宋" w:eastAsia="仿宋"/>
-                <w:b w:val="0"/>
-                <w:sz w:val="20"/>
-              </w:rPr>
-              <w:t>│   └── 成都基地：封装测试线（成都士兰/成都集佳）</w:t>
-            </w:r>
-          </w:p>
-        </w:tc>
-      </w:tr>
-      <w:tr>
-        <w:tc>
-          <w:tcPr>
-            <w:tcW w:type="dxa" w:w="8845"/>
-          </w:tcPr>
-          <w:p>
-            <w:pPr>
-              <w:jc w:val="left"/>
-            </w:pPr>
-            <w:r>
-              <w:rPr>
-                <w:rFonts w:ascii="仿宋" w:hAnsi="仿宋" w:eastAsia="仿宋"/>
-                <w:b w:val="0"/>
-                <w:sz w:val="20"/>
-              </w:rPr>
-              <w:t>├── 市场营销中心</w:t>
-            </w:r>
-          </w:p>
-        </w:tc>
-      </w:tr>
-      <w:tr>
-        <w:tc>
-          <w:tcPr>
-            <w:tcW w:type="dxa" w:w="8845"/>
-          </w:tcPr>
-          <w:p>
-            <w:pPr>
-              <w:jc w:val="left"/>
-            </w:pPr>
-            <w:r>
-              <w:rPr>
-                <w:rFonts w:ascii="仿宋" w:hAnsi="仿宋" w:eastAsia="仿宋"/>
-                <w:b w:val="0"/>
-                <w:sz w:val="20"/>
-              </w:rPr>
-              <w:t>│   ├── 白电事业部</w:t>
-            </w:r>
-          </w:p>
-        </w:tc>
-      </w:tr>
-      <w:tr>
-        <w:tc>
-          <w:tcPr>
-            <w:tcW w:type="dxa" w:w="8845"/>
-          </w:tcPr>
-          <w:p>
-            <w:pPr>
-              <w:jc w:val="left"/>
-            </w:pPr>
-            <w:r>
-              <w:rPr>
-                <w:rFonts w:ascii="仿宋" w:hAnsi="仿宋" w:eastAsia="仿宋"/>
-                <w:b w:val="0"/>
-                <w:sz w:val="20"/>
-              </w:rPr>
-              <w:t>│   ├── 汽车电子事业部</w:t>
-            </w:r>
-          </w:p>
-        </w:tc>
-      </w:tr>
-      <w:tr>
-        <w:tc>
-          <w:tcPr>
-            <w:tcW w:type="dxa" w:w="8845"/>
-          </w:tcPr>
-          <w:p>
-            <w:pPr>
-              <w:jc w:val="left"/>
-            </w:pPr>
-            <w:r>
-              <w:rPr>
-                <w:rFonts w:ascii="仿宋" w:hAnsi="仿宋" w:eastAsia="仿宋"/>
-                <w:b w:val="0"/>
-                <w:sz w:val="20"/>
-              </w:rPr>
-              <w:t>│   ├── 新能源事业部</w:t>
-            </w:r>
-          </w:p>
-        </w:tc>
-      </w:tr>
-      <w:tr>
-        <w:tc>
-          <w:tcPr>
-            <w:tcW w:type="dxa" w:w="8845"/>
-          </w:tcPr>
-          <w:p>
-            <w:pPr>
-              <w:jc w:val="left"/>
-            </w:pPr>
-            <w:r>
-              <w:rPr>
-                <w:rFonts w:ascii="仿宋" w:hAnsi="仿宋" w:eastAsia="仿宋"/>
-                <w:b w:val="0"/>
-                <w:sz w:val="20"/>
-              </w:rPr>
-              <w:t>│   └── 工业与通讯事业部</w:t>
-            </w:r>
-          </w:p>
-        </w:tc>
-      </w:tr>
-      <w:tr>
-        <w:tc>
-          <w:tcPr>
-            <w:tcW w:type="dxa" w:w="8845"/>
-          </w:tcPr>
-          <w:p>
-            <w:pPr>
-              <w:jc w:val="left"/>
-            </w:pPr>
-            <w:r>
-              <w:rPr>
-                <w:rFonts w:ascii="仿宋" w:hAnsi="仿宋" w:eastAsia="仿宋"/>
-                <w:b w:val="0"/>
-                <w:sz w:val="20"/>
-              </w:rPr>
-              <w:t>├── 信息化与数字化部（IT部）</w:t>
-            </w:r>
-          </w:p>
-        </w:tc>
-      </w:tr>
-      <w:tr>
-        <w:tc>
-          <w:tcPr>
-            <w:tcW w:type="dxa" w:w="8845"/>
-          </w:tcPr>
-          <w:p>
-            <w:pPr>
-              <w:jc w:val="left"/>
-            </w:pPr>
-            <w:r>
-              <w:rPr>
-                <w:rFonts w:ascii="仿宋" w:hAnsi="仿宋" w:eastAsia="仿宋"/>
-                <w:b w:val="0"/>
-                <w:sz w:val="20"/>
-              </w:rPr>
-              <w:t>├── 质量管理中心</w:t>
-            </w:r>
-          </w:p>
-        </w:tc>
-      </w:tr>
-      <w:tr>
-        <w:tc>
-          <w:tcPr>
-            <w:tcW w:type="dxa" w:w="8845"/>
-          </w:tcPr>
-          <w:p>
-            <w:pPr>
-              <w:jc w:val="left"/>
-            </w:pPr>
-            <w:r>
-              <w:rPr>
-                <w:rFonts w:ascii="仿宋" w:hAnsi="仿宋" w:eastAsia="仿宋"/>
-                <w:b w:val="0"/>
-                <w:sz w:val="20"/>
-              </w:rPr>
-              <w:t>└── 职能支撑体系</w:t>
-            </w:r>
-          </w:p>
-        </w:tc>
-      </w:tr>
-      <w:tr>
-        <w:tc>
-          <w:tcPr>
-            <w:tcW w:type="dxa" w:w="8845"/>
-          </w:tcPr>
-          <w:p>
-            <w:pPr>
-              <w:jc w:val="left"/>
-            </w:pPr>
-            <w:r>
-              <w:rPr>
-                <w:rFonts w:ascii="仿宋" w:hAnsi="仿宋" w:eastAsia="仿宋"/>
-                <w:b w:val="0"/>
-                <w:sz w:val="20"/>
-              </w:rPr>
-              <w:t xml:space="preserve">    ├── 财务部</w:t>
-            </w:r>
-          </w:p>
-        </w:tc>
-      </w:tr>
-      <w:tr>
-        <w:tc>
-          <w:tcPr>
-            <w:tcW w:type="dxa" w:w="8845"/>
-          </w:tcPr>
-          <w:p>
-            <w:pPr>
-              <w:jc w:val="left"/>
-            </w:pPr>
-            <w:r>
-              <w:rPr>
-                <w:rFonts w:ascii="仿宋" w:hAnsi="仿宋" w:eastAsia="仿宋"/>
-                <w:b w:val="0"/>
-                <w:sz w:val="20"/>
-              </w:rPr>
-              <w:t xml:space="preserve">    ├── 人力资源部</w:t>
-            </w:r>
-          </w:p>
-        </w:tc>
-      </w:tr>
-      <w:tr>
-        <w:tc>
-          <w:tcPr>
-            <w:tcW w:type="dxa" w:w="8845"/>
-          </w:tcPr>
-          <w:p>
-            <w:pPr>
-              <w:jc w:val="left"/>
-            </w:pPr>
-            <w:r>
-              <w:rPr>
-                <w:rFonts w:ascii="仿宋" w:hAnsi="仿宋" w:eastAsia="仿宋"/>
-                <w:b w:val="0"/>
-                <w:sz w:val="20"/>
-              </w:rPr>
-              <w:t xml:space="preserve">    ├── 行政部</w:t>
-            </w:r>
-          </w:p>
-        </w:tc>
-      </w:tr>
-      <w:tr>
-        <w:tc>
-          <w:tcPr>
-            <w:tcW w:type="dxa" w:w="8845"/>
-          </w:tcPr>
-          <w:p>
-            <w:pPr>
-              <w:jc w:val="left"/>
-            </w:pPr>
-            <w:r>
-              <w:rPr>
-                <w:rFonts w:ascii="仿宋" w:hAnsi="仿宋" w:eastAsia="仿宋"/>
-                <w:b w:val="0"/>
-                <w:sz w:val="20"/>
-              </w:rPr>
-              <w:t xml:space="preserve">    └── 法务与知识产权部</w:t>
-            </w:r>
-          </w:p>
-        </w:tc>
-      </w:tr>
-    </w:tbl>
     <w:p>
       <w:pPr>
-        <w:spacing w:line="560" w:lineRule="exact" w:before="0" w:after="0"/>
-        <w:ind w:firstLine="640"/>
+        <w:spacing w:line="560" w:lineRule="exact" w:before="120" w:after="40"/>
+        <w:ind w:firstLine="0"/>
+        <w:jc w:val="center"/>
+      </w:pPr>
+      <w:r>
+        <w:drawing>
+          <wp:inline xmlns:a="http://schemas.openxmlformats.org/drawingml/2006/main" xmlns:pic="http://schemas.openxmlformats.org/drawingml/2006/picture">
+            <wp:extent cx="5400000" cy="4418182"/>
+            <wp:docPr id="1" name="Picture 1"/>
+            <wp:cNvGraphicFramePr>
+              <a:graphicFrameLocks noChangeAspect="1"/>
+            </wp:cNvGraphicFramePr>
+            <a:graphic>
+              <a:graphicData uri="http://schemas.openxmlformats.org/drawingml/2006/picture">
+                <pic:pic>
+                  <pic:nvPicPr>
+                    <pic:cNvPr id="0" name="silan_org_chart.png"/>
+                    <pic:cNvPicPr/>
+                  </pic:nvPicPr>
+                  <pic:blipFill>
+                    <a:blip r:embed="rId9"/>
+                    <a:stretch>
+                      <a:fillRect/>
+                    </a:stretch>
+                  </pic:blipFill>
+                  <pic:spPr>
+                    <a:xfrm>
+                      <a:off x="0" y="0"/>
+                      <a:ext cx="5400000" cy="4418182"/>
+                    </a:xfrm>
+                    <a:prstGeom prst="rect"/>
+                  </pic:spPr>
+                </pic:pic>
+              </a:graphicData>
+            </a:graphic>
+          </wp:inline>
+        </w:drawing>
+      </w:r>
+    </w:p>
+    <w:p>
+      <w:pPr>
+        <w:spacing w:line="480" w:lineRule="exact"/>
+        <w:ind w:firstLine="0"/>
+        <w:jc w:val="center"/>
       </w:pPr>
       <w:r>
         <w:rPr>
           <w:rFonts w:ascii="仿宋" w:hAnsi="仿宋" w:eastAsia="仿宋"/>
-          <w:b w:val="0"/>
-          <w:sz w:val="30"/>
+          <w:sz w:val="24"/>
         </w:rPr>
+        <w:t>图：士兰微电子股份有限公司组织架构图</w:t>
       </w:r>
     </w:p>
     <w:p>
       <w:pPr>
-        <w:spacing w:line="560" w:lineRule="exact" w:before="0" w:after="0"/>
-        <w:ind w:firstLine="640"/>
-      </w:pPr>
-      <w:r>
-        <w:rPr>
-          <w:rFonts w:ascii="仿宋" w:hAnsi="仿宋" w:eastAsia="仿宋"/>
-          <w:b w:val="0"/>
-          <w:sz w:val="30"/>
-        </w:rPr>
-        <w:t>公司管理层核心成员：董事长陈向东为公司创始人，总经理郑少波主持日常经营工作。公司设有信息化与数字化部，负责企业信息化建设、ERP系统运维、数据中心管理和数字化转型推进。</w:t>
-      </w:r>
-    </w:p>
-    <w:p>
-      <w:pPr>
-        <w:spacing w:before="120" w:after="120" w:line="560" w:lineRule="exact"/>
+        <w:spacing w:before="120" w:after="60" w:line="560" w:lineRule="exact"/>
+        <w:ind w:firstLine="0"/>
         <w:jc w:val="left"/>
       </w:pPr>
       <w:r>
         <w:rPr>
           <w:rFonts w:ascii="黑体" w:hAnsi="黑体" w:eastAsia="黑体"/>
           <w:b/>
-          <w:sz w:val="30"/>
+          <w:sz w:val="32"/>
         </w:rPr>
-        <w:t>三、IT信息化架构分析</w:t>
+        <w:t>三、组织架构说明</w:t>
       </w:r>
     </w:p>
     <w:p>
       <w:pPr>
-        <w:spacing w:line="560" w:lineRule="exact" w:before="0" w:after="0"/>
-        <w:ind w:firstLine="640"/>
-      </w:pPr>
-      <w:r>
-        <w:rPr>
-          <w:rFonts w:ascii="仿宋" w:hAnsi="仿宋" w:eastAsia="仿宋"/>
-          <w:b w:val="0"/>
-          <w:sz w:val="30"/>
-        </w:rPr>
-        <w:t>士兰微作为年营收超130亿的IDM半导体企业，其IT系统具有制造型企业典型的复杂架构特征，同时因半导体行业特殊性，在自动化、数据采集、良率分析等方面具有更高要求。</w:t>
-      </w:r>
-    </w:p>
-    <w:p>
-      <w:pPr>
-        <w:spacing w:before="60" w:after="60" w:line="560" w:lineRule="exact"/>
+        <w:spacing w:before="80" w:after="40" w:line="560" w:lineRule="exact"/>
+        <w:ind w:firstLine="0"/>
         <w:jc w:val="left"/>
       </w:pPr>
       <w:r>
         <w:rPr>
           <w:rFonts w:ascii="楷体" w:hAnsi="楷体" w:eastAsia="楷体"/>
           <w:b/>
-          <w:sz w:val="30"/>
+          <w:sz w:val="32"/>
         </w:rPr>
-        <w:t>（一）当前IT架构分析</w:t>
+        <w:t>（一）公司治理层</w:t>
       </w:r>
     </w:p>
     <w:p>
       <w:pPr>
-        <w:spacing w:line="560" w:lineRule="exact" w:before="0" w:after="0"/>
+        <w:spacing w:line="560" w:lineRule="exact"/>
         <w:ind w:firstLine="640"/>
+        <w:jc w:val="both"/>
       </w:pPr>
       <w:r>
         <w:rPr>
           <w:rFonts w:ascii="仿宋" w:hAnsi="仿宋" w:eastAsia="仿宋"/>
-          <w:b w:val="0"/>
-          <w:sz w:val="30"/>
+          <w:sz w:val="32"/>
         </w:rPr>
-        <w:t>通过对士兰微业务特性与行业通用实践的分析，其IT架构可归纳为以下五层架构：</w:t>
+        <w:t>公司董事会由陈向东（董事长）、郑少波、范伟宏、江忠永、罗华兵、宋卫权等核心创始团队成员及独立董事组成。监事会负责公司内部监督审计。高级管理团队包括总经理（陈向东兼）、副总经理及财务负责人、董事会秘书等。</w:t>
       </w:r>
     </w:p>
-    <w:tbl>
-      <w:tblPr>
-        <w:tblW w:type="auto" w:w="0"/>
-        <w:jc w:val="center"/>
-        <w:tblLook w:firstColumn="1" w:firstRow="1" w:lastColumn="0" w:lastRow="0" w:noHBand="0" w:noVBand="1" w:val="04A0"/>
-      </w:tblPr>
-      <w:tblGrid>
-        <w:gridCol w:w="2948"/>
-        <w:gridCol w:w="2948"/>
-        <w:gridCol w:w="2948"/>
-      </w:tblGrid>
-      <w:tr>
-        <w:tc>
-          <w:tcPr>
-            <w:tcW w:type="dxa" w:w="2948"/>
-          </w:tcPr>
-          <w:p>
-            <w:pPr>
-              <w:jc w:val="center"/>
-            </w:pPr>
-            <w:r/>
-            <w:r>
-              <w:rPr>
-                <w:rFonts w:ascii="仿宋" w:hAnsi="仿宋" w:eastAsia="仿宋"/>
-                <w:b/>
-                <w:sz w:val="21"/>
-              </w:rPr>
-              <w:t>层级</w:t>
-            </w:r>
-          </w:p>
-        </w:tc>
-        <w:tc>
-          <w:tcPr>
-            <w:tcW w:type="dxa" w:w="2948"/>
-          </w:tcPr>
-          <w:p>
-            <w:pPr>
-              <w:jc w:val="left"/>
-            </w:pPr>
-            <w:r/>
-            <w:r>
-              <w:rPr>
-                <w:rFonts w:ascii="仿宋" w:hAnsi="仿宋" w:eastAsia="仿宋"/>
-                <w:b w:val="0"/>
-                <w:sz w:val="20"/>
-              </w:rPr>
-              <w:t>核心系统</w:t>
-            </w:r>
-          </w:p>
-        </w:tc>
-        <w:tc>
-          <w:tcPr>
-            <w:tcW w:type="dxa" w:w="2948"/>
-          </w:tcPr>
-          <w:p>
-            <w:pPr>
-              <w:jc w:val="left"/>
-            </w:pPr>
-            <w:r/>
-            <w:r>
-              <w:rPr>
-                <w:rFonts w:ascii="仿宋" w:hAnsi="仿宋" w:eastAsia="仿宋"/>
-                <w:b w:val="0"/>
-                <w:sz w:val="20"/>
-              </w:rPr>
-              <w:t>说明</w:t>
-            </w:r>
-          </w:p>
-        </w:tc>
-      </w:tr>
-      <w:tr>
-        <w:tc>
-          <w:tcPr>
-            <w:tcW w:type="dxa" w:w="2948"/>
-          </w:tcPr>
-          <w:p>
-            <w:pPr>
-              <w:jc w:val="center"/>
-            </w:pPr>
-            <w:r/>
-            <w:r>
-              <w:rPr>
-                <w:rFonts w:ascii="仿宋" w:hAnsi="仿宋" w:eastAsia="仿宋"/>
-                <w:b w:val="0"/>
-                <w:sz w:val="21"/>
-              </w:rPr>
-              <w:t>一、业务运营层</w:t>
-            </w:r>
-          </w:p>
-        </w:tc>
-        <w:tc>
-          <w:tcPr>
-            <w:tcW w:type="dxa" w:w="2948"/>
-          </w:tcPr>
-          <w:p>
-            <w:pPr>
-              <w:jc w:val="left"/>
-            </w:pPr>
-            <w:r/>
-            <w:r>
-              <w:rPr>
-                <w:rFonts w:ascii="仿宋" w:hAnsi="仿宋" w:eastAsia="仿宋"/>
-                <w:b w:val="0"/>
-                <w:sz w:val="20"/>
-              </w:rPr>
-              <w:t>ERP（用友/金蝶）</w:t>
-              <w:br/>
-              <w:t>CRM客户管理系统</w:t>
-              <w:br/>
-              <w:t>SRM供应商关系管理</w:t>
-            </w:r>
-          </w:p>
-        </w:tc>
-        <w:tc>
-          <w:tcPr>
-            <w:tcW w:type="dxa" w:w="2948"/>
-          </w:tcPr>
-          <w:p>
-            <w:pPr>
-              <w:jc w:val="left"/>
-            </w:pPr>
-            <w:r/>
-            <w:r>
-              <w:rPr>
-                <w:rFonts w:ascii="仿宋" w:hAnsi="仿宋" w:eastAsia="仿宋"/>
-                <w:b w:val="0"/>
-                <w:sz w:val="20"/>
-              </w:rPr>
-              <w:t>企业核心运营管理</w:t>
-              <w:br/>
-              <w:t>供应链与客户管理</w:t>
-            </w:r>
-          </w:p>
-        </w:tc>
-      </w:tr>
-      <w:tr>
-        <w:tc>
-          <w:tcPr>
-            <w:tcW w:type="dxa" w:w="2948"/>
-          </w:tcPr>
-          <w:p>
-            <w:pPr>
-              <w:jc w:val="center"/>
-            </w:pPr>
-            <w:r/>
-            <w:r>
-              <w:rPr>
-                <w:rFonts w:ascii="仿宋" w:hAnsi="仿宋" w:eastAsia="仿宋"/>
-                <w:b w:val="0"/>
-                <w:sz w:val="21"/>
-              </w:rPr>
-              <w:t>二、生产执行层</w:t>
-            </w:r>
-          </w:p>
-        </w:tc>
-        <w:tc>
-          <w:tcPr>
-            <w:tcW w:type="dxa" w:w="2948"/>
-          </w:tcPr>
-          <w:p>
-            <w:pPr>
-              <w:jc w:val="left"/>
-            </w:pPr>
-            <w:r/>
-            <w:r>
-              <w:rPr>
-                <w:rFonts w:ascii="仿宋" w:hAnsi="仿宋" w:eastAsia="仿宋"/>
-                <w:b w:val="0"/>
-                <w:sz w:val="20"/>
-              </w:rPr>
-              <w:t>MES制造执行系统</w:t>
-              <w:br/>
-              <w:t>EAP设备自动化系统</w:t>
-              <w:br/>
-              <w:t>SPC统计过程控制</w:t>
-              <w:br/>
-              <w:t>YMS良率管理系统</w:t>
-            </w:r>
-          </w:p>
-        </w:tc>
-        <w:tc>
-          <w:tcPr>
-            <w:tcW w:type="dxa" w:w="2948"/>
-          </w:tcPr>
-          <w:p>
-            <w:pPr>
-              <w:jc w:val="left"/>
-            </w:pPr>
-            <w:r/>
-            <w:r>
-              <w:rPr>
-                <w:rFonts w:ascii="仿宋" w:hAnsi="仿宋" w:eastAsia="仿宋"/>
-                <w:b w:val="0"/>
-                <w:sz w:val="20"/>
-              </w:rPr>
-              <w:t>半导体专用</w:t>
-              <w:br/>
-              <w:t>晶圆制造与封装自动化</w:t>
-            </w:r>
-          </w:p>
-        </w:tc>
-      </w:tr>
-      <w:tr>
-        <w:tc>
-          <w:tcPr>
-            <w:tcW w:type="dxa" w:w="2948"/>
-          </w:tcPr>
-          <w:p>
-            <w:pPr>
-              <w:jc w:val="center"/>
-            </w:pPr>
-            <w:r/>
-            <w:r>
-              <w:rPr>
-                <w:rFonts w:ascii="仿宋" w:hAnsi="仿宋" w:eastAsia="仿宋"/>
-                <w:b w:val="0"/>
-                <w:sz w:val="21"/>
-              </w:rPr>
-              <w:t>三、研发设计层</w:t>
-            </w:r>
-          </w:p>
-        </w:tc>
-        <w:tc>
-          <w:tcPr>
-            <w:tcW w:type="dxa" w:w="2948"/>
-          </w:tcPr>
-          <w:p>
-            <w:pPr>
-              <w:jc w:val="left"/>
-            </w:pPr>
-            <w:r/>
-            <w:r>
-              <w:rPr>
-                <w:rFonts w:ascii="仿宋" w:hAnsi="仿宋" w:eastAsia="仿宋"/>
-                <w:b w:val="0"/>
-                <w:sz w:val="20"/>
-              </w:rPr>
-              <w:t>EDA设计工具</w:t>
-              <w:br/>
-              <w:t>PLM产品生命周期管理</w:t>
-              <w:br/>
-              <w:t>TDM测试数据管理</w:t>
-              <w:br/>
-              <w:t>版本管理/Git</w:t>
-            </w:r>
-          </w:p>
-        </w:tc>
-        <w:tc>
-          <w:tcPr>
-            <w:tcW w:type="dxa" w:w="2948"/>
-          </w:tcPr>
-          <w:p>
-            <w:pPr>
-              <w:jc w:val="left"/>
-            </w:pPr>
-            <w:r/>
-            <w:r>
-              <w:rPr>
-                <w:rFonts w:ascii="仿宋" w:hAnsi="仿宋" w:eastAsia="仿宋"/>
-                <w:b w:val="0"/>
-                <w:sz w:val="20"/>
-              </w:rPr>
-              <w:t>芯片设计与仿真</w:t>
-              <w:br/>
-              <w:t>产品数据管理</w:t>
-            </w:r>
-          </w:p>
-        </w:tc>
-      </w:tr>
-      <w:tr>
-        <w:tc>
-          <w:tcPr>
-            <w:tcW w:type="dxa" w:w="2948"/>
-          </w:tcPr>
-          <w:p>
-            <w:pPr>
-              <w:jc w:val="center"/>
-            </w:pPr>
-            <w:r/>
-            <w:r>
-              <w:rPr>
-                <w:rFonts w:ascii="仿宋" w:hAnsi="仿宋" w:eastAsia="仿宋"/>
-                <w:b w:val="0"/>
-                <w:sz w:val="21"/>
-              </w:rPr>
-              <w:t>四、基础设施层</w:t>
-            </w:r>
-          </w:p>
-        </w:tc>
-        <w:tc>
-          <w:tcPr>
-            <w:tcW w:type="dxa" w:w="2948"/>
-          </w:tcPr>
-          <w:p>
-            <w:pPr>
-              <w:jc w:val="left"/>
-            </w:pPr>
-            <w:r/>
-            <w:r>
-              <w:rPr>
-                <w:rFonts w:ascii="仿宋" w:hAnsi="仿宋" w:eastAsia="仿宋"/>
-                <w:b w:val="0"/>
-                <w:sz w:val="20"/>
-              </w:rPr>
-              <w:t>服务器/存储/网络</w:t>
-              <w:br/>
-              <w:t>数据中心（杭州+厦门）</w:t>
-              <w:br/>
-              <w:t>K8s容器集群（自建开源）</w:t>
-              <w:br/>
-              <w:t>Harbor镜像仓库</w:t>
-              <w:br/>
-              <w:t>Jenkins CI/CD</w:t>
-            </w:r>
-          </w:p>
-        </w:tc>
-        <w:tc>
-          <w:tcPr>
-            <w:tcW w:type="dxa" w:w="2948"/>
-          </w:tcPr>
-          <w:p>
-            <w:pPr>
-              <w:jc w:val="left"/>
-            </w:pPr>
-            <w:r/>
-            <w:r>
-              <w:rPr>
-                <w:rFonts w:ascii="仿宋" w:hAnsi="仿宋" w:eastAsia="仿宋"/>
-                <w:b w:val="0"/>
-                <w:sz w:val="20"/>
-              </w:rPr>
-              <w:t>私有云基础设施</w:t>
-              <w:br/>
-              <w:t>多地数据中心</w:t>
-            </w:r>
-          </w:p>
-        </w:tc>
-      </w:tr>
-      <w:tr>
-        <w:tc>
-          <w:tcPr>
-            <w:tcW w:type="dxa" w:w="2948"/>
-          </w:tcPr>
-          <w:p>
-            <w:pPr>
-              <w:jc w:val="center"/>
-            </w:pPr>
-            <w:r/>
-            <w:r>
-              <w:rPr>
-                <w:rFonts w:ascii="仿宋" w:hAnsi="仿宋" w:eastAsia="仿宋"/>
-                <w:b w:val="0"/>
-                <w:sz w:val="21"/>
-              </w:rPr>
-              <w:t>五、协同办公层</w:t>
-            </w:r>
-          </w:p>
-        </w:tc>
-        <w:tc>
-          <w:tcPr>
-            <w:tcW w:type="dxa" w:w="2948"/>
-          </w:tcPr>
-          <w:p>
-            <w:pPr>
-              <w:jc w:val="left"/>
-            </w:pPr>
-            <w:r/>
-            <w:r>
-              <w:rPr>
-                <w:rFonts w:ascii="仿宋" w:hAnsi="仿宋" w:eastAsia="仿宋"/>
-                <w:b w:val="0"/>
-                <w:sz w:val="20"/>
-              </w:rPr>
-              <w:t>OA办公系统</w:t>
-              <w:br/>
-              <w:t>企业邮箱</w:t>
-              <w:br/>
-              <w:t>视频会议</w:t>
-              <w:br/>
-              <w:t>企业微信/钉钉</w:t>
-            </w:r>
-          </w:p>
-        </w:tc>
-        <w:tc>
-          <w:tcPr>
-            <w:tcW w:type="dxa" w:w="2948"/>
-          </w:tcPr>
-          <w:p>
-            <w:pPr>
-              <w:jc w:val="left"/>
-            </w:pPr>
-            <w:r/>
-            <w:r>
-              <w:rPr>
-                <w:rFonts w:ascii="仿宋" w:hAnsi="仿宋" w:eastAsia="仿宋"/>
-                <w:b w:val="0"/>
-                <w:sz w:val="20"/>
-              </w:rPr>
-              <w:t>日常行政办公</w:t>
-              <w:br/>
-              <w:t>跨基地协作</w:t>
-            </w:r>
-          </w:p>
-        </w:tc>
-      </w:tr>
-      <w:tr>
-        <w:tc>
-          <w:tcPr>
-            <w:tcW w:type="dxa" w:w="2948"/>
-          </w:tcPr>
-          <w:p>
-            <w:pPr>
-              <w:jc w:val="center"/>
-            </w:pPr>
-            <w:r/>
-            <w:r>
-              <w:rPr>
-                <w:rFonts w:ascii="仿宋" w:hAnsi="仿宋" w:eastAsia="仿宋"/>
-                <w:b w:val="0"/>
-                <w:sz w:val="21"/>
-              </w:rPr>
-              <w:t>六、数据与安全</w:t>
-            </w:r>
-          </w:p>
-        </w:tc>
-        <w:tc>
-          <w:tcPr>
-            <w:tcW w:type="dxa" w:w="2948"/>
-          </w:tcPr>
-          <w:p>
-            <w:pPr>
-              <w:jc w:val="left"/>
-            </w:pPr>
-            <w:r/>
-            <w:r>
-              <w:rPr>
-                <w:rFonts w:ascii="仿宋" w:hAnsi="仿宋" w:eastAsia="仿宋"/>
-                <w:b w:val="0"/>
-                <w:sz w:val="20"/>
-              </w:rPr>
-              <w:t>数据中台/BI分析</w:t>
-              <w:br/>
-              <w:t>网络安全</w:t>
-              <w:br/>
-              <w:t>数据备份与容灾</w:t>
-              <w:br/>
-              <w:t>信息安全等保</w:t>
-            </w:r>
-          </w:p>
-        </w:tc>
-        <w:tc>
-          <w:tcPr>
-            <w:tcW w:type="dxa" w:w="2948"/>
-          </w:tcPr>
-          <w:p>
-            <w:pPr>
-              <w:jc w:val="left"/>
-            </w:pPr>
-            <w:r/>
-            <w:r>
-              <w:rPr>
-                <w:rFonts w:ascii="仿宋" w:hAnsi="仿宋" w:eastAsia="仿宋"/>
-                <w:b w:val="0"/>
-                <w:sz w:val="20"/>
-              </w:rPr>
-              <w:t>安全合规与数据治理</w:t>
-            </w:r>
-          </w:p>
-        </w:tc>
-      </w:tr>
-    </w:tbl>
     <w:p>
       <w:pPr>
-        <w:spacing w:line="560" w:lineRule="exact" w:before="0" w:after="0"/>
+        <w:spacing w:before="80" w:after="40" w:line="560" w:lineRule="exact"/>
+        <w:ind w:firstLine="0"/>
+        <w:jc w:val="left"/>
+      </w:pPr>
+      <w:r>
+        <w:rPr>
+          <w:rFonts w:ascii="楷体" w:hAnsi="楷体" w:eastAsia="楷体"/>
+          <w:b/>
+          <w:sz w:val="32"/>
+        </w:rPr>
+        <w:t>（二）核心业务板块</w:t>
+      </w:r>
+    </w:p>
+    <w:p>
+      <w:pPr>
+        <w:spacing w:line="560" w:lineRule="exact"/>
         <w:ind w:firstLine="640"/>
+        <w:jc w:val="both"/>
       </w:pPr>
       <w:r>
         <w:rPr>
           <w:rFonts w:ascii="仿宋" w:hAnsi="仿宋" w:eastAsia="仿宋"/>
-          <w:b w:val="0"/>
-          <w:sz w:val="30"/>
+          <w:sz w:val="32"/>
         </w:rPr>
+        <w:t>1.技术研发中心：负责芯片设计（模拟IC、数字IC、功率器件）、工艺技术开发、EDA平台建设等，是公司自主创新能力的核心。</w:t>
       </w:r>
     </w:p>
     <w:p>
       <w:pPr>
-        <w:spacing w:line="560" w:lineRule="exact" w:before="0" w:after="0"/>
+        <w:spacing w:line="560" w:lineRule="exact"/>
         <w:ind w:firstLine="640"/>
+        <w:jc w:val="both"/>
       </w:pPr>
       <w:r>
         <w:rPr>
           <w:rFonts w:ascii="仿宋" w:hAnsi="仿宋" w:eastAsia="仿宋"/>
-          <w:b w:val="0"/>
-          <w:sz w:val="30"/>
+          <w:sz w:val="32"/>
         </w:rPr>
-        <w:t>根据其年报披露，士兰微已自建开源K8s集群、Harbor及Jenkins实现多环境自动化部署与稳定运行，说明其在容器化方面已有一定基础，但采用开源自建模式，缺乏企业级运维保障和商业支持。</w:t>
+        <w:t>2.制造事业总部：统管三大硅基制造中心和一个化合物事业部，是公司IDM模式的核心资产。</w:t>
       </w:r>
     </w:p>
     <w:p>
       <w:pPr>
-        <w:spacing w:before="120" w:after="120" w:line="560" w:lineRule="exact"/>
+        <w:spacing w:line="560" w:lineRule="exact"/>
+        <w:ind w:firstLine="640"/>
+        <w:jc w:val="both"/>
+      </w:pPr>
+      <w:r>
+        <w:rPr>
+          <w:rFonts w:ascii="仿宋" w:hAnsi="仿宋" w:eastAsia="仿宋"/>
+          <w:sz w:val="32"/>
+        </w:rPr>
+        <w:t>3.市场销售中心：负责产品销售、客户技术支持、代理商管理及市场开拓。</w:t>
+      </w:r>
+    </w:p>
+    <w:p>
+      <w:pPr>
+        <w:spacing w:before="80" w:after="40" w:line="560" w:lineRule="exact"/>
+        <w:ind w:firstLine="0"/>
+        <w:jc w:val="left"/>
+      </w:pPr>
+      <w:r>
+        <w:rPr>
+          <w:rFonts w:ascii="楷体" w:hAnsi="楷体" w:eastAsia="楷体"/>
+          <w:b/>
+          <w:sz w:val="32"/>
+        </w:rPr>
+        <w:t>（三）信息中心（IT部门）</w:t>
+      </w:r>
+    </w:p>
+    <w:p>
+      <w:pPr>
+        <w:spacing w:line="560" w:lineRule="exact"/>
+        <w:ind w:firstLine="640"/>
+        <w:jc w:val="both"/>
+      </w:pPr>
+      <w:r>
+        <w:rPr>
+          <w:rFonts w:ascii="仿宋" w:hAnsi="仿宋" w:eastAsia="仿宋"/>
+          <w:sz w:val="32"/>
+        </w:rPr>
+        <w:t>信息中心是本次拜访的关键对接部门。根据公开信息，士兰微信息中心下设IT基础设施科、信息安全科、数字化推进科等二级科室，负责公司整体的信息化建设、生产系统运维、信息安全保障及数字化转型推进工作。</w:t>
+      </w:r>
+    </w:p>
+    <w:p>
+      <w:pPr>
+        <w:spacing w:before="120" w:after="60" w:line="560" w:lineRule="exact"/>
+        <w:ind w:firstLine="0"/>
         <w:jc w:val="left"/>
       </w:pPr>
       <w:r>
         <w:rPr>
           <w:rFonts w:ascii="黑体" w:hAnsi="黑体" w:eastAsia="黑体"/>
           <w:b/>
-          <w:sz w:val="30"/>
+          <w:sz w:val="32"/>
         </w:rPr>
-        <w:t>四、青云KubeSphere与AI智算平台方案</w:t>
+        <w:t>四、IT架构分析</w:t>
       </w:r>
     </w:p>
     <w:p>
       <w:pPr>
-        <w:spacing w:before="60" w:after="60" w:line="560" w:lineRule="exact"/>
+        <w:spacing w:before="80" w:after="40" w:line="560" w:lineRule="exact"/>
+        <w:ind w:firstLine="0"/>
         <w:jc w:val="left"/>
       </w:pPr>
       <w:r>
         <w:rPr>
           <w:rFonts w:ascii="楷体" w:hAnsi="楷体" w:eastAsia="楷体"/>
           <w:b/>
-          <w:sz w:val="30"/>
+          <w:sz w:val="32"/>
         </w:rPr>
-        <w:t>（一）KubeSphere企业级容器云平台</w:t>
+        <w:t>（一）现有IT环境概况</w:t>
       </w:r>
     </w:p>
     <w:p>
       <w:pPr>
-        <w:spacing w:line="560" w:lineRule="exact" w:before="0" w:after="0"/>
+        <w:spacing w:line="560" w:lineRule="exact"/>
         <w:ind w:firstLine="640"/>
+        <w:jc w:val="both"/>
       </w:pPr>
       <w:r>
         <w:rPr>
           <w:rFonts w:ascii="仿宋" w:hAnsi="仿宋" w:eastAsia="仿宋"/>
-          <w:b w:val="0"/>
-          <w:sz w:val="30"/>
+          <w:sz w:val="32"/>
         </w:rPr>
-        <w:t>青云KubeSphere企业版（KSE 4.2）是业内领先的云原生容器管理平台，为士兰微提供以下核心能力：</w:t>
+        <w:t>士兰微作为典型的半导体IDM企业，其IT系统覆盖研发设计（EDA/PDK）、生产制造（MES/SPC/YMS/EAP）、运营管理（ERP/SCM/PLM）、协同办公（OA/邮件/即时通讯）等多个层面。随着公司三地（杭州、厦门、成都）多工厂的投产扩张，IT系统面临多基地统一管理、数据一致性、业务连续性和安全合规等核心挑战。</w:t>
       </w:r>
     </w:p>
     <w:p>
       <w:pPr>
-        <w:spacing w:line="560" w:lineRule="exact" w:before="0" w:after="0"/>
-        <w:ind w:firstLine="640"/>
-      </w:pPr>
-      <w:r>
-        <w:rPr>
-          <w:rFonts w:ascii="仿宋" w:hAnsi="仿宋" w:eastAsia="仿宋"/>
-          <w:b/>
-          <w:sz w:val="30"/>
-        </w:rPr>
-        <w:t>1. 多集群统一管理：</w:t>
-      </w:r>
-      <w:r>
-        <w:rPr>
-          <w:rFonts w:ascii="仿宋" w:hAnsi="仿宋" w:eastAsia="仿宋"/>
-          <w:b w:val="0"/>
-          <w:sz w:val="30"/>
-        </w:rPr>
-        <w:t>支持纳管士兰微多地（杭州、厦门、成都）数据中心的K8s集群，实现一个控制面板管理所有生产集群的资源监控、策略下发和配置漂移检测，解决自建K8s分散管理的问题。</w:t>
-      </w:r>
-    </w:p>
-    <w:p>
-      <w:pPr>
-        <w:spacing w:line="560" w:lineRule="exact" w:before="0" w:after="0"/>
-        <w:ind w:firstLine="640"/>
-      </w:pPr>
-      <w:r>
-        <w:rPr>
-          <w:rFonts w:ascii="仿宋" w:hAnsi="仿宋" w:eastAsia="仿宋"/>
-          <w:b/>
-          <w:sz w:val="30"/>
-        </w:rPr>
-        <w:t>2. 企业级运维保障：</w:t>
-      </w:r>
-      <w:r>
-        <w:rPr>
-          <w:rFonts w:ascii="仿宋" w:hAnsi="仿宋" w:eastAsia="仿宋"/>
-          <w:b w:val="0"/>
-          <w:sz w:val="30"/>
-        </w:rPr>
-        <w:t>提供7×24小时商业支持、季度健康巡检、深度故障诊断和根因分析，弥补自建K8s缺乏专业运维支持的短板。</w:t>
-      </w:r>
-    </w:p>
-    <w:p>
-      <w:pPr>
-        <w:spacing w:line="560" w:lineRule="exact" w:before="0" w:after="0"/>
-        <w:ind w:firstLine="640"/>
-      </w:pPr>
-      <w:r>
-        <w:rPr>
-          <w:rFonts w:ascii="仿宋" w:hAnsi="仿宋" w:eastAsia="仿宋"/>
-          <w:b/>
-          <w:sz w:val="30"/>
-        </w:rPr>
-        <w:t>3. 多租户隔离：</w:t>
-      </w:r>
-      <w:r>
-        <w:rPr>
-          <w:rFonts w:ascii="仿宋" w:hAnsi="仿宋" w:eastAsia="仿宋"/>
-          <w:b w:val="0"/>
-          <w:sz w:val="30"/>
-        </w:rPr>
-        <w:t>支持研发中心、各生产基地、各事业部之间的资源配额管理和权限隔离，满足半导体设计数据保密性要求。</w:t>
-      </w:r>
-    </w:p>
-    <w:p>
-      <w:pPr>
-        <w:spacing w:line="560" w:lineRule="exact" w:before="0" w:after="0"/>
-        <w:ind w:firstLine="640"/>
-      </w:pPr>
-      <w:r>
-        <w:rPr>
-          <w:rFonts w:ascii="仿宋" w:hAnsi="仿宋" w:eastAsia="仿宋"/>
-          <w:b/>
-          <w:sz w:val="30"/>
-        </w:rPr>
-        <w:t>4. GPU算力管理：</w:t>
-      </w:r>
-      <w:r>
-        <w:rPr>
-          <w:rFonts w:ascii="仿宋" w:hAnsi="仿宋" w:eastAsia="仿宋"/>
-          <w:b w:val="0"/>
-          <w:sz w:val="30"/>
-        </w:rPr>
-        <w:t>原生的GPU调度和管理能力，支持AI训练任务与EDA仿真任务的GPU资源池化共享。</w:t>
-      </w:r>
-    </w:p>
-    <w:p>
-      <w:pPr>
-        <w:spacing w:line="560" w:lineRule="exact" w:before="0" w:after="0"/>
-        <w:ind w:firstLine="640"/>
-      </w:pPr>
-      <w:r>
-        <w:rPr>
-          <w:rFonts w:ascii="仿宋" w:hAnsi="仿宋" w:eastAsia="仿宋"/>
-          <w:b/>
-          <w:sz w:val="30"/>
-        </w:rPr>
-        <w:t>5. 应用商店与DevOps：</w:t>
-      </w:r>
-      <w:r>
-        <w:rPr>
-          <w:rFonts w:ascii="仿宋" w:hAnsi="仿宋" w:eastAsia="仿宋"/>
-          <w:b w:val="0"/>
-          <w:sz w:val="30"/>
-        </w:rPr>
-        <w:t>内置Helm应用商店，支持EDA工具链、AI框架等一键部署；完善的CI/CD流水线对接现有Jenkins。</w:t>
-      </w:r>
-    </w:p>
-    <w:p>
-      <w:pPr>
-        <w:spacing w:line="560" w:lineRule="exact" w:before="0" w:after="0"/>
-        <w:ind w:firstLine="640"/>
-      </w:pPr>
-      <w:r>
-        <w:rPr>
-          <w:rFonts w:ascii="仿宋" w:hAnsi="仿宋" w:eastAsia="仿宋"/>
-          <w:b/>
-          <w:sz w:val="30"/>
-        </w:rPr>
-        <w:t>6. 高可用架构：</w:t>
-      </w:r>
-      <w:r>
-        <w:rPr>
-          <w:rFonts w:ascii="仿宋" w:hAnsi="仿宋" w:eastAsia="仿宋"/>
-          <w:b w:val="0"/>
-          <w:sz w:val="30"/>
-        </w:rPr>
-        <w:t>支持同城双数据中心的高可用部署，满足士兰微未来业务连续性的严苛要求。</w:t>
-      </w:r>
-    </w:p>
-    <w:p>
-      <w:pPr>
-        <w:spacing w:before="60" w:after="60" w:line="560" w:lineRule="exact"/>
+        <w:spacing w:before="80" w:after="40" w:line="560" w:lineRule="exact"/>
+        <w:ind w:firstLine="0"/>
         <w:jc w:val="left"/>
       </w:pPr>
       <w:r>
         <w:rPr>
           <w:rFonts w:ascii="楷体" w:hAnsi="楷体" w:eastAsia="楷体"/>
           <w:b/>
-          <w:sz w:val="30"/>
+          <w:sz w:val="32"/>
         </w:rPr>
-        <w:t>（二）AI智算平台</w:t>
+        <w:t>（二）IT架构分层示意</w:t>
       </w:r>
     </w:p>
     <w:p>
       <w:pPr>
-        <w:spacing w:line="560" w:lineRule="exact" w:before="0" w:after="0"/>
+        <w:spacing w:line="560" w:lineRule="exact"/>
         <w:ind w:firstLine="640"/>
+        <w:jc w:val="both"/>
       </w:pPr>
       <w:r>
         <w:rPr>
           <w:rFonts w:ascii="仿宋" w:hAnsi="仿宋" w:eastAsia="仿宋"/>
-          <w:b w:val="0"/>
-          <w:sz w:val="30"/>
+          <w:sz w:val="32"/>
         </w:rPr>
-        <w:t>青云AI智算平台2.0是国内领先的AI基础设施管理平台，采用云原生技术实现从AI基础设施到AI开发训练推理的全流程管理。可为士兰微提供以下价值：</w:t>
+        <w:t>士兰微的IT系统可采用六层架构模型进行分析，从下至上依次为基础设施层、研发设计层、生产执行层、运营管理层、协同办公层、数据安全与灾备体系，各层之间相互依赖、协同运行。</w:t>
       </w:r>
     </w:p>
     <w:p>
       <w:pPr>
-        <w:spacing w:line="560" w:lineRule="exact" w:before="0" w:after="0"/>
-        <w:ind w:firstLine="640"/>
+        <w:spacing w:line="560" w:lineRule="exact" w:before="120" w:after="40"/>
+        <w:ind w:firstLine="0"/>
+        <w:jc w:val="center"/>
+      </w:pPr>
+      <w:r>
+        <w:drawing>
+          <wp:inline xmlns:a="http://schemas.openxmlformats.org/drawingml/2006/main" xmlns:pic="http://schemas.openxmlformats.org/drawingml/2006/picture">
+            <wp:extent cx="5580000" cy="3720000"/>
+            <wp:docPr id="2" name="Picture 2"/>
+            <wp:cNvGraphicFramePr>
+              <a:graphicFrameLocks noChangeAspect="1"/>
+            </wp:cNvGraphicFramePr>
+            <a:graphic>
+              <a:graphicData uri="http://schemas.openxmlformats.org/drawingml/2006/picture">
+                <pic:pic>
+                  <pic:nvPicPr>
+                    <pic:cNvPr id="0" name="silan_it_arch.png"/>
+                    <pic:cNvPicPr/>
+                  </pic:nvPicPr>
+                  <pic:blipFill>
+                    <a:blip r:embed="rId10"/>
+                    <a:stretch>
+                      <a:fillRect/>
+                    </a:stretch>
+                  </pic:blipFill>
+                  <pic:spPr>
+                    <a:xfrm>
+                      <a:off x="0" y="0"/>
+                      <a:ext cx="5580000" cy="3720000"/>
+                    </a:xfrm>
+                    <a:prstGeom prst="rect"/>
+                  </pic:spPr>
+                </pic:pic>
+              </a:graphicData>
+            </a:graphic>
+          </wp:inline>
+        </w:drawing>
+      </w:r>
+    </w:p>
+    <w:p>
+      <w:pPr>
+        <w:spacing w:line="480" w:lineRule="exact"/>
+        <w:ind w:firstLine="0"/>
+        <w:jc w:val="center"/>
       </w:pPr>
       <w:r>
         <w:rPr>
           <w:rFonts w:ascii="仿宋" w:hAnsi="仿宋" w:eastAsia="仿宋"/>
-          <w:b/>
-          <w:sz w:val="30"/>
+          <w:sz w:val="24"/>
         </w:rPr>
-        <w:t>1. 多元算力统一调度：</w:t>
-      </w:r>
-      <w:r>
-        <w:rPr>
-          <w:rFonts w:ascii="仿宋" w:hAnsi="仿宋" w:eastAsia="仿宋"/>
-          <w:b w:val="0"/>
-          <w:sz w:val="30"/>
-        </w:rPr>
-        <w:t>支持GPU（NVIDIA、昇腾等）池化管理，为EDA仿真和AI训练提供弹性算力。</w:t>
+        <w:t>图：士兰微IT架构分层示意图</w:t>
       </w:r>
     </w:p>
     <w:p>
       <w:pPr>
-        <w:spacing w:line="560" w:lineRule="exact" w:before="0" w:after="0"/>
-        <w:ind w:firstLine="640"/>
+        <w:spacing w:before="120" w:after="60" w:line="560" w:lineRule="exact"/>
+        <w:ind w:firstLine="0"/>
+        <w:jc w:val="left"/>
       </w:pPr>
       <w:r>
         <w:rPr>
-          <w:rFonts w:ascii="仿宋" w:hAnsi="仿宋" w:eastAsia="仿宋"/>
+          <w:rFonts w:ascii="黑体" w:hAnsi="黑体" w:eastAsia="黑体"/>
           <w:b/>
-          <w:sz w:val="30"/>
+          <w:sz w:val="32"/>
         </w:rPr>
-        <w:t>2. AI开发全流程平台：</w:t>
-      </w:r>
-      <w:r>
-        <w:rPr>
-          <w:rFonts w:ascii="仿宋" w:hAnsi="仿宋" w:eastAsia="仿宋"/>
-          <w:b w:val="0"/>
-          <w:sz w:val="30"/>
-        </w:rPr>
-        <w:t>从数据标注、模型训练到推理部署的一站式平台，支持芯片设计中AI辅助良率分析、缺陷检测等场景。</w:t>
+        <w:t>五、青云KubeSphere+AI智算平台方案</w:t>
       </w:r>
     </w:p>
     <w:p>
       <w:pPr>
-        <w:spacing w:line="560" w:lineRule="exact" w:before="0" w:after="0"/>
-        <w:ind w:firstLine="640"/>
-      </w:pPr>
-      <w:r>
-        <w:rPr>
-          <w:rFonts w:ascii="仿宋" w:hAnsi="仿宋" w:eastAsia="仿宋"/>
-          <w:b/>
-          <w:sz w:val="30"/>
-        </w:rPr>
-        <w:t>3. 智能排产与运维：</w:t>
-      </w:r>
-      <w:r>
-        <w:rPr>
-          <w:rFonts w:ascii="仿宋" w:hAnsi="仿宋" w:eastAsia="仿宋"/>
-          <w:b w:val="0"/>
-          <w:sz w:val="30"/>
-        </w:rPr>
-        <w:t>支持半导体封测产线的智能排产优化和设备预测性维护，提升产线OEE。</w:t>
-      </w:r>
-    </w:p>
-    <w:p>
-      <w:pPr>
-        <w:spacing w:line="560" w:lineRule="exact" w:before="0" w:after="0"/>
-        <w:ind w:firstLine="640"/>
-      </w:pPr>
-      <w:r>
-        <w:rPr>
-          <w:rFonts w:ascii="仿宋" w:hAnsi="仿宋" w:eastAsia="仿宋"/>
-          <w:b/>
-          <w:sz w:val="30"/>
-        </w:rPr>
-        <w:t>4. 国产化适配：</w:t>
-      </w:r>
-      <w:r>
-        <w:rPr>
-          <w:rFonts w:ascii="仿宋" w:hAnsi="仿宋" w:eastAsia="仿宋"/>
-          <w:b w:val="0"/>
-          <w:sz w:val="30"/>
-        </w:rPr>
-        <w:t>已完成对昇腾等国产芯片的深度适配，满足信创要求。</w:t>
-      </w:r>
-    </w:p>
-    <w:p>
-      <w:pPr>
-        <w:spacing w:before="60" w:after="60" w:line="560" w:lineRule="exact"/>
+        <w:spacing w:before="80" w:after="40" w:line="560" w:lineRule="exact"/>
+        <w:ind w:firstLine="0"/>
         <w:jc w:val="left"/>
       </w:pPr>
       <w:r>
         <w:rPr>
           <w:rFonts w:ascii="楷体" w:hAnsi="楷体" w:eastAsia="楷体"/>
           <w:b/>
-          <w:sz w:val="30"/>
+          <w:sz w:val="32"/>
         </w:rPr>
-        <w:t>（三）青云科技资质与优势</w:t>
+        <w:t>（一）多云/多集群统一管理</w:t>
       </w:r>
     </w:p>
     <w:p>
       <w:pPr>
-        <w:spacing w:line="560" w:lineRule="exact" w:before="0" w:after="0"/>
+        <w:spacing w:line="560" w:lineRule="exact"/>
         <w:ind w:firstLine="640"/>
+        <w:jc w:val="both"/>
       </w:pPr>
       <w:r>
         <w:rPr>
           <w:rFonts w:ascii="仿宋" w:hAnsi="仿宋" w:eastAsia="仿宋"/>
-          <w:b w:val="0"/>
-          <w:sz w:val="30"/>
+          <w:sz w:val="32"/>
         </w:rPr>
-        <w:t xml:space="preserve">　　科创板上市公司（688316），经营稳健，可持续服务有保障；</w:t>
+        <w:t>士兰微现有杭州、成都、厦门三地多个工厂和研发中心，K8s集群分散。青云KubeSphere企业版提供统一的多集群管理门户，支持导入和管理多个K8s集群，实现全局资源监控、策略统一下发、配置漂移检测，可有效解决士兰微多基地环境下的集群碎片化管理问题。</w:t>
       </w:r>
     </w:p>
     <w:p>
       <w:pPr>
-        <w:spacing w:line="560" w:lineRule="exact" w:before="0" w:after="0"/>
+        <w:spacing w:before="80" w:after="40" w:line="560" w:lineRule="exact"/>
+        <w:ind w:firstLine="0"/>
+        <w:jc w:val="left"/>
+      </w:pPr>
+      <w:r>
+        <w:rPr>
+          <w:rFonts w:ascii="楷体" w:hAnsi="楷体" w:eastAsia="楷体"/>
+          <w:b/>
+          <w:sz w:val="32"/>
+        </w:rPr>
+        <w:t>（二）GPU调度与AI算力平台</w:t>
+      </w:r>
+    </w:p>
+    <w:p>
+      <w:pPr>
+        <w:spacing w:line="560" w:lineRule="exact"/>
         <w:ind w:firstLine="640"/>
+        <w:jc w:val="both"/>
       </w:pPr>
       <w:r>
         <w:rPr>
           <w:rFonts w:ascii="仿宋" w:hAnsi="仿宋" w:eastAsia="仿宋"/>
-          <w:b w:val="0"/>
-          <w:sz w:val="30"/>
+          <w:sz w:val="32"/>
         </w:rPr>
-        <w:t xml:space="preserve">　　在浙江、上海、江苏有本地化专业服务团队，可快速响应士兰微需求；</w:t>
+        <w:t>士兰微在芯片设计环节依赖EDA仿真、AI辅助设计等高性能计算场景。青云AI智算平台支持GPU/NPU统一资源池化管理、智能调度和细粒度资源配额控制，可显著提升EDA仿真效率，降低算力闲置成本。</w:t>
       </w:r>
     </w:p>
     <w:p>
       <w:pPr>
-        <w:spacing w:line="560" w:lineRule="exact" w:before="0" w:after="0"/>
+        <w:spacing w:before="80" w:after="40" w:line="560" w:lineRule="exact"/>
+        <w:ind w:firstLine="0"/>
+        <w:jc w:val="left"/>
+      </w:pPr>
+      <w:r>
+        <w:rPr>
+          <w:rFonts w:ascii="楷体" w:hAnsi="楷体" w:eastAsia="楷体"/>
+          <w:b/>
+          <w:sz w:val="32"/>
+        </w:rPr>
+        <w:t>（三）企业级安全与合规</w:t>
+      </w:r>
+    </w:p>
+    <w:p>
+      <w:pPr>
+        <w:spacing w:line="560" w:lineRule="exact"/>
         <w:ind w:firstLine="640"/>
+        <w:jc w:val="both"/>
       </w:pPr>
       <w:r>
         <w:rPr>
           <w:rFonts w:ascii="仿宋" w:hAnsi="仿宋" w:eastAsia="仿宋"/>
-          <w:b w:val="0"/>
-          <w:sz w:val="30"/>
+          <w:sz w:val="32"/>
         </w:rPr>
-        <w:t xml:space="preserve">　　服务过中芯国际、紫光展锐等半导体行业头部客户，行业经验丰富；</w:t>
+        <w:t>作为上市半导体企业，士兰微对数据安全与合规要求严格。KubeSphere提供基于角色的细粒度权限管理（RBAC）、多租户隔离、审计日志、网络安全策略等功能，帮助构建满足等保合规要求的安全容器平台。</w:t>
       </w:r>
     </w:p>
     <w:p>
       <w:pPr>
-        <w:spacing w:line="560" w:lineRule="exact" w:before="0" w:after="0"/>
+        <w:spacing w:before="80" w:after="40" w:line="560" w:lineRule="exact"/>
+        <w:ind w:firstLine="0"/>
+        <w:jc w:val="left"/>
+      </w:pPr>
+      <w:r>
+        <w:rPr>
+          <w:rFonts w:ascii="楷体" w:hAnsi="楷体" w:eastAsia="楷体"/>
+          <w:b/>
+          <w:sz w:val="32"/>
+        </w:rPr>
+        <w:t>（四）专业服务与赋能</w:t>
+      </w:r>
+    </w:p>
+    <w:p>
+      <w:pPr>
+        <w:spacing w:line="560" w:lineRule="exact"/>
         <w:ind w:firstLine="640"/>
+        <w:jc w:val="both"/>
       </w:pPr>
       <w:r>
         <w:rPr>
           <w:rFonts w:ascii="仿宋" w:hAnsi="仿宋" w:eastAsia="仿宋"/>
-          <w:b w:val="0"/>
-          <w:sz w:val="30"/>
+          <w:sz w:val="32"/>
         </w:rPr>
-        <w:t xml:space="preserve">　　KubeSphere开源社区活跃度高，全球下载量超百万，技术生态完善；</w:t>
+        <w:t>青云科技在全国设有本地化服务团队，可为士兰微提供从平台部署、迁移实施到技术赋能的全生命周期服务，帮助华友团队快速掌握云原生运维能力。</w:t>
       </w:r>
     </w:p>
     <w:p>
       <w:pPr>
-        <w:spacing w:line="560" w:lineRule="exact" w:before="0" w:after="0"/>
-        <w:ind w:firstLine="640"/>
-      </w:pPr>
-      <w:r>
-        <w:rPr>
-          <w:rFonts w:ascii="仿宋" w:hAnsi="仿宋" w:eastAsia="仿宋"/>
-          <w:b w:val="0"/>
-          <w:sz w:val="30"/>
-        </w:rPr>
-        <w:t xml:space="preserve">　　拥有完整的知识产权，通过CNCF认证，信创兼容性良好。</w:t>
-      </w:r>
-    </w:p>
-    <w:p>
-      <w:pPr>
-        <w:spacing w:before="120" w:after="120" w:line="560" w:lineRule="exact"/>
+        <w:spacing w:before="120" w:after="60" w:line="560" w:lineRule="exact"/>
+        <w:ind w:firstLine="0"/>
         <w:jc w:val="left"/>
       </w:pPr>
       <w:r>
         <w:rPr>
           <w:rFonts w:ascii="黑体" w:hAnsi="黑体" w:eastAsia="黑体"/>
           <w:b/>
-          <w:sz w:val="30"/>
+          <w:sz w:val="32"/>
         </w:rPr>
-        <w:t>五、青云为士兰微建议的总体IT架构蓝图</w:t>
+        <w:t>六、拜访建议</w:t>
       </w:r>
     </w:p>
     <w:p>
       <w:pPr>
-        <w:spacing w:line="560" w:lineRule="exact" w:before="0" w:after="0"/>
+        <w:spacing w:line="560" w:lineRule="exact"/>
         <w:ind w:firstLine="640"/>
+        <w:jc w:val="both"/>
       </w:pPr>
       <w:r>
         <w:rPr>
           <w:rFonts w:ascii="仿宋" w:hAnsi="仿宋" w:eastAsia="仿宋"/>
-          <w:b w:val="0"/>
-          <w:sz w:val="30"/>
+          <w:sz w:val="32"/>
         </w:rPr>
-        <w:t>基于上述分析，建议士兰微在现有IT基础设施基础上，以KubeSphere容器云平台和AI智算平台为底座，构建新一代云原生IT架构：</w:t>
-      </w:r>
-    </w:p>
-    <w:tbl>
-      <w:tblPr>
-        <w:tblW w:type="auto" w:w="0"/>
-        <w:jc w:val="center"/>
-        <w:tblLook w:firstColumn="1" w:firstRow="1" w:lastColumn="0" w:lastRow="0" w:noHBand="0" w:noVBand="1" w:val="04A0"/>
-      </w:tblPr>
-      <w:tblGrid>
-        <w:gridCol w:w="4422"/>
-        <w:gridCol w:w="4422"/>
-      </w:tblGrid>
-      <w:tr>
-        <w:tc>
-          <w:tcPr>
-            <w:tcW w:type="dxa" w:w="4422"/>
-          </w:tcPr>
-          <w:p>
-            <w:pPr>
-              <w:jc w:val="center"/>
-            </w:pPr>
-            <w:r/>
-            <w:r>
-              <w:rPr>
-                <w:rFonts w:ascii="仿宋" w:hAnsi="仿宋" w:eastAsia="仿宋"/>
-                <w:b/>
-                <w:sz w:val="21"/>
-              </w:rPr>
-              <w:t>层级</w:t>
-            </w:r>
-          </w:p>
-        </w:tc>
-        <w:tc>
-          <w:tcPr>
-            <w:tcW w:type="dxa" w:w="4422"/>
-          </w:tcPr>
-          <w:p>
-            <w:pPr>
-              <w:jc w:val="left"/>
-            </w:pPr>
-            <w:r/>
-            <w:r>
-              <w:rPr>
-                <w:rFonts w:ascii="仿宋" w:hAnsi="仿宋" w:eastAsia="仿宋"/>
-                <w:b w:val="0"/>
-                <w:sz w:val="20"/>
-              </w:rPr>
-              <w:t>青云方案</w:t>
-            </w:r>
-          </w:p>
-        </w:tc>
-      </w:tr>
-      <w:tr>
-        <w:tc>
-          <w:tcPr>
-            <w:tcW w:type="dxa" w:w="4422"/>
-          </w:tcPr>
-          <w:p>
-            <w:pPr>
-              <w:jc w:val="center"/>
-            </w:pPr>
-            <w:r/>
-            <w:r>
-              <w:rPr>
-                <w:rFonts w:ascii="仿宋" w:hAnsi="仿宋" w:eastAsia="仿宋"/>
-                <w:b w:val="0"/>
-                <w:sz w:val="21"/>
-              </w:rPr>
-              <w:t>业务应用层</w:t>
-            </w:r>
-          </w:p>
-        </w:tc>
-        <w:tc>
-          <w:tcPr>
-            <w:tcW w:type="dxa" w:w="4422"/>
-          </w:tcPr>
-          <w:p>
-            <w:pPr>
-              <w:jc w:val="left"/>
-            </w:pPr>
-            <w:r/>
-            <w:r>
-              <w:rPr>
-                <w:rFonts w:ascii="仿宋" w:hAnsi="仿宋" w:eastAsia="仿宋"/>
-                <w:b w:val="0"/>
-                <w:sz w:val="20"/>
-              </w:rPr>
-              <w:t>ERP/SRM/MES/OA等现有系统保持不变，逐步容器化迁移</w:t>
-            </w:r>
-          </w:p>
-        </w:tc>
-      </w:tr>
-      <w:tr>
-        <w:tc>
-          <w:tcPr>
-            <w:tcW w:type="dxa" w:w="4422"/>
-          </w:tcPr>
-          <w:p>
-            <w:pPr>
-              <w:jc w:val="center"/>
-            </w:pPr>
-            <w:r/>
-            <w:r>
-              <w:rPr>
-                <w:rFonts w:ascii="仿宋" w:hAnsi="仿宋" w:eastAsia="仿宋"/>
-                <w:b w:val="0"/>
-                <w:sz w:val="21"/>
-              </w:rPr>
-              <w:t>AI平台层</w:t>
-            </w:r>
-          </w:p>
-        </w:tc>
-        <w:tc>
-          <w:tcPr>
-            <w:tcW w:type="dxa" w:w="4422"/>
-          </w:tcPr>
-          <w:p>
-            <w:pPr>
-              <w:jc w:val="left"/>
-            </w:pPr>
-            <w:r/>
-            <w:r>
-              <w:rPr>
-                <w:rFonts w:ascii="仿宋" w:hAnsi="仿宋" w:eastAsia="仿宋"/>
-                <w:b w:val="0"/>
-                <w:sz w:val="20"/>
-              </w:rPr>
-              <w:t>青云AI智算平台 2.0（AI训练/推理/EDA加速/智能运维）</w:t>
-            </w:r>
-          </w:p>
-        </w:tc>
-      </w:tr>
-      <w:tr>
-        <w:tc>
-          <w:tcPr>
-            <w:tcW w:type="dxa" w:w="4422"/>
-          </w:tcPr>
-          <w:p>
-            <w:pPr>
-              <w:jc w:val="center"/>
-            </w:pPr>
-            <w:r/>
-            <w:r>
-              <w:rPr>
-                <w:rFonts w:ascii="仿宋" w:hAnsi="仿宋" w:eastAsia="仿宋"/>
-                <w:b w:val="0"/>
-                <w:sz w:val="21"/>
-              </w:rPr>
-              <w:t>容器平台层</w:t>
-            </w:r>
-          </w:p>
-        </w:tc>
-        <w:tc>
-          <w:tcPr>
-            <w:tcW w:type="dxa" w:w="4422"/>
-          </w:tcPr>
-          <w:p>
-            <w:pPr>
-              <w:jc w:val="left"/>
-            </w:pPr>
-            <w:r/>
-            <w:r>
-              <w:rPr>
-                <w:rFonts w:ascii="仿宋" w:hAnsi="仿宋" w:eastAsia="仿宋"/>
-                <w:b w:val="0"/>
-                <w:sz w:val="20"/>
-              </w:rPr>
-              <w:t>KubeSphere企业版 4.2（多集群管理/DevOps/应用商店）</w:t>
-            </w:r>
-          </w:p>
-        </w:tc>
-      </w:tr>
-      <w:tr>
-        <w:tc>
-          <w:tcPr>
-            <w:tcW w:type="dxa" w:w="4422"/>
-          </w:tcPr>
-          <w:p>
-            <w:pPr>
-              <w:jc w:val="center"/>
-            </w:pPr>
-            <w:r/>
-            <w:r>
-              <w:rPr>
-                <w:rFonts w:ascii="仿宋" w:hAnsi="仿宋" w:eastAsia="仿宋"/>
-                <w:b w:val="0"/>
-                <w:sz w:val="21"/>
-              </w:rPr>
-              <w:t>基础设施层</w:t>
-            </w:r>
-          </w:p>
-        </w:tc>
-        <w:tc>
-          <w:tcPr>
-            <w:tcW w:type="dxa" w:w="4422"/>
-          </w:tcPr>
-          <w:p>
-            <w:pPr>
-              <w:jc w:val="left"/>
-            </w:pPr>
-            <w:r/>
-            <w:r>
-              <w:rPr>
-                <w:rFonts w:ascii="仿宋" w:hAnsi="仿宋" w:eastAsia="仿宋"/>
-                <w:b w:val="0"/>
-                <w:sz w:val="20"/>
-              </w:rPr>
-              <w:t>现有服务器/存储/网络，叠加青云软件定义存储与SDN</w:t>
-            </w:r>
-          </w:p>
-        </w:tc>
-      </w:tr>
-      <w:tr>
-        <w:tc>
-          <w:tcPr>
-            <w:tcW w:type="dxa" w:w="4422"/>
-          </w:tcPr>
-          <w:p>
-            <w:pPr>
-              <w:jc w:val="center"/>
-            </w:pPr>
-            <w:r/>
-            <w:r>
-              <w:rPr>
-                <w:rFonts w:ascii="仿宋" w:hAnsi="仿宋" w:eastAsia="仿宋"/>
-                <w:b w:val="0"/>
-                <w:sz w:val="21"/>
-              </w:rPr>
-              <w:t>安全合规层</w:t>
-            </w:r>
-          </w:p>
-        </w:tc>
-        <w:tc>
-          <w:tcPr>
-            <w:tcW w:type="dxa" w:w="4422"/>
-          </w:tcPr>
-          <w:p>
-            <w:pPr>
-              <w:jc w:val="left"/>
-            </w:pPr>
-            <w:r/>
-            <w:r>
-              <w:rPr>
-                <w:rFonts w:ascii="仿宋" w:hAnsi="仿宋" w:eastAsia="仿宋"/>
-                <w:b w:val="0"/>
-                <w:sz w:val="20"/>
-              </w:rPr>
-              <w:t>全生命周期安全/漏洞扫描/权限治理/等保合规</w:t>
-            </w:r>
-          </w:p>
-        </w:tc>
-      </w:tr>
-      <w:tr>
-        <w:tc>
-          <w:tcPr>
-            <w:tcW w:type="dxa" w:w="4422"/>
-          </w:tcPr>
-          <w:p>
-            <w:pPr>
-              <w:jc w:val="center"/>
-            </w:pPr>
-            <w:r/>
-            <w:r>
-              <w:rPr>
-                <w:rFonts w:ascii="仿宋" w:hAnsi="仿宋" w:eastAsia="仿宋"/>
-                <w:b w:val="0"/>
-                <w:sz w:val="21"/>
-              </w:rPr>
-              <w:t>运维保障层</w:t>
-            </w:r>
-          </w:p>
-        </w:tc>
-        <w:tc>
-          <w:tcPr>
-            <w:tcW w:type="dxa" w:w="4422"/>
-          </w:tcPr>
-          <w:p>
-            <w:pPr>
-              <w:jc w:val="left"/>
-            </w:pPr>
-            <w:r/>
-            <w:r>
-              <w:rPr>
-                <w:rFonts w:ascii="仿宋" w:hAnsi="仿宋" w:eastAsia="仿宋"/>
-                <w:b w:val="0"/>
-                <w:sz w:val="20"/>
-              </w:rPr>
-              <w:t>7×24技术支持/季度巡检/年度健康报告/技术赋能培训</w:t>
-            </w:r>
-          </w:p>
-        </w:tc>
-      </w:tr>
-    </w:tbl>
-    <w:p>
-      <w:pPr>
-        <w:spacing w:line="560" w:lineRule="exact" w:before="0" w:after="0"/>
-        <w:ind w:firstLine="640"/>
-      </w:pPr>
-      <w:r>
-        <w:rPr>
-          <w:rFonts w:ascii="仿宋" w:hAnsi="仿宋" w:eastAsia="仿宋"/>
-          <w:b w:val="0"/>
-          <w:sz w:val="30"/>
-        </w:rPr>
+        <w:t>建议拜访时重点了解士兰微信息中心在以下方面的现状与需求：一是当前以K8s为核心的容器平台管理规模和面临的主要挑战；二是在EDA仿真和AI辅助设计场景中对GPU算力的需求程度；三是三地多工厂IT架构统一管理的推进计划；四是对数据安全、业务连续性和容灾备份的现有保障水平与提升诉求。</w:t>
       </w:r>
     </w:p>
     <w:p>
       <w:pPr>
-        <w:spacing w:line="560" w:lineRule="exact" w:before="0" w:after="0"/>
-        <w:ind w:firstLine="640"/>
-      </w:pPr>
-      <w:r>
-        <w:rPr>
-          <w:rFonts w:ascii="仿宋" w:hAnsi="仿宋" w:eastAsia="仿宋"/>
-          <w:b w:val="0"/>
-          <w:sz w:val="30"/>
-        </w:rPr>
-        <w:t>方案核心价值：第一，多基地统一管理——将杭州、厦门、成都三地数据中心的K8s集群统一纳管，降低运维复杂度；第二，AI赋能半导体业务——利用AI智算平台加速EDA仿真、提升良率分析效率、优化排产调度；第三，平滑演进——现有系统无需推倒重建，通过容器化逐步迁移上平台，降低实施风险。</w:t>
-      </w:r>
-    </w:p>
-    <w:p/>
-    <w:p>
-      <w:pPr>
-        <w:spacing w:line="560" w:lineRule="exact"/>
+        <w:spacing w:before="400"/>
+        <w:ind w:firstLine="0"/>
         <w:jc w:val="right"/>
       </w:pPr>
       <w:r>
         <w:rPr>
           <w:rFonts w:ascii="仿宋" w:hAnsi="仿宋" w:eastAsia="仿宋"/>
-          <w:b w:val="0"/>
-          <w:sz w:val="30"/>
+          <w:sz w:val="24"/>
         </w:rPr>
-        <w:t>青云科技股份有限公司</w:t>
-      </w:r>
-    </w:p>
-    <w:p>
-      <w:pPr>
-        <w:spacing w:line="560" w:lineRule="exact"/>
-        <w:jc w:val="right"/>
-      </w:pPr>
-      <w:r>
-        <w:rPr>
-          <w:rFonts w:ascii="仿宋" w:hAnsi="仿宋" w:eastAsia="仿宋"/>
-          <w:b w:val="0"/>
-          <w:sz w:val="30"/>
-        </w:rPr>
-        <w:t>2026年06月12日</w:t>
+        <w:t>编制：星期五（Hermes Agent）</w:t>
+        <w:tab/>
+        <w:t>文档版本：V1.0</w:t>
+        <w:tab/>
+        <w:t>日期：2026年6月12日</w:t>
       </w:r>
     </w:p>
     <w:sectPr>
@@ -2361,6 +979,14 @@
     <w:name w:val="Normal"/>
     <w:qFormat/>
     <w:rsid w:val="00FC693F"/>
+    <w:pPr>
+      <w:spacing w:line="560" w:lineRule="exact"/>
+      <w:ind w:firstLine="640"/>
+    </w:pPr>
+    <w:rPr>
+      <w:rFonts w:ascii="仿宋" w:hAnsi="仿宋" w:eastAsia="仿宋"/>
+      <w:sz w:val="32"/>
+    </w:rPr>
   </w:style>
   <w:style w:type="paragraph" w:styleId="Header">
     <w:name w:val="header"/>

--- a/星期五的工作区/2026-06-12_士兰微组织架构与IT架构方案_V1.0.docx
+++ b/星期五的工作区/2026-06-12_士兰微组织架构与IT架构方案_V1.0.docx
@@ -4,7 +4,8 @@
   <w:body>
     <w:p>
       <w:pPr>
-        <w:spacing w:before="0" w:after="200" w:line="640" w:lineRule="exact"/>
+        <w:spacing w:before="240" w:after="120"/>
+        <w:ind w:firstLine="0"/>
         <w:jc w:val="center"/>
       </w:pPr>
       <w:r>
@@ -13,26 +14,13 @@
           <w:b/>
           <w:sz w:val="44"/>
         </w:rPr>
-        <w:t>杭州士兰微电子股份有限公司</w:t>
+        <w:t>士兰微组织架构与IT架构方案</w:t>
       </w:r>
     </w:p>
     <w:p>
       <w:pPr>
-        <w:spacing w:before="0" w:after="200" w:line="640" w:lineRule="exact"/>
-        <w:jc w:val="center"/>
-      </w:pPr>
-      <w:r>
-        <w:rPr>
-          <w:rFonts w:ascii="黑体" w:hAnsi="黑体" w:eastAsia="黑体"/>
-          <w:b/>
-          <w:sz w:val="44"/>
-        </w:rPr>
-        <w:t>组织架构与IT架构方案</w:t>
-      </w:r>
-    </w:p>
-    <w:p>
-      <w:pPr>
-        <w:spacing w:before="120" w:after="240"/>
+        <w:spacing w:after="120"/>
+        <w:ind w:firstLine="0"/>
         <w:jc w:val="center"/>
       </w:pPr>
       <w:r>
@@ -40,14 +28,31 @@
           <w:rFonts w:ascii="仿宋" w:hAnsi="仿宋" w:eastAsia="仿宋"/>
           <w:sz w:val="32"/>
         </w:rPr>
-        <w:t>（拜访准备参考资料）</w:t>
+        <w:t>——基于青云KubeSphere企业版及AI智算平台的IT架构规划</w:t>
       </w:r>
     </w:p>
     <w:p>
       <w:pPr>
-        <w:spacing w:before="120" w:after="60" w:line="560" w:lineRule="exact"/>
+        <w:spacing w:before="480"/>
         <w:ind w:firstLine="0"/>
-        <w:jc w:val="left"/>
+        <w:jc w:val="right"/>
+      </w:pPr>
+      <w:r>
+        <w:rPr>
+          <w:rFonts w:ascii="仿宋" w:hAnsi="仿宋" w:eastAsia="仿宋"/>
+          <w:sz w:val="24"/>
+        </w:rPr>
+        <w:t>文档版本：V1.0</w:t>
+        <w:br/>
+        <w:t>编制日期：2026年6月12日</w:t>
+        <w:br/>
+        <w:t>编制单位：青云科技销售部</w:t>
+      </w:r>
+    </w:p>
+    <w:p>
+      <w:pPr>
+        <w:spacing w:before="160" w:after="80"/>
+        <w:ind w:firstLine="0"/>
       </w:pPr>
       <w:r>
         <w:rPr>
@@ -60,37 +65,34 @@
     </w:p>
     <w:p>
       <w:pPr>
-        <w:spacing w:line="560" w:lineRule="exact"/>
+        <w:spacing w:line="560" w:lineRule="exact" w:after="40"/>
         <w:ind w:firstLine="640"/>
-        <w:jc w:val="both"/>
       </w:pPr>
       <w:r>
         <w:rPr>
           <w:rFonts w:ascii="仿宋" w:hAnsi="仿宋" w:eastAsia="仿宋"/>
           <w:sz w:val="32"/>
         </w:rPr>
-        <w:t>杭州士兰微电子股份有限公司（股票代码：600460）成立于1997年9月，总部位于浙江省杭州市滨江区，是中国第一家上市的集成电路芯片设计企业。公司创始人陈向东先生现任董事长兼总经理。</w:t>
+        <w:t>杭州士兰微电子股份有限公司（证券代码：600460）成立于1997年9月，总部位于杭州高新技术产业开发区，是国内第一家在中国境内上市的集成电路芯片设计企业。公司采用IDM（设计与制造一体化）运营模式，打通了"芯片设计—芯片制造—芯片封装"全产业链，芯片产线实现了从5吋到12吋的跨越，并从硅基产线拓展到化合物产线。</w:t>
       </w:r>
     </w:p>
     <w:p>
       <w:pPr>
-        <w:spacing w:line="560" w:lineRule="exact"/>
+        <w:spacing w:line="560" w:lineRule="exact" w:after="40"/>
         <w:ind w:firstLine="640"/>
-        <w:jc w:val="both"/>
       </w:pPr>
       <w:r>
         <w:rPr>
           <w:rFonts w:ascii="仿宋" w:hAnsi="仿宋" w:eastAsia="仿宋"/>
           <w:sz w:val="32"/>
         </w:rPr>
-        <w:t>公司采用IDM（Integrated Device Manufacturer）经营模式，集芯片设计、制造、封测于一体，2025年营业收入超过130亿元人民币，员工总数超过9,000人。公司主要产品涵盖集成电路（IPM模块、MCU、MEMS传感器、电源管理芯片等）、功率半导体（IGBT、SiC器件/模块、MOSFET等）两大板块，广泛应用于汽车电子、光伏逆变、工业控制、白色家电、消费电子等领域。</w:t>
+        <w:t>2025年度，公司营业总收入为130.52亿元，同比增长16.32%，归属于母公司股东的净利润为3.99亿元，同比增长81.27%。公司产品和研发投入主要集中在功率半导体与化合物器件、功率驱动与控制系统、MEMS传感器、ASIC产品、光电产品五大领域。公司拥有超过800人的芯片设计研发团队和超过3600人的工艺、封装、测试技术研发队伍。</w:t>
       </w:r>
     </w:p>
     <w:p>
       <w:pPr>
-        <w:spacing w:before="120" w:after="60" w:line="560" w:lineRule="exact"/>
+        <w:spacing w:before="160" w:after="80"/>
         <w:ind w:firstLine="0"/>
-        <w:jc w:val="left"/>
       </w:pPr>
       <w:r>
         <w:rPr>
@@ -98,33 +100,31 @@
           <w:b/>
           <w:sz w:val="32"/>
         </w:rPr>
-        <w:t>二、公司组织架构图</w:t>
+        <w:t>二、公司组织架构</w:t>
       </w:r>
     </w:p>
     <w:p>
       <w:pPr>
-        <w:spacing w:line="560" w:lineRule="exact"/>
+        <w:spacing w:line="560" w:lineRule="exact" w:after="40"/>
         <w:ind w:firstLine="640"/>
-        <w:jc w:val="both"/>
       </w:pPr>
       <w:r>
         <w:rPr>
           <w:rFonts w:ascii="仿宋" w:hAnsi="仿宋" w:eastAsia="仿宋"/>
           <w:sz w:val="32"/>
         </w:rPr>
-        <w:t>根据公司公开披露的年报及官方网站信息，士兰微的组织架构如下图所示。公司采用职能式与事业部制相结合的矩阵管理模式，由董事长兼总经理统管全局，下设董事会秘书办公室、技术研发中心、制造事业总部、市场销售中心、信息中心等核心职能部门。</w:t>
+        <w:t>公司形成了以股东大会为最高权力机构、董事会为决策机构、总经理为执行负责人的规范治理结构。核心管理层包括：董事长陈向东、副董事长范伟宏、副董事长兼总经理郑少波。下设研发中心、制造中心、市场销售中心、信息技术部（IT）、质量与可靠性部、职能总部等核心部门。</w:t>
       </w:r>
     </w:p>
     <w:p>
       <w:pPr>
-        <w:spacing w:line="560" w:lineRule="exact" w:before="120" w:after="40"/>
         <w:ind w:firstLine="0"/>
         <w:jc w:val="center"/>
       </w:pPr>
       <w:r>
         <w:drawing>
           <wp:inline xmlns:a="http://schemas.openxmlformats.org/drawingml/2006/main" xmlns:pic="http://schemas.openxmlformats.org/drawingml/2006/picture">
-            <wp:extent cx="5400000" cy="4418182"/>
+            <wp:extent cx="5303520" cy="3977640"/>
             <wp:docPr id="1" name="Picture 1"/>
             <wp:cNvGraphicFramePr>
               <a:graphicFrameLocks noChangeAspect="1"/>
@@ -133,7 +133,7 @@
               <a:graphicData uri="http://schemas.openxmlformats.org/drawingml/2006/picture">
                 <pic:pic>
                   <pic:nvPicPr>
-                    <pic:cNvPr id="0" name="silan_org_chart.png"/>
+                    <pic:cNvPr id="0" name="org_chart.png"/>
                     <pic:cNvPicPr/>
                   </pic:nvPicPr>
                   <pic:blipFill>
@@ -145,7 +145,7 @@
                   <pic:spPr>
                     <a:xfrm>
                       <a:off x="0" y="0"/>
-                      <a:ext cx="5400000" cy="4418182"/>
+                      <a:ext cx="5303520" cy="3977640"/>
                     </a:xfrm>
                     <a:prstGeom prst="rect"/>
                   </pic:spPr>
@@ -158,23 +158,48 @@
     </w:p>
     <w:p>
       <w:pPr>
-        <w:spacing w:line="480" w:lineRule="exact"/>
+        <w:spacing w:before="40" w:after="240"/>
         <w:ind w:firstLine="0"/>
         <w:jc w:val="center"/>
       </w:pPr>
       <w:r>
         <w:rPr>
           <w:rFonts w:ascii="仿宋" w:hAnsi="仿宋" w:eastAsia="仿宋"/>
-          <w:sz w:val="24"/>
+          <w:sz w:val="20"/>
         </w:rPr>
-        <w:t>图：士兰微电子股份有限公司组织架构图</w:t>
+        <w:t>图一  士兰微电子组织架构示意图</w:t>
       </w:r>
     </w:p>
     <w:p>
       <w:pPr>
-        <w:spacing w:before="120" w:after="60" w:line="560" w:lineRule="exact"/>
+        <w:spacing w:line="560" w:lineRule="exact" w:after="40"/>
+        <w:ind w:firstLine="640"/>
+      </w:pPr>
+      <w:r>
+        <w:rPr>
+          <w:rFonts w:ascii="仿宋" w:hAnsi="仿宋" w:eastAsia="仿宋"/>
+          <w:sz w:val="32"/>
+        </w:rPr>
+        <w:t>信息技术部为公司信息化与数字化转型的核心部门，下设IT基础架构组、ERP/SAP运维、MES/CIM系统、容器云/DevOps、信息安全、大数据/AI平台等专业团队，负责公司整体IT规划与建设。针对本次容器云平台建设项目，信息技术部为直接对接部门。</w:t>
+      </w:r>
+    </w:p>
+    <w:p>
+      <w:pPr>
+        <w:spacing w:line="560" w:lineRule="exact" w:after="40"/>
+        <w:ind w:firstLine="640"/>
+      </w:pPr>
+      <w:r>
+        <w:rPr>
+          <w:rFonts w:ascii="仿宋" w:hAnsi="仿宋" w:eastAsia="仿宋"/>
+          <w:sz w:val="32"/>
+        </w:rPr>
+        <w:t>控股子公司包括：杭州士兰集成电路有限公司（5吋/6吋线）、杭州士兰集昕微电子有限公司（8吋线）、成都士兰半导体制造有限公司（功率模块封装）、成都集佳科技有限公司、厦门士兰明镓化合物半导体有限公司（SiC功率器件、LED芯片）。参股公司包括：厦门士兰集科微电子有限公司（12吋线）、厦门士兰集宏半导体有限公司。</w:t>
+      </w:r>
+    </w:p>
+    <w:p>
+      <w:pPr>
+        <w:spacing w:before="160" w:after="80"/>
         <w:ind w:firstLine="0"/>
-        <w:jc w:val="left"/>
       </w:pPr>
       <w:r>
         <w:rPr>
@@ -182,14 +207,26 @@
           <w:b/>
           <w:sz w:val="32"/>
         </w:rPr>
-        <w:t>三、组织架构说明</w:t>
+        <w:t>三、IT架构现状与规划</w:t>
       </w:r>
     </w:p>
     <w:p>
       <w:pPr>
-        <w:spacing w:before="80" w:after="40" w:line="560" w:lineRule="exact"/>
+        <w:spacing w:line="560" w:lineRule="exact" w:after="40"/>
+        <w:ind w:firstLine="640"/>
+      </w:pPr>
+      <w:r>
+        <w:rPr>
+          <w:rFonts w:ascii="仿宋" w:hAnsi="仿宋" w:eastAsia="仿宋"/>
+          <w:sz w:val="32"/>
+        </w:rPr>
+        <w:t>士兰微作为国内领先的IDM半导体企业，在信息化建设方面已构建了较为完善的IT体系，涵盖ERP、MES、CIM、EDA仿真等核心系统。然而，随着企业规模持续扩大和AI技术快速发展，现有IT架构面临以下挑战：一是多基地（杭州、成都、厦门）间IT系统独立部署，缺乏统一管控平台；二是现有K8s集群管理方式原始，缺少自动化运维能力；三是AI与EDA仿真算力需求快速增长，传统计算架构难以满足；四是信创国产化改造需求迫切。</w:t>
+      </w:r>
+    </w:p>
+    <w:p>
+      <w:pPr>
+        <w:spacing w:before="120" w:after="60"/>
         <w:ind w:firstLine="0"/>
-        <w:jc w:val="left"/>
       </w:pPr>
       <w:r>
         <w:rPr>
@@ -197,192 +234,31 @@
           <w:b/>
           <w:sz w:val="32"/>
         </w:rPr>
-        <w:t>（一）公司治理层</w:t>
+        <w:t>（一）IT架构分层规划</w:t>
       </w:r>
     </w:p>
     <w:p>
       <w:pPr>
-        <w:spacing w:line="560" w:lineRule="exact"/>
+        <w:spacing w:line="560" w:lineRule="exact" w:after="40"/>
         <w:ind w:firstLine="640"/>
-        <w:jc w:val="both"/>
       </w:pPr>
       <w:r>
         <w:rPr>
           <w:rFonts w:ascii="仿宋" w:hAnsi="仿宋" w:eastAsia="仿宋"/>
           <w:sz w:val="32"/>
         </w:rPr>
-        <w:t>公司董事会由陈向东（董事长）、郑少波、范伟宏、江忠永、罗华兵、宋卫权等核心创始团队成员及独立董事组成。监事会负责公司内部监督审计。高级管理团队包括总经理（陈向东兼）、副总经理及财务负责人、董事会秘书等。</w:t>
+        <w:t>基于青云KubeSphere企业版（KSE 4.2）和青云AI智算平台，为士兰微规划六层IT架构体系，以青云统一底座贯通各层级、赋能全业务。</w:t>
       </w:r>
     </w:p>
     <w:p>
       <w:pPr>
-        <w:spacing w:before="80" w:after="40" w:line="560" w:lineRule="exact"/>
-        <w:ind w:firstLine="0"/>
-        <w:jc w:val="left"/>
-      </w:pPr>
-      <w:r>
-        <w:rPr>
-          <w:rFonts w:ascii="楷体" w:hAnsi="楷体" w:eastAsia="楷体"/>
-          <w:b/>
-          <w:sz w:val="32"/>
-        </w:rPr>
-        <w:t>（二）核心业务板块</w:t>
-      </w:r>
-    </w:p>
-    <w:p>
-      <w:pPr>
-        <w:spacing w:line="560" w:lineRule="exact"/>
-        <w:ind w:firstLine="640"/>
-        <w:jc w:val="both"/>
-      </w:pPr>
-      <w:r>
-        <w:rPr>
-          <w:rFonts w:ascii="仿宋" w:hAnsi="仿宋" w:eastAsia="仿宋"/>
-          <w:sz w:val="32"/>
-        </w:rPr>
-        <w:t>1.技术研发中心：负责芯片设计（模拟IC、数字IC、功率器件）、工艺技术开发、EDA平台建设等，是公司自主创新能力的核心。</w:t>
-      </w:r>
-    </w:p>
-    <w:p>
-      <w:pPr>
-        <w:spacing w:line="560" w:lineRule="exact"/>
-        <w:ind w:firstLine="640"/>
-        <w:jc w:val="both"/>
-      </w:pPr>
-      <w:r>
-        <w:rPr>
-          <w:rFonts w:ascii="仿宋" w:hAnsi="仿宋" w:eastAsia="仿宋"/>
-          <w:sz w:val="32"/>
-        </w:rPr>
-        <w:t>2.制造事业总部：统管三大硅基制造中心和一个化合物事业部，是公司IDM模式的核心资产。</w:t>
-      </w:r>
-    </w:p>
-    <w:p>
-      <w:pPr>
-        <w:spacing w:line="560" w:lineRule="exact"/>
-        <w:ind w:firstLine="640"/>
-        <w:jc w:val="both"/>
-      </w:pPr>
-      <w:r>
-        <w:rPr>
-          <w:rFonts w:ascii="仿宋" w:hAnsi="仿宋" w:eastAsia="仿宋"/>
-          <w:sz w:val="32"/>
-        </w:rPr>
-        <w:t>3.市场销售中心：负责产品销售、客户技术支持、代理商管理及市场开拓。</w:t>
-      </w:r>
-    </w:p>
-    <w:p>
-      <w:pPr>
-        <w:spacing w:before="80" w:after="40" w:line="560" w:lineRule="exact"/>
-        <w:ind w:firstLine="0"/>
-        <w:jc w:val="left"/>
-      </w:pPr>
-      <w:r>
-        <w:rPr>
-          <w:rFonts w:ascii="楷体" w:hAnsi="楷体" w:eastAsia="楷体"/>
-          <w:b/>
-          <w:sz w:val="32"/>
-        </w:rPr>
-        <w:t>（三）信息中心（IT部门）</w:t>
-      </w:r>
-    </w:p>
-    <w:p>
-      <w:pPr>
-        <w:spacing w:line="560" w:lineRule="exact"/>
-        <w:ind w:firstLine="640"/>
-        <w:jc w:val="both"/>
-      </w:pPr>
-      <w:r>
-        <w:rPr>
-          <w:rFonts w:ascii="仿宋" w:hAnsi="仿宋" w:eastAsia="仿宋"/>
-          <w:sz w:val="32"/>
-        </w:rPr>
-        <w:t>信息中心是本次拜访的关键对接部门。根据公开信息，士兰微信息中心下设IT基础设施科、信息安全科、数字化推进科等二级科室，负责公司整体的信息化建设、生产系统运维、信息安全保障及数字化转型推进工作。</w:t>
-      </w:r>
-    </w:p>
-    <w:p>
-      <w:pPr>
-        <w:spacing w:before="120" w:after="60" w:line="560" w:lineRule="exact"/>
-        <w:ind w:firstLine="0"/>
-        <w:jc w:val="left"/>
-      </w:pPr>
-      <w:r>
-        <w:rPr>
-          <w:rFonts w:ascii="黑体" w:hAnsi="黑体" w:eastAsia="黑体"/>
-          <w:b/>
-          <w:sz w:val="32"/>
-        </w:rPr>
-        <w:t>四、IT架构分析</w:t>
-      </w:r>
-    </w:p>
-    <w:p>
-      <w:pPr>
-        <w:spacing w:before="80" w:after="40" w:line="560" w:lineRule="exact"/>
-        <w:ind w:firstLine="0"/>
-        <w:jc w:val="left"/>
-      </w:pPr>
-      <w:r>
-        <w:rPr>
-          <w:rFonts w:ascii="楷体" w:hAnsi="楷体" w:eastAsia="楷体"/>
-          <w:b/>
-          <w:sz w:val="32"/>
-        </w:rPr>
-        <w:t>（一）现有IT环境概况</w:t>
-      </w:r>
-    </w:p>
-    <w:p>
-      <w:pPr>
-        <w:spacing w:line="560" w:lineRule="exact"/>
-        <w:ind w:firstLine="640"/>
-        <w:jc w:val="both"/>
-      </w:pPr>
-      <w:r>
-        <w:rPr>
-          <w:rFonts w:ascii="仿宋" w:hAnsi="仿宋" w:eastAsia="仿宋"/>
-          <w:sz w:val="32"/>
-        </w:rPr>
-        <w:t>士兰微作为典型的半导体IDM企业，其IT系统覆盖研发设计（EDA/PDK）、生产制造（MES/SPC/YMS/EAP）、运营管理（ERP/SCM/PLM）、协同办公（OA/邮件/即时通讯）等多个层面。随着公司三地（杭州、厦门、成都）多工厂的投产扩张，IT系统面临多基地统一管理、数据一致性、业务连续性和安全合规等核心挑战。</w:t>
-      </w:r>
-    </w:p>
-    <w:p>
-      <w:pPr>
-        <w:spacing w:before="80" w:after="40" w:line="560" w:lineRule="exact"/>
-        <w:ind w:firstLine="0"/>
-        <w:jc w:val="left"/>
-      </w:pPr>
-      <w:r>
-        <w:rPr>
-          <w:rFonts w:ascii="楷体" w:hAnsi="楷体" w:eastAsia="楷体"/>
-          <w:b/>
-          <w:sz w:val="32"/>
-        </w:rPr>
-        <w:t>（二）IT架构分层示意</w:t>
-      </w:r>
-    </w:p>
-    <w:p>
-      <w:pPr>
-        <w:spacing w:line="560" w:lineRule="exact"/>
-        <w:ind w:firstLine="640"/>
-        <w:jc w:val="both"/>
-      </w:pPr>
-      <w:r>
-        <w:rPr>
-          <w:rFonts w:ascii="仿宋" w:hAnsi="仿宋" w:eastAsia="仿宋"/>
-          <w:sz w:val="32"/>
-        </w:rPr>
-        <w:t>士兰微的IT系统可采用六层架构模型进行分析，从下至上依次为基础设施层、研发设计层、生产执行层、运营管理层、协同办公层、数据安全与灾备体系，各层之间相互依赖、协同运行。</w:t>
-      </w:r>
-    </w:p>
-    <w:p>
-      <w:pPr>
-        <w:spacing w:line="560" w:lineRule="exact" w:before="120" w:after="40"/>
         <w:ind w:firstLine="0"/>
         <w:jc w:val="center"/>
       </w:pPr>
       <w:r>
         <w:drawing>
           <wp:inline xmlns:a="http://schemas.openxmlformats.org/drawingml/2006/main" xmlns:pic="http://schemas.openxmlformats.org/drawingml/2006/picture">
-            <wp:extent cx="5580000" cy="3720000"/>
+            <wp:extent cx="5303520" cy="3606394"/>
             <wp:docPr id="2" name="Picture 2"/>
             <wp:cNvGraphicFramePr>
               <a:graphicFrameLocks noChangeAspect="1"/>
@@ -391,7 +267,7 @@
               <a:graphicData uri="http://schemas.openxmlformats.org/drawingml/2006/picture">
                 <pic:pic>
                   <pic:nvPicPr>
-                    <pic:cNvPr id="0" name="silan_it_arch.png"/>
+                    <pic:cNvPr id="0" name="it_arch.png"/>
                     <pic:cNvPicPr/>
                   </pic:nvPicPr>
                   <pic:blipFill>
@@ -403,7 +279,7 @@
                   <pic:spPr>
                     <a:xfrm>
                       <a:off x="0" y="0"/>
-                      <a:ext cx="5580000" cy="3720000"/>
+                      <a:ext cx="5303520" cy="3606394"/>
                     </a:xfrm>
                     <a:prstGeom prst="rect"/>
                   </pic:spPr>
@@ -416,23 +292,100 @@
     </w:p>
     <w:p>
       <w:pPr>
-        <w:spacing w:line="480" w:lineRule="exact"/>
+        <w:spacing w:before="40" w:after="240"/>
         <w:ind w:firstLine="0"/>
         <w:jc w:val="center"/>
       </w:pPr>
       <w:r>
         <w:rPr>
           <w:rFonts w:ascii="仿宋" w:hAnsi="仿宋" w:eastAsia="仿宋"/>
-          <w:sz w:val="24"/>
+          <w:sz w:val="20"/>
         </w:rPr>
-        <w:t>图：士兰微IT架构分层示意图</w:t>
+        <w:t>图二  士兰微IT架构分层示意图</w:t>
       </w:r>
     </w:p>
     <w:p>
       <w:pPr>
-        <w:spacing w:before="120" w:after="60" w:line="560" w:lineRule="exact"/>
+        <w:spacing w:line="560" w:lineRule="exact" w:after="40"/>
+        <w:ind w:firstLine="640"/>
+      </w:pPr>
+      <w:r>
+        <w:rPr>
+          <w:rFonts w:ascii="仿宋" w:hAnsi="仿宋" w:eastAsia="仿宋"/>
+          <w:sz w:val="32"/>
+        </w:rPr>
+        <w:t>第一层：硬件与网络层。包括x86/ARM/信创计算服务器、GPU算力集群（训练卡/推理卡）、全闪/混闪/对象存储设备、万兆/IB高速网络、三地数据中心（杭州/成都/厦门）。</w:t>
+      </w:r>
+    </w:p>
+    <w:p>
+      <w:pPr>
+        <w:spacing w:line="560" w:lineRule="exact" w:after="40"/>
+        <w:ind w:firstLine="640"/>
+      </w:pPr>
+      <w:r>
+        <w:rPr>
+          <w:rFonts w:ascii="仿宋" w:hAnsi="仿宋" w:eastAsia="仿宋"/>
+          <w:sz w:val="32"/>
+        </w:rPr>
+        <w:t>第二层：基础设施与云平台层。以青云KubeSphere企业版为容器云底座，提供多集群统一管理、全栈可观测性、DevOps自动化流水线；以青云AI智算平台提供GPU调度、AI训练推理、模型全生命周期管理；以青云软件定义存储提供分布式存储与备份容灾能力；全面支持信创国产化适配。</w:t>
+      </w:r>
+    </w:p>
+    <w:p>
+      <w:pPr>
+        <w:spacing w:line="560" w:lineRule="exact" w:after="40"/>
+        <w:ind w:firstLine="640"/>
+      </w:pPr>
+      <w:r>
+        <w:rPr>
+          <w:rFonts w:ascii="仿宋" w:hAnsi="仿宋" w:eastAsia="仿宋"/>
+          <w:sz w:val="32"/>
+        </w:rPr>
+        <w:t>第三层：生产执行与研发设计层。包括MES制造执行系统（工单管理、追溯、SPC）、EDA芯片设计与仿真平台、CIM设备自动化系统、YMS良率管理分析、AI辅助设计等，是半导体IDM企业的核心生产力层。</w:t>
+      </w:r>
+    </w:p>
+    <w:p>
+      <w:pPr>
+        <w:spacing w:line="560" w:lineRule="exact" w:after="40"/>
+        <w:ind w:firstLine="640"/>
+      </w:pPr>
+      <w:r>
+        <w:rPr>
+          <w:rFonts w:ascii="仿宋" w:hAnsi="仿宋" w:eastAsia="仿宋"/>
+          <w:sz w:val="32"/>
+        </w:rPr>
+        <w:t>第四层：业务运营与管理层。包括ERP（财务/供应链/采购）、CRM客户关系管理、PLM产品全生命周期管理、SCM供应商管理、BI经营数据分析等，实现业务端到端数字化管理。</w:t>
+      </w:r>
+    </w:p>
+    <w:p>
+      <w:pPr>
+        <w:spacing w:line="560" w:lineRule="exact" w:after="40"/>
+        <w:ind w:firstLine="640"/>
+      </w:pPr>
+      <w:r>
+        <w:rPr>
+          <w:rFonts w:ascii="仿宋" w:hAnsi="仿宋" w:eastAsia="仿宋"/>
+          <w:sz w:val="32"/>
+        </w:rPr>
+        <w:t>第五层：协同办公与门户层。涵盖OA审批流程、企业信息门户、邮件与即时通讯、视频会议系统、HR行政系统等，支撑企业日常办公与协作需求。</w:t>
+      </w:r>
+    </w:p>
+    <w:p>
+      <w:pPr>
+        <w:spacing w:line="560" w:lineRule="exact" w:after="40"/>
+        <w:ind w:firstLine="640"/>
+      </w:pPr>
+      <w:r>
+        <w:rPr>
+          <w:rFonts w:ascii="仿宋" w:hAnsi="仿宋" w:eastAsia="仿宋"/>
+          <w:sz w:val="32"/>
+        </w:rPr>
+        <w:t>第六层：数据安全与合规层。覆盖数据分级分类、访问控制与审计（IAM/SSO）、网络安全防护（WAF/防火墙/IPS）、数据备份与容灾、等保合规审计等。</w:t>
+      </w:r>
+    </w:p>
+    <w:p>
+      <w:pPr>
+        <w:spacing w:before="160" w:after="80"/>
         <w:ind w:firstLine="0"/>
-        <w:jc w:val="left"/>
       </w:pPr>
       <w:r>
         <w:rPr>
@@ -440,14 +393,13 @@
           <w:b/>
           <w:sz w:val="32"/>
         </w:rPr>
-        <w:t>五、青云KubeSphere+AI智算平台方案</w:t>
+        <w:t>四、青云KubeSphere+AI智算平台方案</w:t>
       </w:r>
     </w:p>
     <w:p>
       <w:pPr>
-        <w:spacing w:before="80" w:after="40" w:line="560" w:lineRule="exact"/>
+        <w:spacing w:before="120" w:after="60"/>
         <w:ind w:firstLine="0"/>
-        <w:jc w:val="left"/>
       </w:pPr>
       <w:r>
         <w:rPr>
@@ -455,28 +407,39 @@
           <w:b/>
           <w:sz w:val="32"/>
         </w:rPr>
-        <w:t>（一）多云/多集群统一管理</w:t>
+        <w:t>（一）KubeSphere企业版核心能力</w:t>
       </w:r>
     </w:p>
     <w:p>
       <w:pPr>
-        <w:spacing w:line="560" w:lineRule="exact"/>
+        <w:spacing w:line="560" w:lineRule="exact" w:after="40"/>
         <w:ind w:firstLine="640"/>
-        <w:jc w:val="both"/>
       </w:pPr>
       <w:r>
         <w:rPr>
           <w:rFonts w:ascii="仿宋" w:hAnsi="仿宋" w:eastAsia="仿宋"/>
           <w:sz w:val="32"/>
         </w:rPr>
-        <w:t>士兰微现有杭州、成都、厦门三地多个工厂和研发中心，K8s集群分散。青云KubeSphere企业版提供统一的多集群管理门户，支持导入和管理多个K8s集群，实现全局资源监控、策略统一下发、配置漂移检测，可有效解决士兰微多基地环境下的集群碎片化管理问题。</w:t>
+        <w:t>KubeSphere企业版（KSE 4.2）是青云科技打造的新一代云原生操作系统，基于KubeSphere LuBan可扩展开放架构，在Kubernetes之上深度融合多云管理、微服务治理、应用可观测等核心能力。针对士兰微的实际需求，核心匹配能力如下。</w:t>
       </w:r>
     </w:p>
     <w:p>
       <w:pPr>
-        <w:spacing w:before="80" w:after="40" w:line="560" w:lineRule="exact"/>
+        <w:spacing w:line="560" w:lineRule="exact" w:after="40"/>
+        <w:ind w:firstLine="640"/>
+      </w:pPr>
+      <w:r>
+        <w:rPr>
+          <w:rFonts w:ascii="仿宋" w:hAnsi="仿宋" w:eastAsia="仿宋"/>
+          <w:sz w:val="32"/>
+        </w:rPr>
+        <w:t>一是多集群统一管理。实现杭州、成都、厦门三地集群的统一纳管与策略统一下发，消除信息孤岛，实现集团级资源管控。二是全栈可观测性。提供多维度监控告警、日志审计、链路追踪，保障生产系统SLA，支撑运维团队快速定位问题。三是GPU调度管理。支持GPU资源的细粒度调度与监控，满足AI与EDA仿真算力需求。四是易捷版DevOps。内置CI/CD流水线，加速芯片设计迭代与交付效率。五是多租户与权限管理。按业务线（研发/制造/运营）进行资源隔离与配额管理，满足多部门共享平台需求。六是应用商店。提供Helm应用一键部署，加速中间件（Redis、RocketMQ等）的交付。</w:t>
+      </w:r>
+    </w:p>
+    <w:p>
+      <w:pPr>
+        <w:spacing w:before="120" w:after="60"/>
         <w:ind w:firstLine="0"/>
-        <w:jc w:val="left"/>
       </w:pPr>
       <w:r>
         <w:rPr>
@@ -484,28 +447,26 @@
           <w:b/>
           <w:sz w:val="32"/>
         </w:rPr>
-        <w:t>（二）GPU调度与AI算力平台</w:t>
+        <w:t>（二）青云AI智算平台能力</w:t>
       </w:r>
     </w:p>
     <w:p>
       <w:pPr>
-        <w:spacing w:line="560" w:lineRule="exact"/>
+        <w:spacing w:line="560" w:lineRule="exact" w:after="40"/>
         <w:ind w:firstLine="640"/>
-        <w:jc w:val="both"/>
       </w:pPr>
       <w:r>
         <w:rPr>
           <w:rFonts w:ascii="仿宋" w:hAnsi="仿宋" w:eastAsia="仿宋"/>
           <w:sz w:val="32"/>
         </w:rPr>
-        <w:t>士兰微在芯片设计环节依赖EDA仿真、AI辅助设计等高性能计算场景。青云AI智算平台支持GPU/NPU统一资源池化管理、智能调度和细粒度资源配额控制，可显著提升EDA仿真效率，降低算力闲置成本。</w:t>
+        <w:t>青云AI智算平台基于统一全栈架构打造AI算力底座，具备异构算力调度能力，可有效支撑士兰微在EDA仿真加速、芯片设计优化、良率预测分析、智能排产等场景的AI算力需求。平台支持GPU、NPU、CPU混合调度，提供训练任务管理与资源配额管控，内置算法开发环境与模型管理，并与KubeSphere容器平台深度集成，实现算力资源的统一运营与调度。</w:t>
       </w:r>
     </w:p>
     <w:p>
       <w:pPr>
-        <w:spacing w:before="80" w:after="40" w:line="560" w:lineRule="exact"/>
+        <w:spacing w:before="120" w:after="60"/>
         <w:ind w:firstLine="0"/>
-        <w:jc w:val="left"/>
       </w:pPr>
       <w:r>
         <w:rPr>
@@ -513,57 +474,26 @@
           <w:b/>
           <w:sz w:val="32"/>
         </w:rPr>
-        <w:t>（三）企业级安全与合规</w:t>
+        <w:t>（三）信创国产化支持</w:t>
       </w:r>
     </w:p>
     <w:p>
       <w:pPr>
-        <w:spacing w:line="560" w:lineRule="exact"/>
+        <w:spacing w:line="560" w:lineRule="exact" w:after="40"/>
         <w:ind w:firstLine="640"/>
-        <w:jc w:val="both"/>
       </w:pPr>
       <w:r>
         <w:rPr>
           <w:rFonts w:ascii="仿宋" w:hAnsi="仿宋" w:eastAsia="仿宋"/>
           <w:sz w:val="32"/>
         </w:rPr>
-        <w:t>作为上市半导体企业，士兰微对数据安全与合规要求严格。KubeSphere提供基于角色的细粒度权限管理（RBAC）、多租户隔离、审计日志、网络安全策略等功能，帮助构建满足等保合规要求的安全容器平台。</w:t>
+        <w:t>青云KubeSphere企业版全面支持信创国产化，已完成与鲲鹏、飞腾、海光等国产CPU及麒麟、统信等国产操作系统的适配认证，满足士兰微作为半导体行业重点企业的信创改造需求。青云科技已入选年度十大信创云品牌，在国家电网、金融等行业积累了丰富的信创落地经验。</w:t>
       </w:r>
     </w:p>
     <w:p>
       <w:pPr>
-        <w:spacing w:before="80" w:after="40" w:line="560" w:lineRule="exact"/>
+        <w:spacing w:before="160" w:after="80"/>
         <w:ind w:firstLine="0"/>
-        <w:jc w:val="left"/>
-      </w:pPr>
-      <w:r>
-        <w:rPr>
-          <w:rFonts w:ascii="楷体" w:hAnsi="楷体" w:eastAsia="楷体"/>
-          <w:b/>
-          <w:sz w:val="32"/>
-        </w:rPr>
-        <w:t>（四）专业服务与赋能</w:t>
-      </w:r>
-    </w:p>
-    <w:p>
-      <w:pPr>
-        <w:spacing w:line="560" w:lineRule="exact"/>
-        <w:ind w:firstLine="640"/>
-        <w:jc w:val="both"/>
-      </w:pPr>
-      <w:r>
-        <w:rPr>
-          <w:rFonts w:ascii="仿宋" w:hAnsi="仿宋" w:eastAsia="仿宋"/>
-          <w:sz w:val="32"/>
-        </w:rPr>
-        <w:t>青云科技在全国设有本地化服务团队，可为士兰微提供从平台部署、迁移实施到技术赋能的全生命周期服务，帮助华友团队快速掌握云原生运维能力。</w:t>
-      </w:r>
-    </w:p>
-    <w:p>
-      <w:pPr>
-        <w:spacing w:before="120" w:after="60" w:line="560" w:lineRule="exact"/>
-        <w:ind w:firstLine="0"/>
-        <w:jc w:val="left"/>
       </w:pPr>
       <w:r>
         <w:rPr>
@@ -571,39 +501,20 @@
           <w:b/>
           <w:sz w:val="32"/>
         </w:rPr>
-        <w:t>六、拜访建议</w:t>
+        <w:t>五、方案价值总结</w:t>
       </w:r>
     </w:p>
     <w:p>
       <w:pPr>
-        <w:spacing w:line="560" w:lineRule="exact"/>
+        <w:spacing w:line="560" w:lineRule="exact" w:after="40"/>
         <w:ind w:firstLine="640"/>
-        <w:jc w:val="both"/>
       </w:pPr>
       <w:r>
         <w:rPr>
           <w:rFonts w:ascii="仿宋" w:hAnsi="仿宋" w:eastAsia="仿宋"/>
           <w:sz w:val="32"/>
         </w:rPr>
-        <w:t>建议拜访时重点了解士兰微信息中心在以下方面的现状与需求：一是当前以K8s为核心的容器平台管理规模和面临的主要挑战；二是在EDA仿真和AI辅助设计场景中对GPU算力的需求程度；三是三地多工厂IT架构统一管理的推进计划；四是对数据安全、业务连续性和容灾备份的现有保障水平与提升诉求。</w:t>
-      </w:r>
-    </w:p>
-    <w:p>
-      <w:pPr>
-        <w:spacing w:before="400"/>
-        <w:ind w:firstLine="0"/>
-        <w:jc w:val="right"/>
-      </w:pPr>
-      <w:r>
-        <w:rPr>
-          <w:rFonts w:ascii="仿宋" w:hAnsi="仿宋" w:eastAsia="仿宋"/>
-          <w:sz w:val="24"/>
-        </w:rPr>
-        <w:t>编制：星期五（Hermes Agent）</w:t>
-        <w:tab/>
-        <w:t>文档版本：V1.0</w:t>
-        <w:tab/>
-        <w:t>日期：2026年6月12日</w:t>
+        <w:t>通过部署青云KubeSphere企业版及AI智算平台，可为士兰微带来以下核心价值。一是实现多基地IT基础设施统一管理，降低运维复杂度与人力成本。二是构建企业级AI算力底座，加速EDA仿真与AI辅助设计进程。三是提升生产系统可用性与可观测性，保障制造业务连续性。四是满足信创国产化合规要求，平滑推进自主可控进程。五是降低整体IT建设成本，实现从资源消耗型向平台运营型转变。</w:t>
       </w:r>
     </w:p>
     <w:sectPr>

--- a/星期五的工作区/2026-06-12_士兰微组织架构与IT架构方案_V1.0.docx
+++ b/星期五的工作区/2026-06-12_士兰微组织架构与IT架构方案_V1.0.docx
@@ -124,7 +124,7 @@
       <w:r>
         <w:drawing>
           <wp:inline xmlns:a="http://schemas.openxmlformats.org/drawingml/2006/main" xmlns:pic="http://schemas.openxmlformats.org/drawingml/2006/picture">
-            <wp:extent cx="5303520" cy="3977640"/>
+            <wp:extent cx="5394960" cy="3776472"/>
             <wp:docPr id="1" name="Picture 1"/>
             <wp:cNvGraphicFramePr>
               <a:graphicFrameLocks noChangeAspect="1"/>
@@ -133,7 +133,7 @@
               <a:graphicData uri="http://schemas.openxmlformats.org/drawingml/2006/picture">
                 <pic:pic>
                   <pic:nvPicPr>
-                    <pic:cNvPr id="0" name="org_chart.png"/>
+                    <pic:cNvPr id="0" name="org_chart.jpg"/>
                     <pic:cNvPicPr/>
                   </pic:nvPicPr>
                   <pic:blipFill>
@@ -145,7 +145,7 @@
                   <pic:spPr>
                     <a:xfrm>
                       <a:off x="0" y="0"/>
-                      <a:ext cx="5303520" cy="3977640"/>
+                      <a:ext cx="5394960" cy="3776472"/>
                     </a:xfrm>
                     <a:prstGeom prst="rect"/>
                   </pic:spPr>
@@ -258,7 +258,7 @@
       <w:r>
         <w:drawing>
           <wp:inline xmlns:a="http://schemas.openxmlformats.org/drawingml/2006/main" xmlns:pic="http://schemas.openxmlformats.org/drawingml/2006/picture">
-            <wp:extent cx="5303520" cy="3606394"/>
+            <wp:extent cx="5394960" cy="3956304"/>
             <wp:docPr id="2" name="Picture 2"/>
             <wp:cNvGraphicFramePr>
               <a:graphicFrameLocks noChangeAspect="1"/>
@@ -267,7 +267,7 @@
               <a:graphicData uri="http://schemas.openxmlformats.org/drawingml/2006/picture">
                 <pic:pic>
                   <pic:nvPicPr>
-                    <pic:cNvPr id="0" name="it_arch.png"/>
+                    <pic:cNvPr id="0" name="it_arch.jpg"/>
                     <pic:cNvPicPr/>
                   </pic:nvPicPr>
                   <pic:blipFill>
@@ -279,7 +279,7 @@
                   <pic:spPr>
                     <a:xfrm>
                       <a:off x="0" y="0"/>
-                      <a:ext cx="5303520" cy="3606394"/>
+                      <a:ext cx="5394960" cy="3956304"/>
                     </a:xfrm>
                     <a:prstGeom prst="rect"/>
                   </pic:spPr>

--- a/星期五的工作区/2026-06-12_士兰微组织架构与IT架构方案_V1.0.docx
+++ b/星期五的工作区/2026-06-12_士兰微组织架构与IT架构方案_V1.0.docx
@@ -113,18 +113,19 @@
           <w:rFonts w:ascii="仿宋" w:hAnsi="仿宋" w:eastAsia="仿宋"/>
           <w:sz w:val="32"/>
         </w:rPr>
-        <w:t>公司形成了以股东大会为最高权力机构、董事会为决策机构、总经理为执行负责人的规范治理结构。核心管理层包括：董事长陈向东、副董事长范伟宏、副董事长兼总经理郑少波。下设研发中心、制造中心、市场销售中心、信息技术部（IT）、质量与可靠性部、职能总部等核心部门。</w:t>
+        <w:t>公司形成了以股东大会为最高权力机构、董事会为决策机构、总经理为执行负责人的规范治理结构。核心管理层包括：董事长陈向东、副董事长范伟宏、副董事长兼总经理郑少波。下设研发中心、制造中心、市场销售中心、信息技术部、质量与可靠性部、职能总部等核心部门。</w:t>
       </w:r>
     </w:p>
     <w:p>
       <w:pPr>
+        <w:spacing w:before="160" w:after="40"/>
         <w:ind w:firstLine="0"/>
         <w:jc w:val="center"/>
       </w:pPr>
       <w:r>
         <w:drawing>
           <wp:inline xmlns:a="http://schemas.openxmlformats.org/drawingml/2006/main" xmlns:pic="http://schemas.openxmlformats.org/drawingml/2006/picture">
-            <wp:extent cx="5394960" cy="3776472"/>
+            <wp:extent cx="7619999" cy="5715000"/>
             <wp:docPr id="1" name="Picture 1"/>
             <wp:cNvGraphicFramePr>
               <a:graphicFrameLocks noChangeAspect="1"/>
@@ -133,7 +134,7 @@
               <a:graphicData uri="http://schemas.openxmlformats.org/drawingml/2006/picture">
                 <pic:pic>
                   <pic:nvPicPr>
-                    <pic:cNvPr id="0" name="org_chart.jpg"/>
+                    <pic:cNvPr id="0" name="org_chart.png"/>
                     <pic:cNvPicPr/>
                   </pic:nvPicPr>
                   <pic:blipFill>
@@ -145,7 +146,7 @@
                   <pic:spPr>
                     <a:xfrm>
                       <a:off x="0" y="0"/>
-                      <a:ext cx="5394960" cy="3776472"/>
+                      <a:ext cx="7619999" cy="5715000"/>
                     </a:xfrm>
                     <a:prstGeom prst="rect"/>
                   </pic:spPr>
@@ -252,13 +253,14 @@
     </w:p>
     <w:p>
       <w:pPr>
+        <w:spacing w:before="160" w:after="40"/>
         <w:ind w:firstLine="0"/>
         <w:jc w:val="center"/>
       </w:pPr>
       <w:r>
         <w:drawing>
           <wp:inline xmlns:a="http://schemas.openxmlformats.org/drawingml/2006/main" xmlns:pic="http://schemas.openxmlformats.org/drawingml/2006/picture">
-            <wp:extent cx="5394960" cy="3956304"/>
+            <wp:extent cx="7619999" cy="5715000"/>
             <wp:docPr id="2" name="Picture 2"/>
             <wp:cNvGraphicFramePr>
               <a:graphicFrameLocks noChangeAspect="1"/>
@@ -267,7 +269,7 @@
               <a:graphicData uri="http://schemas.openxmlformats.org/drawingml/2006/picture">
                 <pic:pic>
                   <pic:nvPicPr>
-                    <pic:cNvPr id="0" name="it_arch.jpg"/>
+                    <pic:cNvPr id="0" name="it_arch.png"/>
                     <pic:cNvPicPr/>
                   </pic:nvPicPr>
                   <pic:blipFill>
@@ -279,7 +281,7 @@
                   <pic:spPr>
                     <a:xfrm>
                       <a:off x="0" y="0"/>
-                      <a:ext cx="5394960" cy="3956304"/>
+                      <a:ext cx="7619999" cy="5715000"/>
                     </a:xfrm>
                     <a:prstGeom prst="rect"/>
                   </pic:spPr>

--- a/星期五的工作区/2026-06-12_士兰微组织架构与IT架构方案_V1.0.docx
+++ b/星期五的工作区/2026-06-12_士兰微组织架构与IT架构方案_V1.0.docx
@@ -118,44 +118,9 @@
     </w:p>
     <w:p>
       <w:pPr>
-        <w:spacing w:before="160" w:after="40"/>
+        <w:spacing w:before="0" w:after="120"/>
         <w:ind w:firstLine="0"/>
-        <w:jc w:val="center"/>
       </w:pPr>
-      <w:r>
-        <w:drawing>
-          <wp:inline xmlns:a="http://schemas.openxmlformats.org/drawingml/2006/main" xmlns:pic="http://schemas.openxmlformats.org/drawingml/2006/picture">
-            <wp:extent cx="7619999" cy="5715000"/>
-            <wp:docPr id="1" name="Picture 1"/>
-            <wp:cNvGraphicFramePr>
-              <a:graphicFrameLocks noChangeAspect="1"/>
-            </wp:cNvGraphicFramePr>
-            <a:graphic>
-              <a:graphicData uri="http://schemas.openxmlformats.org/drawingml/2006/picture">
-                <pic:pic>
-                  <pic:nvPicPr>
-                    <pic:cNvPr id="0" name="org_chart.png"/>
-                    <pic:cNvPicPr/>
-                  </pic:nvPicPr>
-                  <pic:blipFill>
-                    <a:blip r:embed="rId9"/>
-                    <a:stretch>
-                      <a:fillRect/>
-                    </a:stretch>
-                  </pic:blipFill>
-                  <pic:spPr>
-                    <a:xfrm>
-                      <a:off x="0" y="0"/>
-                      <a:ext cx="7619999" cy="5715000"/>
-                    </a:xfrm>
-                    <a:prstGeom prst="rect"/>
-                  </pic:spPr>
-                </pic:pic>
-              </a:graphicData>
-            </a:graphic>
-          </wp:inline>
-        </w:drawing>
-      </w:r>
     </w:p>
     <w:p>
       <w:pPr>
@@ -253,44 +218,9 @@
     </w:p>
     <w:p>
       <w:pPr>
-        <w:spacing w:before="160" w:after="40"/>
+        <w:spacing w:before="0" w:after="120"/>
         <w:ind w:firstLine="0"/>
-        <w:jc w:val="center"/>
       </w:pPr>
-      <w:r>
-        <w:drawing>
-          <wp:inline xmlns:a="http://schemas.openxmlformats.org/drawingml/2006/main" xmlns:pic="http://schemas.openxmlformats.org/drawingml/2006/picture">
-            <wp:extent cx="7619999" cy="5715000"/>
-            <wp:docPr id="2" name="Picture 2"/>
-            <wp:cNvGraphicFramePr>
-              <a:graphicFrameLocks noChangeAspect="1"/>
-            </wp:cNvGraphicFramePr>
-            <a:graphic>
-              <a:graphicData uri="http://schemas.openxmlformats.org/drawingml/2006/picture">
-                <pic:pic>
-                  <pic:nvPicPr>
-                    <pic:cNvPr id="0" name="it_arch.png"/>
-                    <pic:cNvPicPr/>
-                  </pic:nvPicPr>
-                  <pic:blipFill>
-                    <a:blip r:embed="rId10"/>
-                    <a:stretch>
-                      <a:fillRect/>
-                    </a:stretch>
-                  </pic:blipFill>
-                  <pic:spPr>
-                    <a:xfrm>
-                      <a:off x="0" y="0"/>
-                      <a:ext cx="7619999" cy="5715000"/>
-                    </a:xfrm>
-                    <a:prstGeom prst="rect"/>
-                  </pic:spPr>
-                </pic:pic>
-              </a:graphicData>
-            </a:graphic>
-          </wp:inline>
-        </w:drawing>
-      </w:r>
     </w:p>
     <w:p>
       <w:pPr>
@@ -303,7 +233,7 @@
           <w:rFonts w:ascii="仿宋" w:hAnsi="仿宋" w:eastAsia="仿宋"/>
           <w:sz w:val="20"/>
         </w:rPr>
-        <w:t>图二  士兰微IT架构分层示意图</w:t>
+        <w:t>图二  士兰微IT架构分层示意图（青云KubeSphere+AI智算平台统一底座）</w:t>
       </w:r>
     </w:p>
     <w:p>
@@ -525,6 +455,537 @@
       <w:cols w:space="720"/>
       <w:docGrid w:linePitch="360"/>
     </w:sectPr>
+    <w:p>
+      <w:pPr>
+        <w:jc w:val="center"/>
+      </w:pPr>
+      <w:r>
+        <w:pict>
+          <v:group style="width:500pt;height:380pt" coordsize="500,380" coordorigin="0,0">
+            <v:rect style="position:absolute;left:205pt;top:5pt;width:90pt;height:24pt" fillcolor="#1F4E79" strokecolor="#1F4E79" strokeweight="1pt">
+              <v:textbox>
+                <w:txbxContent>
+                  <w:p>
+                    <w:pPr>
+                      <w:jc w:val="center"/>
+                    </w:pPr>
+                    <w:r>
+                      <w:rPr>
+                        <w:rFonts w:eastAsia="黑体"/>
+                        <w:b/>
+                        <w:sz w:val="16"/>
+                        <w:color w:val="FFFFFF"/>
+                      </w:rPr>
+                      <w:t>股东大会</w:t>
+                    </w:r>
+                  </w:p>
+                </w:txbxContent>
+              </v:textbox>
+            </v:rect>
+            <v:line from="250,29" to="250,39" strokecolor="#333333"/>
+            <v:rect style="position:absolute;left:170pt;top:41pt;width:80pt;height:24pt" fillcolor="#1F4E79" strokecolor="#1F4E79" strokeweight="1pt">
+              <v:textbox>
+                <w:txbxContent>
+                  <w:p>
+                    <w:pPr>
+                      <w:jc w:val="center"/>
+                    </w:pPr>
+                    <w:r>
+                      <w:rPr>
+                        <w:rFonts w:eastAsia="黑体"/>
+                        <w:b/>
+                        <w:sz w:val="16"/>
+                        <w:color w:val="FFFFFF"/>
+                      </w:rPr>
+                      <w:t>董事会</w:t>
+                    </w:r>
+                  </w:p>
+                </w:txbxContent>
+              </v:textbox>
+            </v:rect>
+            <v:rect style="position:absolute;left:252pt;top:41pt;width:78pt;height:24pt" fillcolor="#1F4E79" strokecolor="#1F4E79" strokeweight="1pt">
+              <v:textbox>
+                <w:txbxContent>
+                  <w:p>
+                    <w:pPr>
+                      <w:jc w:val="center"/>
+                    </w:pPr>
+                    <w:r>
+                      <w:rPr>
+                        <w:rFonts w:eastAsia="黑体"/>
+                        <w:b/>
+                        <w:sz w:val="16"/>
+                        <w:color w:val="FFFFFF"/>
+                      </w:rPr>
+                      <w:t>监事会</w:t>
+                    </w:r>
+                  </w:p>
+                </w:txbxContent>
+              </v:textbox>
+            </v:rect>
+            <v:line from="250,39" to="210,41" strokecolor="#333333"/>
+            <v:line from="250,39" to="291,41" strokecolor="#333333"/>
+            <v:rect style="position:absolute;left:205pt;top:77pt;width:90pt;height:24pt" fillcolor="#4472C4" strokecolor="#4472C4" strokeweight="1pt">
+              <v:textbox>
+                <w:txbxContent>
+                  <w:p>
+                    <w:pPr>
+                      <w:jc w:val="center"/>
+                    </w:pPr>
+                    <w:r>
+                      <w:rPr>
+                        <w:rFonts w:eastAsia="黑体"/>
+                        <w:b/>
+                        <w:sz w:val="16"/>
+                        <w:color w:val="FFFFFF"/>
+                      </w:rPr>
+                      <w:t>总经理</w:t>
+                    </w:r>
+                  </w:p>
+                </w:txbxContent>
+              </v:textbox>
+            </v:rect>
+            <v:line from="210,65" to="250,77" strokecolor="#333333"/>
+            <v:rect style="position:absolute;left:46pt;top:113pt;width:75pt;height:32pt" fillcolor="#D6E4F0" strokecolor="#4472C4" strokeweight="1pt">
+              <v:textbox>
+                <w:txbxContent>
+                  <w:p>
+                    <w:pPr>
+                      <w:jc w:val="center"/>
+                    </w:pPr>
+                    <w:r>
+                      <w:rPr>
+                        <w:rFonts w:eastAsia="仿宋"/>
+                        <w:sz w:val="14"/>
+                      </w:rPr>
+                      <w:t>研发中心</w:t>
+                    </w:r>
+                  </w:p>
+                </w:txbxContent>
+              </v:textbox>
+            </v:rect>
+            <v:line from="250,101" to="83,113" strokecolor="#333333"/>
+            <v:rect style="position:absolute;left:129pt;top:113pt;width:75pt;height:32pt" fillcolor="#D6E4F0" strokecolor="#4472C4" strokeweight="1pt">
+              <v:textbox>
+                <w:txbxContent>
+                  <w:p>
+                    <w:pPr>
+                      <w:jc w:val="center"/>
+                    </w:pPr>
+                    <w:r>
+                      <w:rPr>
+                        <w:rFonts w:eastAsia="仿宋"/>
+                        <w:sz w:val="14"/>
+                      </w:rPr>
+                      <w:t>制造中心</w:t>
+                    </w:r>
+                  </w:p>
+                </w:txbxContent>
+              </v:textbox>
+            </v:rect>
+            <v:line from="250,101" to="166,113" strokecolor="#333333"/>
+            <v:rect style="position:absolute;left:212pt;top:113pt;width:75pt;height:32pt" fillcolor="#D6E4F0" strokecolor="#4472C4" strokeweight="1pt">
+              <v:textbox>
+                <w:txbxContent>
+                  <w:p>
+                    <w:pPr>
+                      <w:jc w:val="center"/>
+                    </w:pPr>
+                    <w:r>
+                      <w:rPr>
+                        <w:rFonts w:eastAsia="仿宋"/>
+                        <w:sz w:val="14"/>
+                      </w:rPr>
+                      <w:t>市场销售
+中心</w:t>
+                    </w:r>
+                  </w:p>
+                </w:txbxContent>
+              </v:textbox>
+            </v:rect>
+            <v:line from="250,101" to="249,113" strokecolor="#333333"/>
+            <v:rect style="position:absolute;left:295pt;top:113pt;width:75pt;height:32pt" fillcolor="#D6E4F0" strokecolor="#4472C4" strokeweight="1pt">
+              <v:textbox>
+                <w:txbxContent>
+                  <w:p>
+                    <w:pPr>
+                      <w:jc w:val="center"/>
+                    </w:pPr>
+                    <w:r>
+                      <w:rPr>
+                        <w:rFonts w:eastAsia="仿宋"/>
+                        <w:sz w:val="14"/>
+                      </w:rPr>
+                      <w:t>信息技术部
+（IT）</w:t>
+                    </w:r>
+                  </w:p>
+                </w:txbxContent>
+              </v:textbox>
+            </v:rect>
+            <v:line from="250,101" to="332,113" strokecolor="#333333"/>
+            <v:rect style="position:absolute;left:378pt;top:113pt;width:75pt;height:32pt" fillcolor="#D6E4F0" strokecolor="#4472C4" strokeweight="1pt">
+              <v:textbox>
+                <w:txbxContent>
+                  <w:p>
+                    <w:pPr>
+                      <w:jc w:val="center"/>
+                    </w:pPr>
+                    <w:r>
+                      <w:rPr>
+                        <w:rFonts w:eastAsia="仿宋"/>
+                        <w:sz w:val="14"/>
+                      </w:rPr>
+                      <w:t>质量与
+可靠性部</w:t>
+                    </w:r>
+                  </w:p>
+                </w:txbxContent>
+              </v:textbox>
+            </v:rect>
+            <v:line from="250,101" to="415,113" strokecolor="#333333"/>
+            <v:rect style="position:absolute;left:105pt;top:157pt;width:90pt;height:24pt" fillcolor="#E2EFDA" strokecolor="#548235" strokeweight="1pt">
+              <v:textbox>
+                <w:txbxContent>
+                  <w:p>
+                    <w:pPr>
+                      <w:jc w:val="center"/>
+                    </w:pPr>
+                    <w:r>
+                      <w:rPr>
+                        <w:rFonts w:eastAsia="仿宋"/>
+                        <w:sz w:val="12"/>
+                      </w:rPr>
+                      <w:t>杭州制造基地
+（5吋/6吋/8吋）</w:t>
+                    </w:r>
+                  </w:p>
+                </w:txbxContent>
+              </v:textbox>
+            </v:rect>
+            <v:line from="166,145" to="150,157" strokecolor="#333333"/>
+            <v:rect style="position:absolute;left:205pt;top:157pt;width:90pt;height:24pt" fillcolor="#E2EFDA" strokecolor="#548235" strokeweight="1pt">
+              <v:textbox>
+                <w:txbxContent>
+                  <w:p>
+                    <w:pPr>
+                      <w:jc w:val="center"/>
+                    </w:pPr>
+                    <w:r>
+                      <w:rPr>
+                        <w:rFonts w:eastAsia="仿宋"/>
+                        <w:sz w:val="12"/>
+                      </w:rPr>
+                      <w:t>成都制造基地
+（功率模块封装）</w:t>
+                    </w:r>
+                  </w:p>
+                </w:txbxContent>
+              </v:textbox>
+            </v:rect>
+            <v:line from="166,145" to="250,157" strokecolor="#333333"/>
+            <v:rect style="position:absolute;left:305pt;top:157pt;width:90pt;height:24pt" fillcolor="#E2EFDA" strokecolor="#548235" strokeweight="1pt">
+              <v:textbox>
+                <w:txbxContent>
+                  <w:p>
+                    <w:pPr>
+                      <w:jc w:val="center"/>
+                    </w:pPr>
+                    <w:r>
+                      <w:rPr>
+                        <w:rFonts w:eastAsia="仿宋"/>
+                        <w:sz w:val="12"/>
+                      </w:rPr>
+                      <w:t>厦门制造基地
+（12吋/化合物）</w:t>
+                    </w:r>
+                  </w:p>
+                </w:txbxContent>
+              </v:textbox>
+            </v:rect>
+            <v:line from="166,145" to="350,157" strokecolor="#333333"/>
+            <v:rect style="position:absolute;left:380pt;top:5pt;width:115pt;height:18pt" fillcolor="#E2EFDA" strokecolor="#548235" strokeweight="0.5pt">
+              <v:textbox>
+                <w:txbxContent>
+                  <w:p>
+                    <w:pPr>
+                      <w:jc w:val="center"/>
+                    </w:pPr>
+                    <w:r>
+                      <w:rPr>
+                        <w:rFonts w:eastAsia="仿宋"/>
+                        <w:sz w:val="10"/>
+                      </w:rPr>
+                      <w:t>制造/封装基地</w:t>
+                    </w:r>
+                  </w:p>
+                </w:txbxContent>
+              </v:textbox>
+            </v:rect>
+          </v:group>
+        </w:pict>
+      </w:r>
+    </w:p>
+    <w:p>
+      <w:pPr>
+        <w:jc w:val="center"/>
+      </w:pPr>
+      <w:r>
+        <w:pict>
+          <v:group style="width:500pt;height:420pt" coordsize="500,420" coordorigin="0,0">
+            <v:rect style="position:absolute;left:10pt;top:42pt;width:130pt;height:52pt" fillcolor="#FCE4EC" strokecolor="#4472C4" strokeweight="1pt">
+              <v:textbox>
+                <w:txbxContent>
+                  <w:p>
+                    <w:pPr>
+                      <w:jc w:val="center"/>
+                    </w:pPr>
+                    <w:r>
+                      <w:rPr>
+                        <w:rFonts w:eastAsia="仿宋"/>
+                        <w:b/>
+                        <w:sz w:val="11"/>
+                      </w:rPr>
+                      <w:t>六、数据安全与合规层</w:t>
+                    </w:r>
+                  </w:p>
+                </w:txbxContent>
+              </v:textbox>
+            </v:rect>
+            <v:rect style="position:absolute;left:144pt;top:42pt;width:340pt;height:52pt" fillcolor="#FFFFFF" strokecolor="#4472C4" strokeweight="1pt">
+              <v:textbox>
+                <w:txbxContent>
+                  <w:p>
+                    <w:pPr>
+                      <w:jc w:val="center"/>
+                    </w:pPr>
+                    <w:r>
+                      <w:rPr>
+                        <w:rFonts w:eastAsia="仿宋"/>
+                        <w:sz w:val="11"/>
+                      </w:rPr>
+                      <w:t>数据分级分类/访问控制|网络安全防护/等保|数据备份容灾</w:t>
+                    </w:r>
+                  </w:p>
+                </w:txbxContent>
+              </v:textbox>
+            </v:rect>
+            <v:line from="314,94" to="314,98" strokecolor="#4472C4" strokeweight="1.5pt"/>
+            <v:rect style="position:absolute;left:10pt;top:98pt;width:130pt;height:52pt" fillcolor="#E8F5E9" strokecolor="#4472C4" strokeweight="1pt">
+              <v:textbox>
+                <w:txbxContent>
+                  <w:p>
+                    <w:pPr>
+                      <w:jc w:val="center"/>
+                    </w:pPr>
+                    <w:r>
+                      <w:rPr>
+                        <w:rFonts w:eastAsia="仿宋"/>
+                        <w:b/>
+                        <w:sz w:val="11"/>
+                      </w:rPr>
+                      <w:t>五、协同办公与门户层</w:t>
+                    </w:r>
+                  </w:p>
+                </w:txbxContent>
+              </v:textbox>
+            </v:rect>
+            <v:rect style="position:absolute;left:144pt;top:98pt;width:340pt;height:52pt" fillcolor="#FFFFFF" strokecolor="#4472C4" strokeweight="1pt">
+              <v:textbox>
+                <w:txbxContent>
+                  <w:p>
+                    <w:pPr>
+                      <w:jc w:val="center"/>
+                    </w:pPr>
+                    <w:r>
+                      <w:rPr>
+                        <w:rFonts w:eastAsia="仿宋"/>
+                        <w:sz w:val="11"/>
+                      </w:rPr>
+                      <w:t>OA审批/企业门户|邮件通讯/视频会议|HR行政管理</w:t>
+                    </w:r>
+                  </w:p>
+                </w:txbxContent>
+              </v:textbox>
+            </v:rect>
+            <v:line from="314,150" to="314,154" strokecolor="#4472C4" strokeweight="1.5pt"/>
+            <v:rect style="position:absolute;left:10pt;top:154pt;width:130pt;height:52pt" fillcolor="#FFF3E0" strokecolor="#4472C4" strokeweight="1pt">
+              <v:textbox>
+                <w:txbxContent>
+                  <w:p>
+                    <w:pPr>
+                      <w:jc w:val="center"/>
+                    </w:pPr>
+                    <w:r>
+                      <w:rPr>
+                        <w:rFonts w:eastAsia="仿宋"/>
+                        <w:b/>
+                        <w:sz w:val="11"/>
+                      </w:rPr>
+                      <w:t>四、业务运营与管理层</w:t>
+                    </w:r>
+                  </w:p>
+                </w:txbxContent>
+              </v:textbox>
+            </v:rect>
+            <v:rect style="position:absolute;left:144pt;top:154pt;width:340pt;height:52pt" fillcolor="#FFFFFF" strokecolor="#4472C4" strokeweight="1pt">
+              <v:textbox>
+                <w:txbxContent>
+                  <w:p>
+                    <w:pPr>
+                      <w:jc w:val="center"/>
+                    </w:pPr>
+                    <w:r>
+                      <w:rPr>
+                        <w:rFonts w:eastAsia="仿宋"/>
+                        <w:sz w:val="11"/>
+                      </w:rPr>
+                      <w:t>ERP/财务供应链|CRM客户管理|PLM/SCM|BI数据分析</w:t>
+                    </w:r>
+                  </w:p>
+                </w:txbxContent>
+              </v:textbox>
+            </v:rect>
+            <v:line from="314,206" to="314,210" strokecolor="#4472C4" strokeweight="1.5pt"/>
+            <v:rect style="position:absolute;left:10pt;top:210pt;width:130pt;height:52pt" fillcolor="#E3F2FD" strokecolor="#4472C4" strokeweight="1pt">
+              <v:textbox>
+                <w:txbxContent>
+                  <w:p>
+                    <w:pPr>
+                      <w:jc w:val="center"/>
+                    </w:pPr>
+                    <w:r>
+                      <w:rPr>
+                        <w:rFonts w:eastAsia="仿宋"/>
+                        <w:b/>
+                        <w:sz w:val="11"/>
+                      </w:rPr>
+                      <w:t>三、生产执行与研发设计层
+（半导体IDM核心）</w:t>
+                    </w:r>
+                  </w:p>
+                </w:txbxContent>
+              </v:textbox>
+            </v:rect>
+            <v:rect style="position:absolute;left:144pt;top:210pt;width:340pt;height:52pt" fillcolor="#FFFFFF" strokecolor="#4472C4" strokeweight="1pt">
+              <v:textbox>
+                <w:txbxContent>
+                  <w:p>
+                    <w:pPr>
+                      <w:jc w:val="center"/>
+                    </w:pPr>
+                    <w:r>
+                      <w:rPr>
+                        <w:rFonts w:eastAsia="仿宋"/>
+                        <w:sz w:val="11"/>
+                      </w:rPr>
+                      <w:t>MES制造执行|CIM设备自动化|YMS良率分析|EDA仿真/AI辅助设计</w:t>
+                    </w:r>
+                  </w:p>
+                </w:txbxContent>
+              </v:textbox>
+            </v:rect>
+            <v:line from="314,262" to="314,266" strokecolor="#4472C4" strokeweight="1.5pt"/>
+            <v:rect style="position:absolute;left:10pt;top:266pt;width:130pt;height:52pt" fillcolor="#F3E5F5" strokecolor="#4472C4" strokeweight="1pt">
+              <v:textbox>
+                <w:txbxContent>
+                  <w:p>
+                    <w:pPr>
+                      <w:jc w:val="center"/>
+                    </w:pPr>
+                    <w:r>
+                      <w:rPr>
+                        <w:rFonts w:eastAsia="仿宋"/>
+                        <w:b/>
+                        <w:sz w:val="11"/>
+                      </w:rPr>
+                      <w:t>二、基础设施与云平台层
+（青云KubeSphere+AI智算平台）</w:t>
+                    </w:r>
+                  </w:p>
+                </w:txbxContent>
+              </v:textbox>
+            </v:rect>
+            <v:rect style="position:absolute;left:144pt;top:266pt;width:340pt;height:52pt" fillcolor="#FFFFFF" strokecolor="#4472C4" strokeweight="1pt">
+              <v:textbox>
+                <w:txbxContent>
+                  <w:p>
+                    <w:pPr>
+                      <w:jc w:val="center"/>
+                    </w:pPr>
+                    <w:r>
+                      <w:rPr>
+                        <w:rFonts w:eastAsia="仿宋"/>
+                        <w:sz w:val="11"/>
+                      </w:rPr>
+                      <w:t>多集群统一管理|全栈可观测性|GPU调度/AI训练|DevOps自动化|信创适配</w:t>
+                    </w:r>
+                  </w:p>
+                </w:txbxContent>
+              </v:textbox>
+            </v:rect>
+            <v:line from="314,318" to="314,322" strokecolor="#4472C4" strokeweight="1.5pt"/>
+            <v:rect style="position:absolute;left:10pt;top:322pt;width:130pt;height:52pt" fillcolor="#E0E0E0" strokecolor="#4472C4" strokeweight="1pt">
+              <v:textbox>
+                <w:txbxContent>
+                  <w:p>
+                    <w:pPr>
+                      <w:jc w:val="center"/>
+                    </w:pPr>
+                    <w:r>
+                      <w:rPr>
+                        <w:rFonts w:eastAsia="仿宋"/>
+                        <w:b/>
+                        <w:sz w:val="11"/>
+                      </w:rPr>
+                      <w:t>一、硬件与网络层</w:t>
+                    </w:r>
+                  </w:p>
+                </w:txbxContent>
+              </v:textbox>
+            </v:rect>
+            <v:rect style="position:absolute;left:144pt;top:322pt;width:340pt;height:52pt" fillcolor="#FFFFFF" strokecolor="#4472C4" strokeweight="1pt">
+              <v:textbox>
+                <w:txbxContent>
+                  <w:p>
+                    <w:pPr>
+                      <w:jc w:val="center"/>
+                    </w:pPr>
+                    <w:r>
+                      <w:rPr>
+                        <w:rFonts w:eastAsia="仿宋"/>
+                        <w:sz w:val="11"/>
+                      </w:rPr>
+                      <w:t>x86/ARM/信创服务器|GPU算力集群|存储设备（全闪/对象）|万兆/IB网络|三地数据中心</w:t>
+                    </w:r>
+                  </w:p>
+                </w:txbxContent>
+              </v:textbox>
+            </v:rect>
+            <v:rect style="position:absolute;left:450pt;top:183pt;width:40pt;height:50pt" fillcolor="white" strokecolor="white" strokeweight="0pt">
+              <v:textbox>
+                <w:txbxContent>
+                  <w:p>
+                    <w:pPr>
+                      <w:jc w:val="center"/>
+                    </w:pPr>
+                    <w:r>
+                      <w:rPr>
+                        <w:rFonts w:eastAsia="仿宋"/>
+                        <w:sz w:val="10"/>
+                        <w:color w:val="4472C4"/>
+                      </w:rPr>
+                      <w:t>统一
+底座</w:t>
+                    </w:r>
+                  </w:p>
+                </w:txbxContent>
+              </v:textbox>
+            </v:rect>
+          </v:group>
+        </w:pict>
+      </w:r>
+    </w:p>
   </w:body>
 </w:document>
 </file>

--- a/星期五的工作区/2026-06-12_士兰微组织架构与IT架构方案_V1.0.docx
+++ b/星期五的工作区/2026-06-12_士兰微组织架构与IT架构方案_V1.0.docx
@@ -116,12 +116,696 @@
         <w:t>公司形成了以股东大会为最高权力机构、董事会为决策机构、总经理为执行负责人的规范治理结构。核心管理层包括：董事长陈向东、副董事长范伟宏、副董事长兼总经理郑少波。下设研发中心、制造中心、市场销售中心、信息技术部、质量与可靠性部、职能总部等核心部门。</w:t>
       </w:r>
     </w:p>
-    <w:p>
-      <w:pPr>
-        <w:spacing w:before="0" w:after="120"/>
-        <w:ind w:firstLine="0"/>
-      </w:pPr>
-    </w:p>
+    <w:tbl>
+      <w:tblPr>
+        <w:tblW w:type="auto" w:w="0"/>
+        <w:jc w:val="center"/>
+        <w:tblLook w:firstColumn="1" w:firstRow="1" w:lastColumn="0" w:lastRow="0" w:noHBand="0" w:noVBand="1" w:val="04A0"/>
+      </w:tblPr>
+      <w:tblGrid>
+        <w:gridCol w:w="1769"/>
+        <w:gridCol w:w="1769"/>
+        <w:gridCol w:w="1769"/>
+        <w:gridCol w:w="1769"/>
+        <w:gridCol w:w="1769"/>
+      </w:tblGrid>
+      <w:tr>
+        <w:trPr>
+          <w:trHeight w:val="567"/>
+        </w:trPr>
+        <w:tc>
+          <w:tcPr>
+            <w:tcW w:type="dxa" w:w="6688"/>
+            <w:gridSpan w:val="5"/>
+            <w:shd w:fill="1F4E79"/>
+            <w:vAlign w:val="center"/>
+            <w:tcBorders>
+              <w:top w:val="single" w:sz="4" w:color="333333"/>
+              <w:left w:val="single" w:sz="4" w:color="333333"/>
+              <w:bottom w:val="single" w:sz="4" w:color="333333"/>
+              <w:right w:val="single" w:sz="4" w:color="333333"/>
+            </w:tcBorders>
+          </w:tcPr>
+          <w:p>
+            <w:pPr>
+              <w:spacing w:before="20" w:after="20" w:line="280" w:lineRule="exact"/>
+              <w:ind w:firstLine="0"/>
+              <w:jc w:val="center"/>
+            </w:pPr>
+            <w:r/>
+            <w:r>
+              <w:rPr>
+                <w:rFonts w:ascii="黑体" w:hAnsi="黑体" w:eastAsia="黑体"/>
+                <w:b/>
+                <w:color w:val="FFFFFF"/>
+                <w:sz w:val="22"/>
+              </w:rPr>
+              <w:t>股东大会</w:t>
+            </w:r>
+          </w:p>
+        </w:tc>
+      </w:tr>
+      <w:tr>
+        <w:trPr>
+          <w:trHeight w:val="510"/>
+        </w:trPr>
+        <w:tc>
+          <w:tcPr>
+            <w:tcW w:type="dxa" w:w="2437"/>
+            <w:gridSpan w:val="2"/>
+            <w:shd w:fill="1F4E79"/>
+            <w:vAlign w:val="center"/>
+            <w:tcBorders>
+              <w:top w:val="single" w:sz="4" w:color="333333"/>
+              <w:left w:val="single" w:sz="4" w:color="333333"/>
+              <w:bottom w:val="single" w:sz="4" w:color="333333"/>
+              <w:right w:val="single" w:sz="4" w:color="333333"/>
+            </w:tcBorders>
+          </w:tcPr>
+          <w:p>
+            <w:pPr>
+              <w:spacing w:before="20" w:after="20" w:line="280" w:lineRule="exact"/>
+              <w:ind w:firstLine="0"/>
+              <w:jc w:val="center"/>
+            </w:pPr>
+            <w:r/>
+            <w:r>
+              <w:rPr>
+                <w:rFonts w:ascii="黑体" w:hAnsi="黑体" w:eastAsia="黑体"/>
+                <w:b/>
+                <w:color w:val="FFFFFF"/>
+                <w:sz w:val="22"/>
+              </w:rPr>
+              <w:t>董事会</w:t>
+            </w:r>
+          </w:p>
+        </w:tc>
+        <w:tc>
+          <w:tcPr>
+            <w:tcW w:type="dxa" w:w="1417"/>
+            <w:tcBorders>
+              <w:top w:val="single" w:sz="4" w:color="333333"/>
+              <w:left w:val="single" w:sz="4" w:color="333333"/>
+              <w:bottom w:val="single" w:sz="4" w:color="333333"/>
+              <w:right w:val="single" w:sz="4" w:color="333333"/>
+            </w:tcBorders>
+          </w:tcPr>
+          <w:p/>
+        </w:tc>
+        <w:tc>
+          <w:tcPr>
+            <w:tcW w:type="dxa" w:w="2834"/>
+            <w:gridSpan w:val="2"/>
+            <w:shd w:fill="1F4E79"/>
+            <w:vAlign w:val="center"/>
+            <w:tcBorders>
+              <w:top w:val="single" w:sz="4" w:color="333333"/>
+              <w:left w:val="single" w:sz="4" w:color="333333"/>
+              <w:bottom w:val="single" w:sz="4" w:color="333333"/>
+              <w:right w:val="single" w:sz="4" w:color="333333"/>
+            </w:tcBorders>
+          </w:tcPr>
+          <w:p>
+            <w:pPr>
+              <w:spacing w:before="20" w:after="20" w:line="280" w:lineRule="exact"/>
+              <w:ind w:firstLine="0"/>
+              <w:jc w:val="center"/>
+            </w:pPr>
+            <w:r/>
+            <w:r>
+              <w:rPr>
+                <w:rFonts w:ascii="黑体" w:hAnsi="黑体" w:eastAsia="黑体"/>
+                <w:b/>
+                <w:color w:val="FFFFFF"/>
+                <w:sz w:val="22"/>
+              </w:rPr>
+              <w:t>监事会</w:t>
+            </w:r>
+          </w:p>
+        </w:tc>
+      </w:tr>
+      <w:tr>
+        <w:trPr>
+          <w:trHeight w:val="510"/>
+        </w:trPr>
+        <w:tc>
+          <w:tcPr>
+            <w:tcW w:type="dxa" w:w="6688"/>
+            <w:gridSpan w:val="5"/>
+            <w:shd w:fill="4472C4"/>
+            <w:vAlign w:val="center"/>
+            <w:tcBorders>
+              <w:top w:val="single" w:sz="4" w:color="333333"/>
+              <w:left w:val="single" w:sz="4" w:color="333333"/>
+              <w:bottom w:val="single" w:sz="4" w:color="333333"/>
+              <w:right w:val="single" w:sz="4" w:color="333333"/>
+            </w:tcBorders>
+          </w:tcPr>
+          <w:p>
+            <w:pPr>
+              <w:spacing w:before="20" w:after="20" w:line="280" w:lineRule="exact"/>
+              <w:ind w:firstLine="0"/>
+              <w:jc w:val="center"/>
+            </w:pPr>
+            <w:r/>
+            <w:r>
+              <w:rPr>
+                <w:rFonts w:ascii="黑体" w:hAnsi="黑体" w:eastAsia="黑体"/>
+                <w:b/>
+                <w:color w:val="FFFFFF"/>
+                <w:sz w:val="22"/>
+              </w:rPr>
+              <w:t>总经理</w:t>
+            </w:r>
+          </w:p>
+        </w:tc>
+      </w:tr>
+      <w:tr>
+        <w:trPr>
+          <w:trHeight w:val="454"/>
+        </w:trPr>
+        <w:tc>
+          <w:tcPr>
+            <w:tcW w:type="dxa" w:w="1020"/>
+            <w:vMerge w:val="restart"/>
+            <w:shd w:fill="D6E4F0"/>
+            <w:vAlign w:val="center"/>
+            <w:tcBorders>
+              <w:top w:val="single" w:sz="4" w:color="333333"/>
+              <w:left w:val="single" w:sz="4" w:color="333333"/>
+              <w:bottom w:val="single" w:sz="4" w:color="333333"/>
+              <w:right w:val="single" w:sz="4" w:color="333333"/>
+            </w:tcBorders>
+          </w:tcPr>
+          <w:p>
+            <w:pPr>
+              <w:spacing w:before="20" w:after="20" w:line="280" w:lineRule="exact"/>
+              <w:ind w:firstLine="0"/>
+              <w:jc w:val="center"/>
+            </w:pPr>
+            <w:r/>
+            <w:r>
+              <w:rPr>
+                <w:rFonts w:ascii="仿宋" w:hAnsi="仿宋" w:eastAsia="仿宋"/>
+                <w:b w:val="0"/>
+                <w:sz w:val="20"/>
+              </w:rPr>
+              <w:t>研发中心</w:t>
+            </w:r>
+          </w:p>
+        </w:tc>
+        <w:tc>
+          <w:tcPr>
+            <w:tcW w:type="dxa" w:w="1417"/>
+            <w:vMerge w:val="restart"/>
+            <w:shd w:fill="D6E4F0"/>
+            <w:vAlign w:val="center"/>
+            <w:tcBorders>
+              <w:top w:val="single" w:sz="4" w:color="333333"/>
+              <w:left w:val="single" w:sz="4" w:color="333333"/>
+              <w:bottom w:val="single" w:sz="4" w:color="333333"/>
+              <w:right w:val="single" w:sz="4" w:color="333333"/>
+            </w:tcBorders>
+          </w:tcPr>
+          <w:p>
+            <w:pPr>
+              <w:spacing w:before="20" w:after="20" w:line="280" w:lineRule="exact"/>
+              <w:ind w:firstLine="0"/>
+              <w:jc w:val="center"/>
+            </w:pPr>
+            <w:r/>
+            <w:r>
+              <w:rPr>
+                <w:rFonts w:ascii="仿宋" w:hAnsi="仿宋" w:eastAsia="仿宋"/>
+                <w:b w:val="0"/>
+                <w:sz w:val="20"/>
+              </w:rPr>
+              <w:t>制造中心</w:t>
+            </w:r>
+          </w:p>
+        </w:tc>
+        <w:tc>
+          <w:tcPr>
+            <w:tcW w:type="dxa" w:w="1417"/>
+            <w:vMerge w:val="restart"/>
+            <w:shd w:fill="D6E4F0"/>
+            <w:vAlign w:val="center"/>
+            <w:tcBorders>
+              <w:top w:val="single" w:sz="4" w:color="333333"/>
+              <w:left w:val="single" w:sz="4" w:color="333333"/>
+              <w:bottom w:val="single" w:sz="4" w:color="333333"/>
+              <w:right w:val="single" w:sz="4" w:color="333333"/>
+            </w:tcBorders>
+          </w:tcPr>
+          <w:p>
+            <w:pPr>
+              <w:spacing w:before="20" w:after="20" w:line="280" w:lineRule="exact"/>
+              <w:ind w:firstLine="0"/>
+              <w:jc w:val="center"/>
+            </w:pPr>
+            <w:r/>
+            <w:r>
+              <w:rPr>
+                <w:rFonts w:ascii="仿宋" w:hAnsi="仿宋" w:eastAsia="仿宋"/>
+                <w:b w:val="0"/>
+                <w:sz w:val="20"/>
+              </w:rPr>
+              <w:t>市场销售中心</w:t>
+            </w:r>
+          </w:p>
+        </w:tc>
+        <w:tc>
+          <w:tcPr>
+            <w:tcW w:type="dxa" w:w="1417"/>
+            <w:vMerge w:val="restart"/>
+            <w:shd w:fill="D6E4F0"/>
+            <w:vAlign w:val="center"/>
+            <w:tcBorders>
+              <w:top w:val="single" w:sz="4" w:color="333333"/>
+              <w:left w:val="single" w:sz="4" w:color="333333"/>
+              <w:bottom w:val="single" w:sz="4" w:color="333333"/>
+              <w:right w:val="single" w:sz="4" w:color="333333"/>
+            </w:tcBorders>
+          </w:tcPr>
+          <w:p>
+            <w:pPr>
+              <w:spacing w:before="20" w:after="20" w:line="280" w:lineRule="exact"/>
+              <w:ind w:firstLine="0"/>
+              <w:jc w:val="center"/>
+            </w:pPr>
+            <w:r/>
+            <w:r>
+              <w:rPr>
+                <w:rFonts w:ascii="仿宋" w:hAnsi="仿宋" w:eastAsia="仿宋"/>
+                <w:b w:val="0"/>
+                <w:sz w:val="20"/>
+              </w:rPr>
+              <w:t>信息技术部</w:t>
+              <w:br/>
+              <w:t>（IT）</w:t>
+            </w:r>
+          </w:p>
+        </w:tc>
+        <w:tc>
+          <w:tcPr>
+            <w:tcW w:type="dxa" w:w="1417"/>
+            <w:vMerge w:val="restart"/>
+            <w:shd w:fill="D6E4F0"/>
+            <w:vAlign w:val="center"/>
+            <w:tcBorders>
+              <w:top w:val="single" w:sz="4" w:color="333333"/>
+              <w:left w:val="single" w:sz="4" w:color="333333"/>
+              <w:bottom w:val="single" w:sz="4" w:color="333333"/>
+              <w:right w:val="single" w:sz="4" w:color="333333"/>
+            </w:tcBorders>
+          </w:tcPr>
+          <w:p>
+            <w:pPr>
+              <w:spacing w:before="20" w:after="20" w:line="280" w:lineRule="exact"/>
+              <w:ind w:firstLine="0"/>
+              <w:jc w:val="center"/>
+            </w:pPr>
+            <w:r/>
+            <w:r>
+              <w:rPr>
+                <w:rFonts w:ascii="仿宋" w:hAnsi="仿宋" w:eastAsia="仿宋"/>
+                <w:b w:val="0"/>
+                <w:sz w:val="20"/>
+              </w:rPr>
+              <w:t>质量与</w:t>
+              <w:br/>
+              <w:t>可靠性部</w:t>
+            </w:r>
+          </w:p>
+        </w:tc>
+      </w:tr>
+      <w:tr>
+        <w:trPr>
+          <w:trHeight w:val="454"/>
+        </w:trPr>
+        <w:tc>
+          <w:tcPr>
+            <w:tcW w:type="dxa" w:w="1020"/>
+            <w:vMerge/>
+          </w:tcPr>
+          <w:p/>
+        </w:tc>
+        <w:tc>
+          <w:tcPr>
+            <w:tcW w:type="dxa" w:w="1417"/>
+            <w:vMerge/>
+          </w:tcPr>
+          <w:p/>
+        </w:tc>
+        <w:tc>
+          <w:tcPr>
+            <w:tcW w:type="dxa" w:w="1417"/>
+            <w:vMerge/>
+          </w:tcPr>
+          <w:p/>
+        </w:tc>
+        <w:tc>
+          <w:tcPr>
+            <w:tcW w:type="dxa" w:w="1417"/>
+            <w:vMerge/>
+          </w:tcPr>
+          <w:p/>
+        </w:tc>
+        <w:tc>
+          <w:tcPr>
+            <w:tcW w:type="dxa" w:w="1417"/>
+            <w:vMerge/>
+          </w:tcPr>
+          <w:p/>
+        </w:tc>
+      </w:tr>
+      <w:tr>
+        <w:trPr>
+          <w:trHeight w:val="170"/>
+        </w:trPr>
+        <w:tc>
+          <w:tcPr>
+            <w:tcW w:type="dxa" w:w="1020"/>
+            <w:shd w:fill="FFFFFF"/>
+            <w:tcBorders>
+              <w:top w:val="single" w:sz="4" w:color="333333"/>
+              <w:left w:val="single" w:sz="4" w:color="333333"/>
+              <w:bottom w:val="single" w:sz="4" w:color="333333"/>
+              <w:right w:val="single" w:sz="4" w:color="333333"/>
+            </w:tcBorders>
+          </w:tcPr>
+          <w:p>
+            <w:r/>
+          </w:p>
+        </w:tc>
+        <w:tc>
+          <w:tcPr>
+            <w:tcW w:type="dxa" w:w="1417"/>
+            <w:shd w:fill="FFFFFF"/>
+            <w:tcBorders>
+              <w:top w:val="single" w:sz="4" w:color="333333"/>
+              <w:left w:val="single" w:sz="4" w:color="333333"/>
+              <w:bottom w:val="single" w:sz="4" w:color="333333"/>
+              <w:right w:val="single" w:sz="4" w:color="333333"/>
+            </w:tcBorders>
+          </w:tcPr>
+          <w:p>
+            <w:r/>
+          </w:p>
+        </w:tc>
+        <w:tc>
+          <w:tcPr>
+            <w:tcW w:type="dxa" w:w="1417"/>
+            <w:shd w:fill="FFFFFF"/>
+            <w:tcBorders>
+              <w:top w:val="single" w:sz="4" w:color="333333"/>
+              <w:left w:val="single" w:sz="4" w:color="333333"/>
+              <w:bottom w:val="single" w:sz="4" w:color="333333"/>
+              <w:right w:val="single" w:sz="4" w:color="333333"/>
+            </w:tcBorders>
+          </w:tcPr>
+          <w:p>
+            <w:r/>
+          </w:p>
+        </w:tc>
+        <w:tc>
+          <w:tcPr>
+            <w:tcW w:type="dxa" w:w="1417"/>
+            <w:shd w:fill="FFFFFF"/>
+            <w:tcBorders>
+              <w:top w:val="single" w:sz="4" w:color="333333"/>
+              <w:left w:val="single" w:sz="4" w:color="333333"/>
+              <w:bottom w:val="single" w:sz="4" w:color="333333"/>
+              <w:right w:val="single" w:sz="4" w:color="333333"/>
+            </w:tcBorders>
+          </w:tcPr>
+          <w:p>
+            <w:r/>
+          </w:p>
+        </w:tc>
+        <w:tc>
+          <w:tcPr>
+            <w:tcW w:type="dxa" w:w="1417"/>
+            <w:shd w:fill="FFFFFF"/>
+            <w:tcBorders>
+              <w:top w:val="single" w:sz="4" w:color="333333"/>
+              <w:left w:val="single" w:sz="4" w:color="333333"/>
+              <w:bottom w:val="single" w:sz="4" w:color="333333"/>
+              <w:right w:val="single" w:sz="4" w:color="333333"/>
+            </w:tcBorders>
+          </w:tcPr>
+          <w:p>
+            <w:r/>
+          </w:p>
+        </w:tc>
+      </w:tr>
+      <w:tr>
+        <w:trPr>
+          <w:trHeight w:val="170"/>
+        </w:trPr>
+        <w:tc>
+          <w:tcPr>
+            <w:tcW w:type="dxa" w:w="1020"/>
+            <w:shd w:fill="FFFFFF"/>
+            <w:tcBorders>
+              <w:top w:val="single" w:sz="4" w:color="333333"/>
+              <w:left w:val="single" w:sz="4" w:color="333333"/>
+              <w:bottom w:val="single" w:sz="4" w:color="333333"/>
+              <w:right w:val="single" w:sz="4" w:color="333333"/>
+            </w:tcBorders>
+          </w:tcPr>
+          <w:p>
+            <w:r/>
+          </w:p>
+        </w:tc>
+        <w:tc>
+          <w:tcPr>
+            <w:tcW w:type="dxa" w:w="1417"/>
+            <w:shd w:fill="FFFFFF"/>
+            <w:tcBorders>
+              <w:top w:val="single" w:sz="4" w:color="333333"/>
+              <w:left w:val="single" w:sz="4" w:color="333333"/>
+              <w:bottom w:val="single" w:sz="4" w:color="333333"/>
+              <w:right w:val="single" w:sz="4" w:color="333333"/>
+            </w:tcBorders>
+          </w:tcPr>
+          <w:p>
+            <w:r/>
+          </w:p>
+        </w:tc>
+        <w:tc>
+          <w:tcPr>
+            <w:tcW w:type="dxa" w:w="1417"/>
+            <w:shd w:fill="FFFFFF"/>
+            <w:tcBorders>
+              <w:top w:val="single" w:sz="4" w:color="333333"/>
+              <w:left w:val="single" w:sz="4" w:color="333333"/>
+              <w:bottom w:val="single" w:sz="4" w:color="333333"/>
+              <w:right w:val="single" w:sz="4" w:color="333333"/>
+            </w:tcBorders>
+          </w:tcPr>
+          <w:p>
+            <w:r/>
+          </w:p>
+        </w:tc>
+        <w:tc>
+          <w:tcPr>
+            <w:tcW w:type="dxa" w:w="1417"/>
+            <w:shd w:fill="FFFFFF"/>
+            <w:tcBorders>
+              <w:top w:val="single" w:sz="4" w:color="333333"/>
+              <w:left w:val="single" w:sz="4" w:color="333333"/>
+              <w:bottom w:val="single" w:sz="4" w:color="333333"/>
+              <w:right w:val="single" w:sz="4" w:color="333333"/>
+            </w:tcBorders>
+          </w:tcPr>
+          <w:p>
+            <w:r/>
+          </w:p>
+        </w:tc>
+        <w:tc>
+          <w:tcPr>
+            <w:tcW w:type="dxa" w:w="1417"/>
+            <w:shd w:fill="FFFFFF"/>
+            <w:tcBorders>
+              <w:top w:val="single" w:sz="4" w:color="333333"/>
+              <w:left w:val="single" w:sz="4" w:color="333333"/>
+              <w:bottom w:val="single" w:sz="4" w:color="333333"/>
+              <w:right w:val="single" w:sz="4" w:color="333333"/>
+            </w:tcBorders>
+          </w:tcPr>
+          <w:p>
+            <w:r/>
+          </w:p>
+        </w:tc>
+      </w:tr>
+      <w:tr>
+        <w:trPr>
+          <w:trHeight w:val="567"/>
+        </w:trPr>
+        <w:tc>
+          <w:tcPr>
+            <w:tcW w:type="dxa" w:w="2437"/>
+            <w:gridSpan w:val="2"/>
+            <w:vMerge w:val="restart"/>
+            <w:shd w:fill="E2EFDA"/>
+            <w:vAlign w:val="center"/>
+            <w:tcBorders>
+              <w:top w:val="single" w:sz="4" w:color="333333"/>
+              <w:left w:val="single" w:sz="4" w:color="333333"/>
+              <w:bottom w:val="single" w:sz="4" w:color="333333"/>
+              <w:right w:val="single" w:sz="4" w:color="333333"/>
+            </w:tcBorders>
+          </w:tcPr>
+          <w:p>
+            <w:pPr>
+              <w:spacing w:before="20" w:after="20" w:line="280" w:lineRule="exact"/>
+              <w:ind w:firstLine="0"/>
+              <w:jc w:val="center"/>
+            </w:pPr>
+            <w:r/>
+            <w:r>
+              <w:rPr>
+                <w:rFonts w:ascii="仿宋" w:hAnsi="仿宋" w:eastAsia="仿宋"/>
+                <w:b w:val="0"/>
+                <w:sz w:val="18"/>
+              </w:rPr>
+              <w:t>杭州制造基地</w:t>
+              <w:br/>
+              <w:t>5吋/6吋/8吋线</w:t>
+            </w:r>
+          </w:p>
+        </w:tc>
+        <w:tc>
+          <w:tcPr>
+            <w:tcW w:type="dxa" w:w="1417"/>
+            <w:vMerge w:val="restart"/>
+            <w:shd w:fill="E2EFDA"/>
+            <w:vAlign w:val="center"/>
+            <w:tcBorders>
+              <w:top w:val="single" w:sz="4" w:color="333333"/>
+              <w:left w:val="single" w:sz="4" w:color="333333"/>
+              <w:bottom w:val="single" w:sz="4" w:color="333333"/>
+              <w:right w:val="single" w:sz="4" w:color="333333"/>
+            </w:tcBorders>
+          </w:tcPr>
+          <w:p>
+            <w:pPr>
+              <w:spacing w:before="20" w:after="20" w:line="280" w:lineRule="exact"/>
+              <w:ind w:firstLine="0"/>
+              <w:jc w:val="center"/>
+            </w:pPr>
+            <w:r/>
+            <w:r>
+              <w:rPr>
+                <w:rFonts w:ascii="仿宋" w:hAnsi="仿宋" w:eastAsia="仿宋"/>
+                <w:b w:val="0"/>
+                <w:sz w:val="18"/>
+              </w:rPr>
+              <w:t>成都制造基地</w:t>
+              <w:br/>
+              <w:t>功率模块封装</w:t>
+            </w:r>
+          </w:p>
+        </w:tc>
+        <w:tc>
+          <w:tcPr>
+            <w:tcW w:type="dxa" w:w="2834"/>
+            <w:gridSpan w:val="2"/>
+            <w:vMerge w:val="restart"/>
+            <w:shd w:fill="E2EFDA"/>
+            <w:vAlign w:val="center"/>
+            <w:tcBorders>
+              <w:top w:val="single" w:sz="4" w:color="333333"/>
+              <w:left w:val="single" w:sz="4" w:color="333333"/>
+              <w:bottom w:val="single" w:sz="4" w:color="333333"/>
+              <w:right w:val="single" w:sz="4" w:color="333333"/>
+            </w:tcBorders>
+          </w:tcPr>
+          <w:p>
+            <w:pPr>
+              <w:spacing w:before="20" w:after="20" w:line="280" w:lineRule="exact"/>
+              <w:ind w:firstLine="0"/>
+              <w:jc w:val="center"/>
+            </w:pPr>
+            <w:r/>
+            <w:r>
+              <w:rPr>
+                <w:rFonts w:ascii="仿宋" w:hAnsi="仿宋" w:eastAsia="仿宋"/>
+                <w:b w:val="0"/>
+                <w:sz w:val="18"/>
+              </w:rPr>
+              <w:t>厦门制造基地</w:t>
+              <w:br/>
+              <w:t>12吋/化合物</w:t>
+            </w:r>
+          </w:p>
+        </w:tc>
+      </w:tr>
+      <w:tr>
+        <w:trPr>
+          <w:trHeight w:val="567"/>
+        </w:trPr>
+        <w:tc>
+          <w:tcPr>
+            <w:tcW w:type="dxa" w:w="2437"/>
+            <w:gridSpan w:val="2"/>
+            <w:vMerge/>
+          </w:tcPr>
+          <w:p/>
+        </w:tc>
+        <w:tc>
+          <w:tcPr>
+            <w:tcW w:type="dxa" w:w="1417"/>
+            <w:vMerge/>
+          </w:tcPr>
+          <w:p/>
+        </w:tc>
+        <w:tc>
+          <w:tcPr>
+            <w:tcW w:type="dxa" w:w="2834"/>
+            <w:gridSpan w:val="2"/>
+            <w:vMerge/>
+          </w:tcPr>
+          <w:p/>
+        </w:tc>
+      </w:tr>
+      <w:tr>
+        <w:trPr>
+          <w:trHeight w:val="340"/>
+        </w:trPr>
+        <w:tc>
+          <w:tcPr>
+            <w:tcW w:type="dxa" w:w="6688"/>
+            <w:gridSpan w:val="5"/>
+            <w:shd w:fill="FFFFFF"/>
+            <w:vAlign w:val="center"/>
+            <w:tcBorders>
+              <w:top w:val="single" w:sz="4" w:color="333333"/>
+              <w:left w:val="single" w:sz="4" w:color="333333"/>
+              <w:bottom w:val="single" w:sz="4" w:color="333333"/>
+              <w:right w:val="single" w:sz="4" w:color="333333"/>
+            </w:tcBorders>
+          </w:tcPr>
+          <w:p>
+            <w:pPr>
+              <w:spacing w:before="20" w:after="20" w:line="280" w:lineRule="exact"/>
+              <w:ind w:firstLine="0"/>
+              <w:jc w:val="left"/>
+            </w:pPr>
+            <w:r/>
+            <w:r>
+              <w:rPr>
+                <w:rFonts w:ascii="仿宋" w:hAnsi="仿宋" w:eastAsia="仿宋"/>
+                <w:b w:val="0"/>
+                <w:sz w:val="16"/>
+              </w:rPr>
+              <w:t>注：绿色为制造/封装基地；蓝色为核心管理及职能部门</w:t>
+            </w:r>
+          </w:p>
+        </w:tc>
+      </w:tr>
+    </w:tbl>
     <w:p>
       <w:pPr>
         <w:spacing w:before="40" w:after="240"/>
@@ -216,12 +900,606 @@
         <w:t>基于青云KubeSphere企业版（KSE 4.2）和青云AI智算平台，为士兰微规划六层IT架构体系，以青云统一底座贯通各层级、赋能全业务。</w:t>
       </w:r>
     </w:p>
-    <w:p>
-      <w:pPr>
-        <w:spacing w:before="0" w:after="120"/>
-        <w:ind w:firstLine="0"/>
-      </w:pPr>
-    </w:p>
+    <w:tbl>
+      <w:tblPr>
+        <w:tblW w:type="auto" w:w="0"/>
+        <w:jc w:val="center"/>
+        <w:tblLook w:firstColumn="1" w:firstRow="1" w:lastColumn="0" w:lastRow="0" w:noHBand="0" w:noVBand="1" w:val="04A0"/>
+      </w:tblPr>
+      <w:tblGrid>
+        <w:gridCol w:w="2948"/>
+        <w:gridCol w:w="2948"/>
+        <w:gridCol w:w="2948"/>
+      </w:tblGrid>
+      <w:tr>
+        <w:trPr>
+          <w:trHeight w:val="567"/>
+        </w:trPr>
+        <w:tc>
+          <w:tcPr>
+            <w:tcW w:type="dxa" w:w="8504"/>
+            <w:gridSpan w:val="3"/>
+            <w:shd w:fill="1F4E79"/>
+            <w:vAlign w:val="center"/>
+            <w:tcBorders>
+              <w:top w:val="single" w:sz="4" w:color="4472C4"/>
+              <w:left w:val="single" w:sz="4" w:color="4472C4"/>
+              <w:bottom w:val="single" w:sz="4" w:color="4472C4"/>
+              <w:right w:val="single" w:sz="4" w:color="4472C4"/>
+            </w:tcBorders>
+          </w:tcPr>
+          <w:p>
+            <w:pPr>
+              <w:spacing w:before="20" w:after="20" w:line="280" w:lineRule="exact"/>
+              <w:ind w:firstLine="0"/>
+              <w:jc w:val="center"/>
+            </w:pPr>
+            <w:r/>
+            <w:r>
+              <w:rPr>
+                <w:rFonts w:ascii="黑体" w:hAnsi="黑体" w:eastAsia="黑体"/>
+                <w:b/>
+                <w:color w:val="FFFFFF"/>
+                <w:sz w:val="22"/>
+              </w:rPr>
+              <w:t>士兰微IT架构分层体系（青云KubeSphere+AI智算平台统一底座）</w:t>
+            </w:r>
+          </w:p>
+        </w:tc>
+      </w:tr>
+      <w:tr>
+        <w:trPr>
+          <w:trHeight w:val="680"/>
+        </w:trPr>
+        <w:tc>
+          <w:tcPr>
+            <w:tcW w:type="dxa" w:w="567"/>
+            <w:shd w:fill="FCE4EC"/>
+            <w:vAlign w:val="center"/>
+            <w:tcBorders>
+              <w:top w:val="single" w:sz="4" w:color="4472C4"/>
+              <w:left w:val="single" w:sz="4" w:color="4472C4"/>
+              <w:bottom w:val="single" w:sz="4" w:color="4472C4"/>
+              <w:right w:val="single" w:sz="4" w:color="4472C4"/>
+            </w:tcBorders>
+          </w:tcPr>
+          <w:p>
+            <w:pPr>
+              <w:spacing w:before="20" w:after="20" w:line="280" w:lineRule="exact"/>
+              <w:ind w:firstLine="0"/>
+              <w:jc w:val="center"/>
+            </w:pPr>
+            <w:r/>
+            <w:r>
+              <w:rPr>
+                <w:rFonts w:ascii="黑体" w:hAnsi="黑体" w:eastAsia="黑体"/>
+                <w:b/>
+                <w:sz w:val="24"/>
+              </w:rPr>
+              <w:t>六</w:t>
+            </w:r>
+          </w:p>
+        </w:tc>
+        <w:tc>
+          <w:tcPr>
+            <w:tcW w:type="dxa" w:w="3118"/>
+            <w:shd w:fill="FCE4EC"/>
+            <w:vAlign w:val="center"/>
+            <w:tcBorders>
+              <w:top w:val="single" w:sz="4" w:color="4472C4"/>
+              <w:left w:val="single" w:sz="4" w:color="4472C4"/>
+              <w:bottom w:val="single" w:sz="4" w:color="4472C4"/>
+              <w:right w:val="single" w:sz="4" w:color="4472C4"/>
+            </w:tcBorders>
+          </w:tcPr>
+          <w:p>
+            <w:pPr>
+              <w:spacing w:before="20" w:after="20" w:line="280" w:lineRule="exact"/>
+              <w:ind w:firstLine="0"/>
+              <w:jc w:val="center"/>
+            </w:pPr>
+            <w:r/>
+            <w:r>
+              <w:rPr>
+                <w:rFonts w:ascii="仿宋" w:hAnsi="仿宋" w:eastAsia="仿宋"/>
+                <w:b/>
+                <w:sz w:val="20"/>
+              </w:rPr>
+              <w:t>六、数据安全与合规层</w:t>
+            </w:r>
+          </w:p>
+        </w:tc>
+        <w:tc>
+          <w:tcPr>
+            <w:tcW w:type="dxa" w:w="4819"/>
+            <w:shd w:fill="FFFFFF"/>
+            <w:vAlign w:val="center"/>
+            <w:tcBorders>
+              <w:top w:val="single" w:sz="4" w:color="4472C4"/>
+              <w:left w:val="single" w:sz="4" w:color="4472C4"/>
+              <w:bottom w:val="single" w:sz="4" w:color="4472C4"/>
+              <w:right w:val="single" w:sz="4" w:color="4472C4"/>
+            </w:tcBorders>
+          </w:tcPr>
+          <w:p>
+            <w:pPr>
+              <w:spacing w:before="20" w:after="20" w:line="280" w:lineRule="exact"/>
+              <w:ind w:firstLine="0"/>
+              <w:jc w:val="left"/>
+            </w:pPr>
+            <w:r/>
+            <w:r>
+              <w:rPr>
+                <w:rFonts w:ascii="仿宋" w:hAnsi="仿宋" w:eastAsia="仿宋"/>
+                <w:b w:val="0"/>
+                <w:sz w:val="18"/>
+              </w:rPr>
+              <w:t>数据分级分类/访问控制与审计（IAM/SSO）| 网络安全防护（WAF/防火墙/IPS）| 数据备份容灾/等保合规</w:t>
+            </w:r>
+          </w:p>
+        </w:tc>
+      </w:tr>
+      <w:tr>
+        <w:trPr>
+          <w:trHeight w:val="680"/>
+        </w:trPr>
+        <w:tc>
+          <w:tcPr>
+            <w:tcW w:type="dxa" w:w="567"/>
+            <w:shd w:fill="E8F5E9"/>
+            <w:vAlign w:val="center"/>
+            <w:tcBorders>
+              <w:top w:val="single" w:sz="4" w:color="4472C4"/>
+              <w:left w:val="single" w:sz="4" w:color="4472C4"/>
+              <w:bottom w:val="single" w:sz="4" w:color="4472C4"/>
+              <w:right w:val="single" w:sz="4" w:color="4472C4"/>
+            </w:tcBorders>
+          </w:tcPr>
+          <w:p>
+            <w:pPr>
+              <w:spacing w:before="20" w:after="20" w:line="280" w:lineRule="exact"/>
+              <w:ind w:firstLine="0"/>
+              <w:jc w:val="center"/>
+            </w:pPr>
+            <w:r/>
+            <w:r>
+              <w:rPr>
+                <w:rFonts w:ascii="黑体" w:hAnsi="黑体" w:eastAsia="黑体"/>
+                <w:b/>
+                <w:sz w:val="24"/>
+              </w:rPr>
+              <w:t>五</w:t>
+            </w:r>
+          </w:p>
+        </w:tc>
+        <w:tc>
+          <w:tcPr>
+            <w:tcW w:type="dxa" w:w="3118"/>
+            <w:shd w:fill="E8F5E9"/>
+            <w:vAlign w:val="center"/>
+            <w:tcBorders>
+              <w:top w:val="single" w:sz="4" w:color="4472C4"/>
+              <w:left w:val="single" w:sz="4" w:color="4472C4"/>
+              <w:bottom w:val="single" w:sz="4" w:color="4472C4"/>
+              <w:right w:val="single" w:sz="4" w:color="4472C4"/>
+            </w:tcBorders>
+          </w:tcPr>
+          <w:p>
+            <w:pPr>
+              <w:spacing w:before="20" w:after="20" w:line="280" w:lineRule="exact"/>
+              <w:ind w:firstLine="0"/>
+              <w:jc w:val="center"/>
+            </w:pPr>
+            <w:r/>
+            <w:r>
+              <w:rPr>
+                <w:rFonts w:ascii="仿宋" w:hAnsi="仿宋" w:eastAsia="仿宋"/>
+                <w:b/>
+                <w:sz w:val="20"/>
+              </w:rPr>
+              <w:t>五、协同办公与门户层</w:t>
+            </w:r>
+          </w:p>
+        </w:tc>
+        <w:tc>
+          <w:tcPr>
+            <w:tcW w:type="dxa" w:w="4819"/>
+            <w:shd w:fill="FFFFFF"/>
+            <w:vAlign w:val="center"/>
+            <w:tcBorders>
+              <w:top w:val="single" w:sz="4" w:color="4472C4"/>
+              <w:left w:val="single" w:sz="4" w:color="4472C4"/>
+              <w:bottom w:val="single" w:sz="4" w:color="4472C4"/>
+              <w:right w:val="single" w:sz="4" w:color="4472C4"/>
+            </w:tcBorders>
+          </w:tcPr>
+          <w:p>
+            <w:pPr>
+              <w:spacing w:before="20" w:after="20" w:line="280" w:lineRule="exact"/>
+              <w:ind w:firstLine="0"/>
+              <w:jc w:val="left"/>
+            </w:pPr>
+            <w:r/>
+            <w:r>
+              <w:rPr>
+                <w:rFonts w:ascii="仿宋" w:hAnsi="仿宋" w:eastAsia="仿宋"/>
+                <w:b w:val="0"/>
+                <w:sz w:val="18"/>
+              </w:rPr>
+              <w:t>OA审批流程/企业信息门户 | 邮件与即时通讯/视频会议 | HR行政管理</w:t>
+            </w:r>
+          </w:p>
+        </w:tc>
+      </w:tr>
+      <w:tr>
+        <w:trPr>
+          <w:trHeight w:val="680"/>
+        </w:trPr>
+        <w:tc>
+          <w:tcPr>
+            <w:tcW w:type="dxa" w:w="567"/>
+            <w:shd w:fill="FFF3E0"/>
+            <w:vAlign w:val="center"/>
+            <w:tcBorders>
+              <w:top w:val="single" w:sz="4" w:color="4472C4"/>
+              <w:left w:val="single" w:sz="4" w:color="4472C4"/>
+              <w:bottom w:val="single" w:sz="4" w:color="4472C4"/>
+              <w:right w:val="single" w:sz="4" w:color="4472C4"/>
+            </w:tcBorders>
+          </w:tcPr>
+          <w:p>
+            <w:pPr>
+              <w:spacing w:before="20" w:after="20" w:line="280" w:lineRule="exact"/>
+              <w:ind w:firstLine="0"/>
+              <w:jc w:val="center"/>
+            </w:pPr>
+            <w:r/>
+            <w:r>
+              <w:rPr>
+                <w:rFonts w:ascii="黑体" w:hAnsi="黑体" w:eastAsia="黑体"/>
+                <w:b/>
+                <w:sz w:val="24"/>
+              </w:rPr>
+              <w:t>四</w:t>
+            </w:r>
+          </w:p>
+        </w:tc>
+        <w:tc>
+          <w:tcPr>
+            <w:tcW w:type="dxa" w:w="3118"/>
+            <w:shd w:fill="FFF3E0"/>
+            <w:vAlign w:val="center"/>
+            <w:tcBorders>
+              <w:top w:val="single" w:sz="4" w:color="4472C4"/>
+              <w:left w:val="single" w:sz="4" w:color="4472C4"/>
+              <w:bottom w:val="single" w:sz="4" w:color="4472C4"/>
+              <w:right w:val="single" w:sz="4" w:color="4472C4"/>
+            </w:tcBorders>
+          </w:tcPr>
+          <w:p>
+            <w:pPr>
+              <w:spacing w:before="20" w:after="20" w:line="280" w:lineRule="exact"/>
+              <w:ind w:firstLine="0"/>
+              <w:jc w:val="center"/>
+            </w:pPr>
+            <w:r/>
+            <w:r>
+              <w:rPr>
+                <w:rFonts w:ascii="仿宋" w:hAnsi="仿宋" w:eastAsia="仿宋"/>
+                <w:b/>
+                <w:sz w:val="20"/>
+              </w:rPr>
+              <w:t>四、业务运营与管理层</w:t>
+            </w:r>
+          </w:p>
+        </w:tc>
+        <w:tc>
+          <w:tcPr>
+            <w:tcW w:type="dxa" w:w="4819"/>
+            <w:shd w:fill="FFFFFF"/>
+            <w:vAlign w:val="center"/>
+            <w:tcBorders>
+              <w:top w:val="single" w:sz="4" w:color="4472C4"/>
+              <w:left w:val="single" w:sz="4" w:color="4472C4"/>
+              <w:bottom w:val="single" w:sz="4" w:color="4472C4"/>
+              <w:right w:val="single" w:sz="4" w:color="4472C4"/>
+            </w:tcBorders>
+          </w:tcPr>
+          <w:p>
+            <w:pPr>
+              <w:spacing w:before="20" w:after="20" w:line="280" w:lineRule="exact"/>
+              <w:ind w:firstLine="0"/>
+              <w:jc w:val="left"/>
+            </w:pPr>
+            <w:r/>
+            <w:r>
+              <w:rPr>
+                <w:rFonts w:ascii="仿宋" w:hAnsi="仿宋" w:eastAsia="仿宋"/>
+                <w:b w:val="0"/>
+                <w:sz w:val="18"/>
+              </w:rPr>
+              <w:t>ERP（财务/供应链/采购） | CRM/PLM/SCM | BI经营数据分析</w:t>
+            </w:r>
+          </w:p>
+        </w:tc>
+      </w:tr>
+      <w:tr>
+        <w:trPr>
+          <w:trHeight w:val="680"/>
+        </w:trPr>
+        <w:tc>
+          <w:tcPr>
+            <w:tcW w:type="dxa" w:w="567"/>
+            <w:shd w:fill="E3F2FD"/>
+            <w:vAlign w:val="center"/>
+            <w:tcBorders>
+              <w:top w:val="single" w:sz="4" w:color="4472C4"/>
+              <w:left w:val="single" w:sz="4" w:color="4472C4"/>
+              <w:bottom w:val="single" w:sz="4" w:color="4472C4"/>
+              <w:right w:val="single" w:sz="4" w:color="4472C4"/>
+            </w:tcBorders>
+          </w:tcPr>
+          <w:p>
+            <w:pPr>
+              <w:spacing w:before="20" w:after="20" w:line="280" w:lineRule="exact"/>
+              <w:ind w:firstLine="0"/>
+              <w:jc w:val="center"/>
+            </w:pPr>
+            <w:r/>
+            <w:r>
+              <w:rPr>
+                <w:rFonts w:ascii="黑体" w:hAnsi="黑体" w:eastAsia="黑体"/>
+                <w:b/>
+                <w:sz w:val="24"/>
+              </w:rPr>
+              <w:t>三</w:t>
+            </w:r>
+          </w:p>
+        </w:tc>
+        <w:tc>
+          <w:tcPr>
+            <w:tcW w:type="dxa" w:w="3118"/>
+            <w:shd w:fill="E3F2FD"/>
+            <w:vAlign w:val="center"/>
+            <w:tcBorders>
+              <w:top w:val="single" w:sz="4" w:color="4472C4"/>
+              <w:left w:val="single" w:sz="4" w:color="4472C4"/>
+              <w:bottom w:val="single" w:sz="4" w:color="4472C4"/>
+              <w:right w:val="single" w:sz="4" w:color="4472C4"/>
+            </w:tcBorders>
+          </w:tcPr>
+          <w:p>
+            <w:pPr>
+              <w:spacing w:before="20" w:after="20" w:line="280" w:lineRule="exact"/>
+              <w:ind w:firstLine="0"/>
+              <w:jc w:val="center"/>
+            </w:pPr>
+            <w:r/>
+            <w:r>
+              <w:rPr>
+                <w:rFonts w:ascii="仿宋" w:hAnsi="仿宋" w:eastAsia="仿宋"/>
+                <w:b/>
+                <w:sz w:val="20"/>
+              </w:rPr>
+              <w:t>三、生产执行与研发设计层（IDM核心）</w:t>
+            </w:r>
+          </w:p>
+        </w:tc>
+        <w:tc>
+          <w:tcPr>
+            <w:tcW w:type="dxa" w:w="4819"/>
+            <w:shd w:fill="FFFFFF"/>
+            <w:vAlign w:val="center"/>
+            <w:tcBorders>
+              <w:top w:val="single" w:sz="4" w:color="4472C4"/>
+              <w:left w:val="single" w:sz="4" w:color="4472C4"/>
+              <w:bottom w:val="single" w:sz="4" w:color="4472C4"/>
+              <w:right w:val="single" w:sz="4" w:color="4472C4"/>
+            </w:tcBorders>
+          </w:tcPr>
+          <w:p>
+            <w:pPr>
+              <w:spacing w:before="20" w:after="20" w:line="280" w:lineRule="exact"/>
+              <w:ind w:firstLine="0"/>
+              <w:jc w:val="left"/>
+            </w:pPr>
+            <w:r/>
+            <w:r>
+              <w:rPr>
+                <w:rFonts w:ascii="仿宋" w:hAnsi="仿宋" w:eastAsia="仿宋"/>
+                <w:b w:val="0"/>
+                <w:sz w:val="18"/>
+              </w:rPr>
+              <w:t>MES制造执行/SPC | CIM设备自动化/YMS良率 | EDA芯片设计/AI辅助设计</w:t>
+            </w:r>
+          </w:p>
+        </w:tc>
+      </w:tr>
+      <w:tr>
+        <w:trPr>
+          <w:trHeight w:val="680"/>
+        </w:trPr>
+        <w:tc>
+          <w:tcPr>
+            <w:tcW w:type="dxa" w:w="567"/>
+            <w:shd w:fill="F3E5F5"/>
+            <w:vAlign w:val="center"/>
+            <w:tcBorders>
+              <w:top w:val="single" w:sz="4" w:color="4472C4"/>
+              <w:left w:val="single" w:sz="4" w:color="4472C4"/>
+              <w:bottom w:val="single" w:sz="4" w:color="4472C4"/>
+              <w:right w:val="single" w:sz="4" w:color="4472C4"/>
+            </w:tcBorders>
+          </w:tcPr>
+          <w:p>
+            <w:pPr>
+              <w:spacing w:before="20" w:after="20" w:line="280" w:lineRule="exact"/>
+              <w:ind w:firstLine="0"/>
+              <w:jc w:val="center"/>
+            </w:pPr>
+            <w:r/>
+            <w:r>
+              <w:rPr>
+                <w:rFonts w:ascii="黑体" w:hAnsi="黑体" w:eastAsia="黑体"/>
+                <w:b/>
+                <w:sz w:val="24"/>
+              </w:rPr>
+              <w:t>二</w:t>
+            </w:r>
+          </w:p>
+        </w:tc>
+        <w:tc>
+          <w:tcPr>
+            <w:tcW w:type="dxa" w:w="3118"/>
+            <w:shd w:fill="F3E5F5"/>
+            <w:vAlign w:val="center"/>
+            <w:tcBorders>
+              <w:top w:val="single" w:sz="4" w:color="4472C4"/>
+              <w:left w:val="single" w:sz="4" w:color="4472C4"/>
+              <w:bottom w:val="single" w:sz="4" w:color="4472C4"/>
+              <w:right w:val="single" w:sz="4" w:color="4472C4"/>
+            </w:tcBorders>
+          </w:tcPr>
+          <w:p>
+            <w:pPr>
+              <w:spacing w:before="20" w:after="20" w:line="280" w:lineRule="exact"/>
+              <w:ind w:firstLine="0"/>
+              <w:jc w:val="center"/>
+            </w:pPr>
+            <w:r/>
+            <w:r>
+              <w:rPr>
+                <w:rFonts w:ascii="仿宋" w:hAnsi="仿宋" w:eastAsia="仿宋"/>
+                <w:b/>
+                <w:sz w:val="20"/>
+              </w:rPr>
+              <w:t>二、基础设施与云平台层（青云统一底座）</w:t>
+            </w:r>
+          </w:p>
+        </w:tc>
+        <w:tc>
+          <w:tcPr>
+            <w:tcW w:type="dxa" w:w="4819"/>
+            <w:shd w:fill="FFFFFF"/>
+            <w:vAlign w:val="center"/>
+            <w:tcBorders>
+              <w:top w:val="single" w:sz="4" w:color="4472C4"/>
+              <w:left w:val="single" w:sz="4" w:color="4472C4"/>
+              <w:bottom w:val="single" w:sz="4" w:color="4472C4"/>
+              <w:right w:val="single" w:sz="4" w:color="4472C4"/>
+            </w:tcBorders>
+          </w:tcPr>
+          <w:p>
+            <w:pPr>
+              <w:spacing w:before="20" w:after="20" w:line="280" w:lineRule="exact"/>
+              <w:ind w:firstLine="0"/>
+              <w:jc w:val="left"/>
+            </w:pPr>
+            <w:r/>
+            <w:r>
+              <w:rPr>
+                <w:rFonts w:ascii="仿宋" w:hAnsi="仿宋" w:eastAsia="仿宋"/>
+                <w:b w:val="0"/>
+                <w:sz w:val="18"/>
+              </w:rPr>
+              <w:t>KubeSphere多集群管理/全栈可观测 | GPU调度/AI智算平台 | DevOps/信创适配</w:t>
+            </w:r>
+          </w:p>
+        </w:tc>
+      </w:tr>
+      <w:tr>
+        <w:trPr>
+          <w:trHeight w:val="680"/>
+        </w:trPr>
+        <w:tc>
+          <w:tcPr>
+            <w:tcW w:type="dxa" w:w="567"/>
+            <w:shd w:fill="E0E0E0"/>
+            <w:vAlign w:val="center"/>
+            <w:tcBorders>
+              <w:top w:val="single" w:sz="4" w:color="4472C4"/>
+              <w:left w:val="single" w:sz="4" w:color="4472C4"/>
+              <w:bottom w:val="single" w:sz="4" w:color="4472C4"/>
+              <w:right w:val="single" w:sz="4" w:color="4472C4"/>
+            </w:tcBorders>
+          </w:tcPr>
+          <w:p>
+            <w:pPr>
+              <w:spacing w:before="20" w:after="20" w:line="280" w:lineRule="exact"/>
+              <w:ind w:firstLine="0"/>
+              <w:jc w:val="center"/>
+            </w:pPr>
+            <w:r/>
+            <w:r>
+              <w:rPr>
+                <w:rFonts w:ascii="黑体" w:hAnsi="黑体" w:eastAsia="黑体"/>
+                <w:b/>
+                <w:sz w:val="24"/>
+              </w:rPr>
+              <w:t>一</w:t>
+            </w:r>
+          </w:p>
+        </w:tc>
+        <w:tc>
+          <w:tcPr>
+            <w:tcW w:type="dxa" w:w="3118"/>
+            <w:shd w:fill="E0E0E0"/>
+            <w:vAlign w:val="center"/>
+            <w:tcBorders>
+              <w:top w:val="single" w:sz="4" w:color="4472C4"/>
+              <w:left w:val="single" w:sz="4" w:color="4472C4"/>
+              <w:bottom w:val="single" w:sz="4" w:color="4472C4"/>
+              <w:right w:val="single" w:sz="4" w:color="4472C4"/>
+            </w:tcBorders>
+          </w:tcPr>
+          <w:p>
+            <w:pPr>
+              <w:spacing w:before="20" w:after="20" w:line="280" w:lineRule="exact"/>
+              <w:ind w:firstLine="0"/>
+              <w:jc w:val="center"/>
+            </w:pPr>
+            <w:r/>
+            <w:r>
+              <w:rPr>
+                <w:rFonts w:ascii="仿宋" w:hAnsi="仿宋" w:eastAsia="仿宋"/>
+                <w:b/>
+                <w:sz w:val="20"/>
+              </w:rPr>
+              <w:t>一、硬件与网络层</w:t>
+            </w:r>
+          </w:p>
+        </w:tc>
+        <w:tc>
+          <w:tcPr>
+            <w:tcW w:type="dxa" w:w="4819"/>
+            <w:shd w:fill="FFFFFF"/>
+            <w:vAlign w:val="center"/>
+            <w:tcBorders>
+              <w:top w:val="single" w:sz="4" w:color="4472C4"/>
+              <w:left w:val="single" w:sz="4" w:color="4472C4"/>
+              <w:bottom w:val="single" w:sz="4" w:color="4472C4"/>
+              <w:right w:val="single" w:sz="4" w:color="4472C4"/>
+            </w:tcBorders>
+          </w:tcPr>
+          <w:p>
+            <w:pPr>
+              <w:spacing w:before="20" w:after="20" w:line="280" w:lineRule="exact"/>
+              <w:ind w:firstLine="0"/>
+              <w:jc w:val="left"/>
+            </w:pPr>
+            <w:r/>
+            <w:r>
+              <w:rPr>
+                <w:rFonts w:ascii="仿宋" w:hAnsi="仿宋" w:eastAsia="仿宋"/>
+                <w:b w:val="0"/>
+                <w:sz w:val="18"/>
+              </w:rPr>
+              <w:t>x86/ARM/信创计算服务器 | GPU算力集群/存储设备 | 万兆网络/三地数据中心</w:t>
+            </w:r>
+          </w:p>
+        </w:tc>
+      </w:tr>
+    </w:tbl>
     <w:p>
       <w:pPr>
         <w:spacing w:before="40" w:after="240"/>
@@ -455,537 +1733,6 @@
       <w:cols w:space="720"/>
       <w:docGrid w:linePitch="360"/>
     </w:sectPr>
-    <w:p>
-      <w:pPr>
-        <w:jc w:val="center"/>
-      </w:pPr>
-      <w:r>
-        <w:pict>
-          <v:group style="width:500pt;height:380pt" coordsize="500,380" coordorigin="0,0">
-            <v:rect style="position:absolute;left:205pt;top:5pt;width:90pt;height:24pt" fillcolor="#1F4E79" strokecolor="#1F4E79" strokeweight="1pt">
-              <v:textbox>
-                <w:txbxContent>
-                  <w:p>
-                    <w:pPr>
-                      <w:jc w:val="center"/>
-                    </w:pPr>
-                    <w:r>
-                      <w:rPr>
-                        <w:rFonts w:eastAsia="黑体"/>
-                        <w:b/>
-                        <w:sz w:val="16"/>
-                        <w:color w:val="FFFFFF"/>
-                      </w:rPr>
-                      <w:t>股东大会</w:t>
-                    </w:r>
-                  </w:p>
-                </w:txbxContent>
-              </v:textbox>
-            </v:rect>
-            <v:line from="250,29" to="250,39" strokecolor="#333333"/>
-            <v:rect style="position:absolute;left:170pt;top:41pt;width:80pt;height:24pt" fillcolor="#1F4E79" strokecolor="#1F4E79" strokeweight="1pt">
-              <v:textbox>
-                <w:txbxContent>
-                  <w:p>
-                    <w:pPr>
-                      <w:jc w:val="center"/>
-                    </w:pPr>
-                    <w:r>
-                      <w:rPr>
-                        <w:rFonts w:eastAsia="黑体"/>
-                        <w:b/>
-                        <w:sz w:val="16"/>
-                        <w:color w:val="FFFFFF"/>
-                      </w:rPr>
-                      <w:t>董事会</w:t>
-                    </w:r>
-                  </w:p>
-                </w:txbxContent>
-              </v:textbox>
-            </v:rect>
-            <v:rect style="position:absolute;left:252pt;top:41pt;width:78pt;height:24pt" fillcolor="#1F4E79" strokecolor="#1F4E79" strokeweight="1pt">
-              <v:textbox>
-                <w:txbxContent>
-                  <w:p>
-                    <w:pPr>
-                      <w:jc w:val="center"/>
-                    </w:pPr>
-                    <w:r>
-                      <w:rPr>
-                        <w:rFonts w:eastAsia="黑体"/>
-                        <w:b/>
-                        <w:sz w:val="16"/>
-                        <w:color w:val="FFFFFF"/>
-                      </w:rPr>
-                      <w:t>监事会</w:t>
-                    </w:r>
-                  </w:p>
-                </w:txbxContent>
-              </v:textbox>
-            </v:rect>
-            <v:line from="250,39" to="210,41" strokecolor="#333333"/>
-            <v:line from="250,39" to="291,41" strokecolor="#333333"/>
-            <v:rect style="position:absolute;left:205pt;top:77pt;width:90pt;height:24pt" fillcolor="#4472C4" strokecolor="#4472C4" strokeweight="1pt">
-              <v:textbox>
-                <w:txbxContent>
-                  <w:p>
-                    <w:pPr>
-                      <w:jc w:val="center"/>
-                    </w:pPr>
-                    <w:r>
-                      <w:rPr>
-                        <w:rFonts w:eastAsia="黑体"/>
-                        <w:b/>
-                        <w:sz w:val="16"/>
-                        <w:color w:val="FFFFFF"/>
-                      </w:rPr>
-                      <w:t>总经理</w:t>
-                    </w:r>
-                  </w:p>
-                </w:txbxContent>
-              </v:textbox>
-            </v:rect>
-            <v:line from="210,65" to="250,77" strokecolor="#333333"/>
-            <v:rect style="position:absolute;left:46pt;top:113pt;width:75pt;height:32pt" fillcolor="#D6E4F0" strokecolor="#4472C4" strokeweight="1pt">
-              <v:textbox>
-                <w:txbxContent>
-                  <w:p>
-                    <w:pPr>
-                      <w:jc w:val="center"/>
-                    </w:pPr>
-                    <w:r>
-                      <w:rPr>
-                        <w:rFonts w:eastAsia="仿宋"/>
-                        <w:sz w:val="14"/>
-                      </w:rPr>
-                      <w:t>研发中心</w:t>
-                    </w:r>
-                  </w:p>
-                </w:txbxContent>
-              </v:textbox>
-            </v:rect>
-            <v:line from="250,101" to="83,113" strokecolor="#333333"/>
-            <v:rect style="position:absolute;left:129pt;top:113pt;width:75pt;height:32pt" fillcolor="#D6E4F0" strokecolor="#4472C4" strokeweight="1pt">
-              <v:textbox>
-                <w:txbxContent>
-                  <w:p>
-                    <w:pPr>
-                      <w:jc w:val="center"/>
-                    </w:pPr>
-                    <w:r>
-                      <w:rPr>
-                        <w:rFonts w:eastAsia="仿宋"/>
-                        <w:sz w:val="14"/>
-                      </w:rPr>
-                      <w:t>制造中心</w:t>
-                    </w:r>
-                  </w:p>
-                </w:txbxContent>
-              </v:textbox>
-            </v:rect>
-            <v:line from="250,101" to="166,113" strokecolor="#333333"/>
-            <v:rect style="position:absolute;left:212pt;top:113pt;width:75pt;height:32pt" fillcolor="#D6E4F0" strokecolor="#4472C4" strokeweight="1pt">
-              <v:textbox>
-                <w:txbxContent>
-                  <w:p>
-                    <w:pPr>
-                      <w:jc w:val="center"/>
-                    </w:pPr>
-                    <w:r>
-                      <w:rPr>
-                        <w:rFonts w:eastAsia="仿宋"/>
-                        <w:sz w:val="14"/>
-                      </w:rPr>
-                      <w:t>市场销售
-中心</w:t>
-                    </w:r>
-                  </w:p>
-                </w:txbxContent>
-              </v:textbox>
-            </v:rect>
-            <v:line from="250,101" to="249,113" strokecolor="#333333"/>
-            <v:rect style="position:absolute;left:295pt;top:113pt;width:75pt;height:32pt" fillcolor="#D6E4F0" strokecolor="#4472C4" strokeweight="1pt">
-              <v:textbox>
-                <w:txbxContent>
-                  <w:p>
-                    <w:pPr>
-                      <w:jc w:val="center"/>
-                    </w:pPr>
-                    <w:r>
-                      <w:rPr>
-                        <w:rFonts w:eastAsia="仿宋"/>
-                        <w:sz w:val="14"/>
-                      </w:rPr>
-                      <w:t>信息技术部
-（IT）</w:t>
-                    </w:r>
-                  </w:p>
-                </w:txbxContent>
-              </v:textbox>
-            </v:rect>
-            <v:line from="250,101" to="332,113" strokecolor="#333333"/>
-            <v:rect style="position:absolute;left:378pt;top:113pt;width:75pt;height:32pt" fillcolor="#D6E4F0" strokecolor="#4472C4" strokeweight="1pt">
-              <v:textbox>
-                <w:txbxContent>
-                  <w:p>
-                    <w:pPr>
-                      <w:jc w:val="center"/>
-                    </w:pPr>
-                    <w:r>
-                      <w:rPr>
-                        <w:rFonts w:eastAsia="仿宋"/>
-                        <w:sz w:val="14"/>
-                      </w:rPr>
-                      <w:t>质量与
-可靠性部</w:t>
-                    </w:r>
-                  </w:p>
-                </w:txbxContent>
-              </v:textbox>
-            </v:rect>
-            <v:line from="250,101" to="415,113" strokecolor="#333333"/>
-            <v:rect style="position:absolute;left:105pt;top:157pt;width:90pt;height:24pt" fillcolor="#E2EFDA" strokecolor="#548235" strokeweight="1pt">
-              <v:textbox>
-                <w:txbxContent>
-                  <w:p>
-                    <w:pPr>
-                      <w:jc w:val="center"/>
-                    </w:pPr>
-                    <w:r>
-                      <w:rPr>
-                        <w:rFonts w:eastAsia="仿宋"/>
-                        <w:sz w:val="12"/>
-                      </w:rPr>
-                      <w:t>杭州制造基地
-（5吋/6吋/8吋）</w:t>
-                    </w:r>
-                  </w:p>
-                </w:txbxContent>
-              </v:textbox>
-            </v:rect>
-            <v:line from="166,145" to="150,157" strokecolor="#333333"/>
-            <v:rect style="position:absolute;left:205pt;top:157pt;width:90pt;height:24pt" fillcolor="#E2EFDA" strokecolor="#548235" strokeweight="1pt">
-              <v:textbox>
-                <w:txbxContent>
-                  <w:p>
-                    <w:pPr>
-                      <w:jc w:val="center"/>
-                    </w:pPr>
-                    <w:r>
-                      <w:rPr>
-                        <w:rFonts w:eastAsia="仿宋"/>
-                        <w:sz w:val="12"/>
-                      </w:rPr>
-                      <w:t>成都制造基地
-（功率模块封装）</w:t>
-                    </w:r>
-                  </w:p>
-                </w:txbxContent>
-              </v:textbox>
-            </v:rect>
-            <v:line from="166,145" to="250,157" strokecolor="#333333"/>
-            <v:rect style="position:absolute;left:305pt;top:157pt;width:90pt;height:24pt" fillcolor="#E2EFDA" strokecolor="#548235" strokeweight="1pt">
-              <v:textbox>
-                <w:txbxContent>
-                  <w:p>
-                    <w:pPr>
-                      <w:jc w:val="center"/>
-                    </w:pPr>
-                    <w:r>
-                      <w:rPr>
-                        <w:rFonts w:eastAsia="仿宋"/>
-                        <w:sz w:val="12"/>
-                      </w:rPr>
-                      <w:t>厦门制造基地
-（12吋/化合物）</w:t>
-                    </w:r>
-                  </w:p>
-                </w:txbxContent>
-              </v:textbox>
-            </v:rect>
-            <v:line from="166,145" to="350,157" strokecolor="#333333"/>
-            <v:rect style="position:absolute;left:380pt;top:5pt;width:115pt;height:18pt" fillcolor="#E2EFDA" strokecolor="#548235" strokeweight="0.5pt">
-              <v:textbox>
-                <w:txbxContent>
-                  <w:p>
-                    <w:pPr>
-                      <w:jc w:val="center"/>
-                    </w:pPr>
-                    <w:r>
-                      <w:rPr>
-                        <w:rFonts w:eastAsia="仿宋"/>
-                        <w:sz w:val="10"/>
-                      </w:rPr>
-                      <w:t>制造/封装基地</w:t>
-                    </w:r>
-                  </w:p>
-                </w:txbxContent>
-              </v:textbox>
-            </v:rect>
-          </v:group>
-        </w:pict>
-      </w:r>
-    </w:p>
-    <w:p>
-      <w:pPr>
-        <w:jc w:val="center"/>
-      </w:pPr>
-      <w:r>
-        <w:pict>
-          <v:group style="width:500pt;height:420pt" coordsize="500,420" coordorigin="0,0">
-            <v:rect style="position:absolute;left:10pt;top:42pt;width:130pt;height:52pt" fillcolor="#FCE4EC" strokecolor="#4472C4" strokeweight="1pt">
-              <v:textbox>
-                <w:txbxContent>
-                  <w:p>
-                    <w:pPr>
-                      <w:jc w:val="center"/>
-                    </w:pPr>
-                    <w:r>
-                      <w:rPr>
-                        <w:rFonts w:eastAsia="仿宋"/>
-                        <w:b/>
-                        <w:sz w:val="11"/>
-                      </w:rPr>
-                      <w:t>六、数据安全与合规层</w:t>
-                    </w:r>
-                  </w:p>
-                </w:txbxContent>
-              </v:textbox>
-            </v:rect>
-            <v:rect style="position:absolute;left:144pt;top:42pt;width:340pt;height:52pt" fillcolor="#FFFFFF" strokecolor="#4472C4" strokeweight="1pt">
-              <v:textbox>
-                <w:txbxContent>
-                  <w:p>
-                    <w:pPr>
-                      <w:jc w:val="center"/>
-                    </w:pPr>
-                    <w:r>
-                      <w:rPr>
-                        <w:rFonts w:eastAsia="仿宋"/>
-                        <w:sz w:val="11"/>
-                      </w:rPr>
-                      <w:t>数据分级分类/访问控制|网络安全防护/等保|数据备份容灾</w:t>
-                    </w:r>
-                  </w:p>
-                </w:txbxContent>
-              </v:textbox>
-            </v:rect>
-            <v:line from="314,94" to="314,98" strokecolor="#4472C4" strokeweight="1.5pt"/>
-            <v:rect style="position:absolute;left:10pt;top:98pt;width:130pt;height:52pt" fillcolor="#E8F5E9" strokecolor="#4472C4" strokeweight="1pt">
-              <v:textbox>
-                <w:txbxContent>
-                  <w:p>
-                    <w:pPr>
-                      <w:jc w:val="center"/>
-                    </w:pPr>
-                    <w:r>
-                      <w:rPr>
-                        <w:rFonts w:eastAsia="仿宋"/>
-                        <w:b/>
-                        <w:sz w:val="11"/>
-                      </w:rPr>
-                      <w:t>五、协同办公与门户层</w:t>
-                    </w:r>
-                  </w:p>
-                </w:txbxContent>
-              </v:textbox>
-            </v:rect>
-            <v:rect style="position:absolute;left:144pt;top:98pt;width:340pt;height:52pt" fillcolor="#FFFFFF" strokecolor="#4472C4" strokeweight="1pt">
-              <v:textbox>
-                <w:txbxContent>
-                  <w:p>
-                    <w:pPr>
-                      <w:jc w:val="center"/>
-                    </w:pPr>
-                    <w:r>
-                      <w:rPr>
-                        <w:rFonts w:eastAsia="仿宋"/>
-                        <w:sz w:val="11"/>
-                      </w:rPr>
-                      <w:t>OA审批/企业门户|邮件通讯/视频会议|HR行政管理</w:t>
-                    </w:r>
-                  </w:p>
-                </w:txbxContent>
-              </v:textbox>
-            </v:rect>
-            <v:line from="314,150" to="314,154" strokecolor="#4472C4" strokeweight="1.5pt"/>
-            <v:rect style="position:absolute;left:10pt;top:154pt;width:130pt;height:52pt" fillcolor="#FFF3E0" strokecolor="#4472C4" strokeweight="1pt">
-              <v:textbox>
-                <w:txbxContent>
-                  <w:p>
-                    <w:pPr>
-                      <w:jc w:val="center"/>
-                    </w:pPr>
-                    <w:r>
-                      <w:rPr>
-                        <w:rFonts w:eastAsia="仿宋"/>
-                        <w:b/>
-                        <w:sz w:val="11"/>
-                      </w:rPr>
-                      <w:t>四、业务运营与管理层</w:t>
-                    </w:r>
-                  </w:p>
-                </w:txbxContent>
-              </v:textbox>
-            </v:rect>
-            <v:rect style="position:absolute;left:144pt;top:154pt;width:340pt;height:52pt" fillcolor="#FFFFFF" strokecolor="#4472C4" strokeweight="1pt">
-              <v:textbox>
-                <w:txbxContent>
-                  <w:p>
-                    <w:pPr>
-                      <w:jc w:val="center"/>
-                    </w:pPr>
-                    <w:r>
-                      <w:rPr>
-                        <w:rFonts w:eastAsia="仿宋"/>
-                        <w:sz w:val="11"/>
-                      </w:rPr>
-                      <w:t>ERP/财务供应链|CRM客户管理|PLM/SCM|BI数据分析</w:t>
-                    </w:r>
-                  </w:p>
-                </w:txbxContent>
-              </v:textbox>
-            </v:rect>
-            <v:line from="314,206" to="314,210" strokecolor="#4472C4" strokeweight="1.5pt"/>
-            <v:rect style="position:absolute;left:10pt;top:210pt;width:130pt;height:52pt" fillcolor="#E3F2FD" strokecolor="#4472C4" strokeweight="1pt">
-              <v:textbox>
-                <w:txbxContent>
-                  <w:p>
-                    <w:pPr>
-                      <w:jc w:val="center"/>
-                    </w:pPr>
-                    <w:r>
-                      <w:rPr>
-                        <w:rFonts w:eastAsia="仿宋"/>
-                        <w:b/>
-                        <w:sz w:val="11"/>
-                      </w:rPr>
-                      <w:t>三、生产执行与研发设计层
-（半导体IDM核心）</w:t>
-                    </w:r>
-                  </w:p>
-                </w:txbxContent>
-              </v:textbox>
-            </v:rect>
-            <v:rect style="position:absolute;left:144pt;top:210pt;width:340pt;height:52pt" fillcolor="#FFFFFF" strokecolor="#4472C4" strokeweight="1pt">
-              <v:textbox>
-                <w:txbxContent>
-                  <w:p>
-                    <w:pPr>
-                      <w:jc w:val="center"/>
-                    </w:pPr>
-                    <w:r>
-                      <w:rPr>
-                        <w:rFonts w:eastAsia="仿宋"/>
-                        <w:sz w:val="11"/>
-                      </w:rPr>
-                      <w:t>MES制造执行|CIM设备自动化|YMS良率分析|EDA仿真/AI辅助设计</w:t>
-                    </w:r>
-                  </w:p>
-                </w:txbxContent>
-              </v:textbox>
-            </v:rect>
-            <v:line from="314,262" to="314,266" strokecolor="#4472C4" strokeweight="1.5pt"/>
-            <v:rect style="position:absolute;left:10pt;top:266pt;width:130pt;height:52pt" fillcolor="#F3E5F5" strokecolor="#4472C4" strokeweight="1pt">
-              <v:textbox>
-                <w:txbxContent>
-                  <w:p>
-                    <w:pPr>
-                      <w:jc w:val="center"/>
-                    </w:pPr>
-                    <w:r>
-                      <w:rPr>
-                        <w:rFonts w:eastAsia="仿宋"/>
-                        <w:b/>
-                        <w:sz w:val="11"/>
-                      </w:rPr>
-                      <w:t>二、基础设施与云平台层
-（青云KubeSphere+AI智算平台）</w:t>
-                    </w:r>
-                  </w:p>
-                </w:txbxContent>
-              </v:textbox>
-            </v:rect>
-            <v:rect style="position:absolute;left:144pt;top:266pt;width:340pt;height:52pt" fillcolor="#FFFFFF" strokecolor="#4472C4" strokeweight="1pt">
-              <v:textbox>
-                <w:txbxContent>
-                  <w:p>
-                    <w:pPr>
-                      <w:jc w:val="center"/>
-                    </w:pPr>
-                    <w:r>
-                      <w:rPr>
-                        <w:rFonts w:eastAsia="仿宋"/>
-                        <w:sz w:val="11"/>
-                      </w:rPr>
-                      <w:t>多集群统一管理|全栈可观测性|GPU调度/AI训练|DevOps自动化|信创适配</w:t>
-                    </w:r>
-                  </w:p>
-                </w:txbxContent>
-              </v:textbox>
-            </v:rect>
-            <v:line from="314,318" to="314,322" strokecolor="#4472C4" strokeweight="1.5pt"/>
-            <v:rect style="position:absolute;left:10pt;top:322pt;width:130pt;height:52pt" fillcolor="#E0E0E0" strokecolor="#4472C4" strokeweight="1pt">
-              <v:textbox>
-                <w:txbxContent>
-                  <w:p>
-                    <w:pPr>
-                      <w:jc w:val="center"/>
-                    </w:pPr>
-                    <w:r>
-                      <w:rPr>
-                        <w:rFonts w:eastAsia="仿宋"/>
-                        <w:b/>
-                        <w:sz w:val="11"/>
-                      </w:rPr>
-                      <w:t>一、硬件与网络层</w:t>
-                    </w:r>
-                  </w:p>
-                </w:txbxContent>
-              </v:textbox>
-            </v:rect>
-            <v:rect style="position:absolute;left:144pt;top:322pt;width:340pt;height:52pt" fillcolor="#FFFFFF" strokecolor="#4472C4" strokeweight="1pt">
-              <v:textbox>
-                <w:txbxContent>
-                  <w:p>
-                    <w:pPr>
-                      <w:jc w:val="center"/>
-                    </w:pPr>
-                    <w:r>
-                      <w:rPr>
-                        <w:rFonts w:eastAsia="仿宋"/>
-                        <w:sz w:val="11"/>
-                      </w:rPr>
-                      <w:t>x86/ARM/信创服务器|GPU算力集群|存储设备（全闪/对象）|万兆/IB网络|三地数据中心</w:t>
-                    </w:r>
-                  </w:p>
-                </w:txbxContent>
-              </v:textbox>
-            </v:rect>
-            <v:rect style="position:absolute;left:450pt;top:183pt;width:40pt;height:50pt" fillcolor="white" strokecolor="white" strokeweight="0pt">
-              <v:textbox>
-                <w:txbxContent>
-                  <w:p>
-                    <w:pPr>
-                      <w:jc w:val="center"/>
-                    </w:pPr>
-                    <w:r>
-                      <w:rPr>
-                        <w:rFonts w:eastAsia="仿宋"/>
-                        <w:sz w:val="10"/>
-                        <w:color w:val="4472C4"/>
-                      </w:rPr>
-                      <w:t>统一
-底座</w:t>
-                    </w:r>
-                  </w:p>
-                </w:txbxContent>
-              </v:textbox>
-            </v:rect>
-          </v:group>
-        </w:pict>
-      </w:r>
-    </w:p>
   </w:body>
 </w:document>
 </file>

--- a/星期五的工作区/2026-06-12_士兰微组织架构与IT架构方案_V1.0.docx
+++ b/星期五的工作区/2026-06-12_士兰微组织架构与IT架构方案_V1.0.docx
@@ -4,7 +4,7 @@
   <w:body>
     <w:p>
       <w:pPr>
-        <w:spacing w:before="240" w:after="120"/>
+        <w:spacing w:before="120" w:after="60" w:line="600" w:lineRule="exact"/>
         <w:ind w:firstLine="0"/>
         <w:jc w:val="center"/>
       </w:pPr>
@@ -19,39 +19,18 @@
     </w:p>
     <w:p>
       <w:pPr>
-        <w:spacing w:after="120"/>
+        <w:spacing w:before="0" w:after="0" w:line="120" w:lineRule="exact"/>
         <w:ind w:firstLine="0"/>
-        <w:jc w:val="center"/>
       </w:pPr>
       <w:r>
         <w:rPr>
-          <w:rFonts w:ascii="仿宋" w:hAnsi="仿宋" w:eastAsia="仿宋"/>
-          <w:sz w:val="32"/>
+          <w:sz w:val="12"/>
         </w:rPr>
-        <w:t>——基于青云KubeSphere企业版及AI智算平台的IT架构规划</w:t>
       </w:r>
     </w:p>
     <w:p>
       <w:pPr>
-        <w:spacing w:before="480"/>
-        <w:ind w:firstLine="0"/>
-        <w:jc w:val="right"/>
-      </w:pPr>
-      <w:r>
-        <w:rPr>
-          <w:rFonts w:ascii="仿宋" w:hAnsi="仿宋" w:eastAsia="仿宋"/>
-          <w:sz w:val="24"/>
-        </w:rPr>
-        <w:t>文档版本：V1.0</w:t>
-        <w:br/>
-        <w:t>编制日期：2026年6月12日</w:t>
-        <w:br/>
-        <w:t>编制单位：青云科技销售部</w:t>
-      </w:r>
-    </w:p>
-    <w:p>
-      <w:pPr>
-        <w:spacing w:before="160" w:after="80"/>
+        <w:spacing w:before="120" w:after="60" w:line="520" w:lineRule="exact"/>
         <w:ind w:firstLine="0"/>
       </w:pPr>
       <w:r>
@@ -65,7 +44,7 @@
     </w:p>
     <w:p>
       <w:pPr>
-        <w:spacing w:line="560" w:lineRule="exact" w:after="40"/>
+        <w:spacing w:line="560" w:lineRule="exact" w:after="20"/>
         <w:ind w:firstLine="640"/>
       </w:pPr>
       <w:r>
@@ -73,25 +52,12 @@
           <w:rFonts w:ascii="仿宋" w:hAnsi="仿宋" w:eastAsia="仿宋"/>
           <w:sz w:val="32"/>
         </w:rPr>
-        <w:t>杭州士兰微电子股份有限公司（证券代码：600460）成立于1997年9月，总部位于杭州高新技术产业开发区，是国内第一家在中国境内上市的集成电路芯片设计企业。公司采用IDM（设计与制造一体化）运营模式，打通了"芯片设计—芯片制造—芯片封装"全产业链，芯片产线实现了从5吋到12吋的跨越，并从硅基产线拓展到化合物产线。</w:t>
+        <w:t>杭州士兰微电子股份有限公司（证券代码：600460）成立于1997年9月，总部位于杭州，是国内第一家在中国境内上市的集成电路芯片设计企业。公司采用IDM（设计与制造一体化）运营模式，打通了"芯片设计—芯片制造—芯片封装"全产业链。2025年度营业收入130.52亿元，同比增长16.32%。公司拥有超过800人的芯片设计研发团队和超过3600人的工艺、封装、测试技术研发队伍。</w:t>
       </w:r>
     </w:p>
     <w:p>
       <w:pPr>
-        <w:spacing w:line="560" w:lineRule="exact" w:after="40"/>
-        <w:ind w:firstLine="640"/>
-      </w:pPr>
-      <w:r>
-        <w:rPr>
-          <w:rFonts w:ascii="仿宋" w:hAnsi="仿宋" w:eastAsia="仿宋"/>
-          <w:sz w:val="32"/>
-        </w:rPr>
-        <w:t>2025年度，公司营业总收入为130.52亿元，同比增长16.32%，归属于母公司股东的净利润为3.99亿元，同比增长81.27%。公司产品和研发投入主要集中在功率半导体与化合物器件、功率驱动与控制系统、MEMS传感器、ASIC产品、光电产品五大领域。公司拥有超过800人的芯片设计研发团队和超过3600人的工艺、封装、测试技术研发队伍。</w:t>
-      </w:r>
-    </w:p>
-    <w:p>
-      <w:pPr>
-        <w:spacing w:before="160" w:after="80"/>
+        <w:spacing w:before="120" w:after="60" w:line="520" w:lineRule="exact"/>
         <w:ind w:firstLine="0"/>
       </w:pPr>
       <w:r>
@@ -105,7 +71,7 @@
     </w:p>
     <w:p>
       <w:pPr>
-        <w:spacing w:line="560" w:lineRule="exact" w:after="40"/>
+        <w:spacing w:line="560" w:lineRule="exact" w:after="20"/>
         <w:ind w:firstLine="640"/>
       </w:pPr>
       <w:r>
@@ -113,54 +79,121 @@
           <w:rFonts w:ascii="仿宋" w:hAnsi="仿宋" w:eastAsia="仿宋"/>
           <w:sz w:val="32"/>
         </w:rPr>
-        <w:t>公司形成了以股东大会为最高权力机构、董事会为决策机构、总经理为执行负责人的规范治理结构。核心管理层包括：董事长陈向东、副董事长范伟宏、副董事长兼总经理郑少波。下设研发中心、制造中心、市场销售中心、信息技术部、质量与可靠性部、职能总部等核心部门。</w:t>
+        <w:t>公司形成了以股东大会为最高权力机构、董事会为决策机构、总经理为执行负责人的规范治理结构。核心管理层包括：董事长陈向东、副董事长范伟宏、副董事长兼总经理郑少波。</w:t>
       </w:r>
     </w:p>
     <w:tbl>
       <w:tblPr>
         <w:tblW w:type="auto" w:w="0"/>
-        <w:jc w:val="center"/>
+        <w:jc w:val="right"/>
+        <w:tblLayout w:type="fixed"/>
         <w:tblLook w:firstColumn="1" w:firstRow="1" w:lastColumn="0" w:lastRow="0" w:noHBand="0" w:noVBand="1" w:val="04A0"/>
       </w:tblPr>
       <w:tblGrid>
-        <w:gridCol w:w="1769"/>
-        <w:gridCol w:w="1769"/>
-        <w:gridCol w:w="1769"/>
-        <w:gridCol w:w="1769"/>
-        <w:gridCol w:w="1769"/>
+        <w:gridCol w:w="850"/>
+        <w:gridCol w:w="2835"/>
       </w:tblGrid>
       <w:tr>
         <w:trPr>
-          <w:trHeight w:val="567"/>
+          <w:trHeight w:val="283"/>
         </w:trPr>
         <w:tc>
           <w:tcPr>
-            <w:tcW w:type="dxa" w:w="6688"/>
-            <w:gridSpan w:val="5"/>
-            <w:shd w:fill="1F4E79"/>
-            <w:vAlign w:val="center"/>
+            <w:tcW w:type="dxa" w:w="4422"/>
+            <w:shd w:fill="D6E4F0" w:val="clear"/>
             <w:tcBorders>
-              <w:top w:val="single" w:sz="4" w:color="333333"/>
-              <w:left w:val="single" w:sz="4" w:color="333333"/>
-              <w:bottom w:val="single" w:sz="4" w:color="333333"/>
-              <w:right w:val="single" w:sz="4" w:color="333333"/>
+              <w:top w:val="none" w:sz="0" w:space="0" w:color="FFFFFF"/>
+              <w:bottom w:val="none" w:sz="0" w:space="0" w:color="FFFFFF"/>
+              <w:left w:val="none" w:sz="0" w:space="0" w:color="FFFFFF"/>
+              <w:right w:val="none" w:sz="0" w:space="0" w:color="FFFFFF"/>
             </w:tcBorders>
           </w:tcPr>
           <w:p>
             <w:pPr>
-              <w:spacing w:before="20" w:after="20" w:line="280" w:lineRule="exact"/>
+              <w:spacing w:before="40" w:after="40" w:line="280" w:lineRule="exact"/>
+              <w:ind w:firstLine="0"/>
+              <w:jc w:val="left"/>
+            </w:pPr>
+            <w:r>
+              <w:rPr>
+                <w:rFonts w:ascii="仿宋" w:hAnsi="仿宋" w:eastAsia="仿宋"/>
+                <w:b w:val="0"/>
+                <w:color w:val="1F4E79"/>
+                <w:sz w:val="15"/>
+              </w:rPr>
+              <w:t>■ 治理层</w:t>
+            </w:r>
+          </w:p>
+        </w:tc>
+        <w:tc>
+          <w:tcPr>
+            <w:tcW w:type="dxa" w:w="4422"/>
+            <w:shd w:fill="F2F2F2" w:val="clear"/>
+            <w:tcBorders>
+              <w:top w:val="none" w:sz="0" w:space="0" w:color="FFFFFF"/>
+              <w:bottom w:val="none" w:sz="0" w:space="0" w:color="FFFFFF"/>
+              <w:left w:val="none" w:sz="0" w:space="0" w:color="FFFFFF"/>
+              <w:right w:val="none" w:sz="0" w:space="0" w:color="FFFFFF"/>
+            </w:tcBorders>
+          </w:tcPr>
+          <w:p>
+            <w:pPr>
+              <w:spacing w:before="40" w:after="40" w:line="280" w:lineRule="exact"/>
+              <w:ind w:firstLine="0"/>
+              <w:jc w:val="left"/>
+            </w:pPr>
+            <w:r>
+              <w:rPr>
+                <w:rFonts w:ascii="仿宋" w:hAnsi="仿宋" w:eastAsia="仿宋"/>
+                <w:b w:val="0"/>
+                <w:color w:val="666666"/>
+                <w:sz w:val="15"/>
+              </w:rPr>
+              <w:t>■ 管理层  ■ 职能部门  ■ 制造基地</w:t>
+            </w:r>
+          </w:p>
+        </w:tc>
+      </w:tr>
+    </w:tbl>
+    <w:tbl>
+      <w:tblPr>
+        <w:tblW w:type="auto" w:w="0"/>
+        <w:jc w:val="center"/>
+        <w:tblLayout w:type="fixed"/>
+        <w:tblLook w:firstColumn="1" w:firstRow="1" w:lastColumn="0" w:lastRow="0" w:noHBand="0" w:noVBand="1" w:val="04A0"/>
+      </w:tblPr>
+      <w:tblGrid>
+        <w:gridCol w:w="8504"/>
+      </w:tblGrid>
+      <w:tr>
+        <w:trPr>
+          <w:trHeight w:val="510"/>
+        </w:trPr>
+        <w:tc>
+          <w:tcPr>
+            <w:tcW w:type="dxa" w:w="8845"/>
+            <w:shd w:fill="1F4E79" w:val="clear"/>
+            <w:tcBorders>
+              <w:top w:val="single" w:sz="8" w:space="0" w:color="1F4E79"/>
+              <w:bottom w:val="single" w:sz="8" w:space="0" w:color="1F4E79"/>
+              <w:left w:val="single" w:sz="8" w:space="0" w:color="1F4E79"/>
+              <w:right w:val="single" w:sz="8" w:space="0" w:color="1F4E79"/>
+            </w:tcBorders>
+          </w:tcPr>
+          <w:p>
+            <w:pPr>
+              <w:spacing w:before="40" w:after="40" w:line="320" w:lineRule="exact"/>
               <w:ind w:firstLine="0"/>
               <w:jc w:val="center"/>
             </w:pPr>
-            <w:r/>
             <w:r>
               <w:rPr>
                 <w:rFonts w:ascii="黑体" w:hAnsi="黑体" w:eastAsia="黑体"/>
                 <w:b/>
                 <w:color w:val="FFFFFF"/>
-                <w:sz w:val="22"/>
+                <w:sz w:val="24"/>
               </w:rPr>
-              <w:t>股东大会</w:t>
+              <w:t xml:space="preserve">    股东大会</w:t>
             </w:r>
           </w:p>
         </w:tc>
@@ -171,77 +204,9 @@
         </w:trPr>
         <w:tc>
           <w:tcPr>
-            <w:tcW w:type="dxa" w:w="2437"/>
-            <w:gridSpan w:val="2"/>
-            <w:shd w:fill="1F4E79"/>
-            <w:vAlign w:val="center"/>
-            <w:tcBorders>
-              <w:top w:val="single" w:sz="4" w:color="333333"/>
-              <w:left w:val="single" w:sz="4" w:color="333333"/>
-              <w:bottom w:val="single" w:sz="4" w:color="333333"/>
-              <w:right w:val="single" w:sz="4" w:color="333333"/>
-            </w:tcBorders>
-          </w:tcPr>
-          <w:p>
-            <w:pPr>
-              <w:spacing w:before="20" w:after="20" w:line="280" w:lineRule="exact"/>
-              <w:ind w:firstLine="0"/>
-              <w:jc w:val="center"/>
-            </w:pPr>
-            <w:r/>
-            <w:r>
-              <w:rPr>
-                <w:rFonts w:ascii="黑体" w:hAnsi="黑体" w:eastAsia="黑体"/>
-                <w:b/>
-                <w:color w:val="FFFFFF"/>
-                <w:sz w:val="22"/>
-              </w:rPr>
-              <w:t>董事会</w:t>
-            </w:r>
-          </w:p>
-        </w:tc>
-        <w:tc>
-          <w:tcPr>
-            <w:tcW w:type="dxa" w:w="1417"/>
-            <w:tcBorders>
-              <w:top w:val="single" w:sz="4" w:color="333333"/>
-              <w:left w:val="single" w:sz="4" w:color="333333"/>
-              <w:bottom w:val="single" w:sz="4" w:color="333333"/>
-              <w:right w:val="single" w:sz="4" w:color="333333"/>
-            </w:tcBorders>
+            <w:tcW w:type="dxa" w:w="8845"/>
           </w:tcPr>
           <w:p/>
-        </w:tc>
-        <w:tc>
-          <w:tcPr>
-            <w:tcW w:type="dxa" w:w="2834"/>
-            <w:gridSpan w:val="2"/>
-            <w:shd w:fill="1F4E79"/>
-            <w:vAlign w:val="center"/>
-            <w:tcBorders>
-              <w:top w:val="single" w:sz="4" w:color="333333"/>
-              <w:left w:val="single" w:sz="4" w:color="333333"/>
-              <w:bottom w:val="single" w:sz="4" w:color="333333"/>
-              <w:right w:val="single" w:sz="4" w:color="333333"/>
-            </w:tcBorders>
-          </w:tcPr>
-          <w:p>
-            <w:pPr>
-              <w:spacing w:before="20" w:after="20" w:line="280" w:lineRule="exact"/>
-              <w:ind w:firstLine="0"/>
-              <w:jc w:val="center"/>
-            </w:pPr>
-            <w:r/>
-            <w:r>
-              <w:rPr>
-                <w:rFonts w:ascii="黑体" w:hAnsi="黑体" w:eastAsia="黑体"/>
-                <w:b/>
-                <w:color w:val="FFFFFF"/>
-                <w:sz w:val="22"/>
-              </w:rPr>
-              <w:t>监事会</w:t>
-            </w:r>
-          </w:p>
         </w:tc>
       </w:tr>
       <w:tr>
@@ -250,65 +215,280 @@
         </w:trPr>
         <w:tc>
           <w:tcPr>
-            <w:tcW w:type="dxa" w:w="6688"/>
-            <w:gridSpan w:val="5"/>
-            <w:shd w:fill="4472C4"/>
-            <w:vAlign w:val="center"/>
+            <w:tcW w:type="dxa" w:w="8845"/>
+          </w:tcPr>
+          <w:p/>
+        </w:tc>
+      </w:tr>
+      <w:tr>
+        <w:trPr>
+          <w:trHeight w:val="510"/>
+        </w:trPr>
+        <w:tc>
+          <w:tcPr>
+            <w:tcW w:type="dxa" w:w="8845"/>
+          </w:tcPr>
+          <w:p/>
+        </w:tc>
+      </w:tr>
+      <w:tr>
+        <w:trPr>
+          <w:trHeight w:val="510"/>
+        </w:trPr>
+        <w:tc>
+          <w:tcPr>
+            <w:tcW w:type="dxa" w:w="8845"/>
+          </w:tcPr>
+          <w:p/>
+        </w:tc>
+      </w:tr>
+    </w:tbl>
+    <w:p>
+      <w:pPr>
+        <w:spacing w:before="0" w:after="0" w:line="120" w:lineRule="exact"/>
+        <w:ind w:firstLine="0"/>
+      </w:pPr>
+      <w:r>
+        <w:rPr>
+          <w:sz w:val="12"/>
+        </w:rPr>
+      </w:r>
+    </w:p>
+    <w:tbl>
+      <w:tblPr>
+        <w:tblW w:type="auto" w:w="0"/>
+        <w:jc w:val="center"/>
+        <w:tblLayout w:type="fixed"/>
+        <w:tblLook w:firstColumn="1" w:firstRow="1" w:lastColumn="0" w:lastRow="0" w:noHBand="0" w:noVBand="1" w:val="04A0"/>
+      </w:tblPr>
+      <w:tblGrid>
+        <w:gridCol w:w="8504"/>
+      </w:tblGrid>
+      <w:tr>
+        <w:trPr>
+          <w:trHeight w:val="454"/>
+        </w:trPr>
+        <w:tc>
+          <w:tcPr>
+            <w:tcW w:type="dxa" w:w="8845"/>
+            <w:shd w:fill="#1F4E79" w:val="clear"/>
             <w:tcBorders>
-              <w:top w:val="single" w:sz="4" w:color="333333"/>
-              <w:left w:val="single" w:sz="4" w:color="333333"/>
-              <w:bottom w:val="single" w:sz="4" w:color="333333"/>
-              <w:right w:val="single" w:sz="4" w:color="333333"/>
+              <w:top w:val="single" w:sz="8" w:space="0" w:color="#1F4E79"/>
+              <w:bottom w:val="single" w:sz="8" w:space="0" w:color="#1F4E79"/>
+              <w:left w:val="single" w:sz="8" w:space="0" w:color="#1F4E79"/>
+              <w:right w:val="single" w:sz="8" w:space="0" w:color="#1F4E79"/>
             </w:tcBorders>
           </w:tcPr>
           <w:p>
             <w:pPr>
-              <w:spacing w:before="20" w:after="20" w:line="280" w:lineRule="exact"/>
+              <w:spacing w:before="40" w:after="40" w:line="320" w:lineRule="exact"/>
               <w:ind w:firstLine="0"/>
               <w:jc w:val="center"/>
             </w:pPr>
-            <w:r/>
             <w:r>
               <w:rPr>
                 <w:rFonts w:ascii="黑体" w:hAnsi="黑体" w:eastAsia="黑体"/>
                 <w:b/>
                 <w:color w:val="FFFFFF"/>
-                <w:sz w:val="22"/>
+                <w:sz w:val="20"/>
+              </w:rPr>
+              <w:t>股东大会</w:t>
+            </w:r>
+          </w:p>
+        </w:tc>
+      </w:tr>
+    </w:tbl>
+    <w:p>
+      <w:pPr>
+        <w:spacing w:before="0" w:after="0" w:line="120" w:lineRule="exact"/>
+        <w:ind w:firstLine="0"/>
+      </w:pPr>
+      <w:r>
+        <w:rPr>
+          <w:sz w:val="12"/>
+        </w:rPr>
+      </w:r>
+    </w:p>
+    <w:tbl>
+      <w:tblPr>
+        <w:tblW w:type="auto" w:w="0"/>
+        <w:jc w:val="center"/>
+        <w:tblLayout w:type="fixed"/>
+        <w:tblLook w:firstColumn="1" w:firstRow="1" w:lastColumn="0" w:lastRow="0" w:noHBand="0" w:noVBand="1" w:val="04A0"/>
+      </w:tblPr>
+      <w:tblGrid>
+        <w:gridCol w:w="4252"/>
+        <w:gridCol w:w="4252"/>
+      </w:tblGrid>
+      <w:tr>
+        <w:trPr>
+          <w:trHeight w:val="454"/>
+        </w:trPr>
+        <w:tc>
+          <w:tcPr>
+            <w:tcW w:type="dxa" w:w="4422"/>
+            <w:shd w:fill="#2B5FA8" w:val="clear"/>
+            <w:tcBorders>
+              <w:top w:val="single" w:sz="8" w:space="0" w:color="#2B5FA8"/>
+              <w:bottom w:val="single" w:sz="8" w:space="0" w:color="#2B5FA8"/>
+              <w:left w:val="single" w:sz="8" w:space="0" w:color="#2B5FA8"/>
+              <w:right w:val="single" w:sz="8" w:space="0" w:color="#2B5FA8"/>
+            </w:tcBorders>
+          </w:tcPr>
+          <w:p>
+            <w:pPr>
+              <w:spacing w:before="40" w:after="40" w:line="320" w:lineRule="exact"/>
+              <w:ind w:firstLine="0"/>
+              <w:jc w:val="center"/>
+            </w:pPr>
+            <w:r>
+              <w:rPr>
+                <w:rFonts w:ascii="黑体" w:hAnsi="黑体" w:eastAsia="黑体"/>
+                <w:b/>
+                <w:color w:val="FFFFFF"/>
+                <w:sz w:val="20"/>
+              </w:rPr>
+              <w:t>董事会</w:t>
+            </w:r>
+          </w:p>
+        </w:tc>
+        <w:tc>
+          <w:tcPr>
+            <w:tcW w:type="dxa" w:w="4422"/>
+            <w:shd w:fill="#2B5FA8" w:val="clear"/>
+            <w:tcBorders>
+              <w:top w:val="single" w:sz="8" w:space="0" w:color="#2B5FA8"/>
+              <w:bottom w:val="single" w:sz="8" w:space="0" w:color="#2B5FA8"/>
+              <w:left w:val="single" w:sz="8" w:space="0" w:color="#2B5FA8"/>
+              <w:right w:val="single" w:sz="8" w:space="0" w:color="#2B5FA8"/>
+            </w:tcBorders>
+          </w:tcPr>
+          <w:p>
+            <w:pPr>
+              <w:spacing w:before="40" w:after="40" w:line="320" w:lineRule="exact"/>
+              <w:ind w:firstLine="0"/>
+              <w:jc w:val="center"/>
+            </w:pPr>
+            <w:r>
+              <w:rPr>
+                <w:rFonts w:ascii="黑体" w:hAnsi="黑体" w:eastAsia="黑体"/>
+                <w:b/>
+                <w:color w:val="FFFFFF"/>
+                <w:sz w:val="20"/>
+              </w:rPr>
+              <w:t>监事会</w:t>
+            </w:r>
+          </w:p>
+        </w:tc>
+      </w:tr>
+    </w:tbl>
+    <w:p>
+      <w:pPr>
+        <w:spacing w:before="0" w:after="0" w:line="120" w:lineRule="exact"/>
+        <w:ind w:firstLine="0"/>
+      </w:pPr>
+      <w:r>
+        <w:rPr>
+          <w:sz w:val="12"/>
+        </w:rPr>
+      </w:r>
+    </w:p>
+    <w:tbl>
+      <w:tblPr>
+        <w:tblW w:type="auto" w:w="0"/>
+        <w:jc w:val="center"/>
+        <w:tblLayout w:type="fixed"/>
+        <w:tblLook w:firstColumn="1" w:firstRow="1" w:lastColumn="0" w:lastRow="0" w:noHBand="0" w:noVBand="1" w:val="04A0"/>
+      </w:tblPr>
+      <w:tblGrid>
+        <w:gridCol w:w="8504"/>
+      </w:tblGrid>
+      <w:tr>
+        <w:trPr>
+          <w:trHeight w:val="454"/>
+        </w:trPr>
+        <w:tc>
+          <w:tcPr>
+            <w:tcW w:type="dxa" w:w="8845"/>
+            <w:shd w:fill="#4472C4" w:val="clear"/>
+            <w:tcBorders>
+              <w:top w:val="single" w:sz="8" w:space="0" w:color="#4472C4"/>
+              <w:bottom w:val="single" w:sz="8" w:space="0" w:color="#4472C4"/>
+              <w:left w:val="single" w:sz="8" w:space="0" w:color="#4472C4"/>
+              <w:right w:val="single" w:sz="8" w:space="0" w:color="#4472C4"/>
+            </w:tcBorders>
+          </w:tcPr>
+          <w:p>
+            <w:pPr>
+              <w:spacing w:before="40" w:after="40" w:line="320" w:lineRule="exact"/>
+              <w:ind w:firstLine="0"/>
+              <w:jc w:val="center"/>
+            </w:pPr>
+            <w:r>
+              <w:rPr>
+                <w:rFonts w:ascii="黑体" w:hAnsi="黑体" w:eastAsia="黑体"/>
+                <w:b/>
+                <w:color w:val="FFFFFF"/>
+                <w:sz w:val="20"/>
               </w:rPr>
               <w:t>总经理</w:t>
             </w:r>
           </w:p>
         </w:tc>
       </w:tr>
+    </w:tbl>
+    <w:p>
+      <w:pPr>
+        <w:spacing w:before="0" w:after="0" w:line="120" w:lineRule="exact"/>
+        <w:ind w:firstLine="0"/>
+      </w:pPr>
+      <w:r>
+        <w:rPr>
+          <w:sz w:val="12"/>
+        </w:rPr>
+      </w:r>
+    </w:p>
+    <w:tbl>
+      <w:tblPr>
+        <w:tblW w:type="auto" w:w="0"/>
+        <w:jc w:val="center"/>
+        <w:tblLayout w:type="fixed"/>
+        <w:tblLook w:firstColumn="1" w:firstRow="1" w:lastColumn="0" w:lastRow="0" w:noHBand="0" w:noVBand="1" w:val="04A0"/>
+      </w:tblPr>
+      <w:tblGrid>
+        <w:gridCol w:w="1701"/>
+        <w:gridCol w:w="1701"/>
+        <w:gridCol w:w="1701"/>
+        <w:gridCol w:w="1701"/>
+        <w:gridCol w:w="1701"/>
+      </w:tblGrid>
       <w:tr>
         <w:trPr>
           <w:trHeight w:val="454"/>
         </w:trPr>
         <w:tc>
           <w:tcPr>
-            <w:tcW w:type="dxa" w:w="1020"/>
-            <w:vMerge w:val="restart"/>
-            <w:shd w:fill="D6E4F0"/>
-            <w:vAlign w:val="center"/>
+            <w:tcW w:type="dxa" w:w="1769"/>
+            <w:shd w:fill="#D6E4F0" w:val="clear"/>
             <w:tcBorders>
-              <w:top w:val="single" w:sz="4" w:color="333333"/>
-              <w:left w:val="single" w:sz="4" w:color="333333"/>
-              <w:bottom w:val="single" w:sz="4" w:color="333333"/>
-              <w:right w:val="single" w:sz="4" w:color="333333"/>
+              <w:top w:val="single" w:sz="8" w:space="0" w:color="#D6E4F0"/>
+              <w:bottom w:val="single" w:sz="8" w:space="0" w:color="#D6E4F0"/>
+              <w:left w:val="single" w:sz="8" w:space="0" w:color="#D6E4F0"/>
+              <w:right w:val="single" w:sz="8" w:space="0" w:color="#D6E4F0"/>
             </w:tcBorders>
           </w:tcPr>
           <w:p>
             <w:pPr>
-              <w:spacing w:before="20" w:after="20" w:line="280" w:lineRule="exact"/>
+              <w:spacing w:before="40" w:after="40" w:line="280" w:lineRule="exact"/>
               <w:ind w:firstLine="0"/>
               <w:jc w:val="center"/>
             </w:pPr>
-            <w:r/>
             <w:r>
               <w:rPr>
                 <w:rFonts w:ascii="仿宋" w:hAnsi="仿宋" w:eastAsia="仿宋"/>
-                <w:b w:val="0"/>
-                <w:sz w:val="20"/>
+                <w:b/>
+                <w:color w:val="1F4E79"/>
+                <w:sz w:val="18"/>
               </w:rPr>
               <w:t>研发中心</w:t>
             </w:r>
@@ -316,29 +496,27 @@
         </w:tc>
         <w:tc>
           <w:tcPr>
-            <w:tcW w:type="dxa" w:w="1417"/>
-            <w:vMerge w:val="restart"/>
-            <w:shd w:fill="D6E4F0"/>
-            <w:vAlign w:val="center"/>
+            <w:tcW w:type="dxa" w:w="1769"/>
+            <w:shd w:fill="#D6E4F0" w:val="clear"/>
             <w:tcBorders>
-              <w:top w:val="single" w:sz="4" w:color="333333"/>
-              <w:left w:val="single" w:sz="4" w:color="333333"/>
-              <w:bottom w:val="single" w:sz="4" w:color="333333"/>
-              <w:right w:val="single" w:sz="4" w:color="333333"/>
+              <w:top w:val="single" w:sz="8" w:space="0" w:color="#D6E4F0"/>
+              <w:bottom w:val="single" w:sz="8" w:space="0" w:color="#D6E4F0"/>
+              <w:left w:val="single" w:sz="8" w:space="0" w:color="#D6E4F0"/>
+              <w:right w:val="single" w:sz="8" w:space="0" w:color="#D6E4F0"/>
             </w:tcBorders>
           </w:tcPr>
           <w:p>
             <w:pPr>
-              <w:spacing w:before="20" w:after="20" w:line="280" w:lineRule="exact"/>
+              <w:spacing w:before="40" w:after="40" w:line="280" w:lineRule="exact"/>
               <w:ind w:firstLine="0"/>
               <w:jc w:val="center"/>
             </w:pPr>
-            <w:r/>
             <w:r>
               <w:rPr>
                 <w:rFonts w:ascii="仿宋" w:hAnsi="仿宋" w:eastAsia="仿宋"/>
-                <w:b w:val="0"/>
-                <w:sz w:val="20"/>
+                <w:b/>
+                <w:color w:val="1F4E79"/>
+                <w:sz w:val="18"/>
               </w:rPr>
               <w:t>制造中心</w:t>
             </w:r>
@@ -346,29 +524,27 @@
         </w:tc>
         <w:tc>
           <w:tcPr>
-            <w:tcW w:type="dxa" w:w="1417"/>
-            <w:vMerge w:val="restart"/>
-            <w:shd w:fill="D6E4F0"/>
-            <w:vAlign w:val="center"/>
+            <w:tcW w:type="dxa" w:w="1769"/>
+            <w:shd w:fill="#D6E4F0" w:val="clear"/>
             <w:tcBorders>
-              <w:top w:val="single" w:sz="4" w:color="333333"/>
-              <w:left w:val="single" w:sz="4" w:color="333333"/>
-              <w:bottom w:val="single" w:sz="4" w:color="333333"/>
-              <w:right w:val="single" w:sz="4" w:color="333333"/>
+              <w:top w:val="single" w:sz="8" w:space="0" w:color="#D6E4F0"/>
+              <w:bottom w:val="single" w:sz="8" w:space="0" w:color="#D6E4F0"/>
+              <w:left w:val="single" w:sz="8" w:space="0" w:color="#D6E4F0"/>
+              <w:right w:val="single" w:sz="8" w:space="0" w:color="#D6E4F0"/>
             </w:tcBorders>
           </w:tcPr>
           <w:p>
             <w:pPr>
-              <w:spacing w:before="20" w:after="20" w:line="280" w:lineRule="exact"/>
+              <w:spacing w:before="40" w:after="40" w:line="280" w:lineRule="exact"/>
               <w:ind w:firstLine="0"/>
               <w:jc w:val="center"/>
             </w:pPr>
-            <w:r/>
             <w:r>
               <w:rPr>
                 <w:rFonts w:ascii="仿宋" w:hAnsi="仿宋" w:eastAsia="仿宋"/>
-                <w:b w:val="0"/>
-                <w:sz w:val="20"/>
+                <w:b/>
+                <w:color w:val="1F4E79"/>
+                <w:sz w:val="18"/>
               </w:rPr>
               <w:t>市场销售中心</w:t>
             </w:r>
@@ -376,431 +552,57 @@
         </w:tc>
         <w:tc>
           <w:tcPr>
-            <w:tcW w:type="dxa" w:w="1417"/>
-            <w:vMerge w:val="restart"/>
-            <w:shd w:fill="D6E4F0"/>
-            <w:vAlign w:val="center"/>
+            <w:tcW w:type="dxa" w:w="1769"/>
+            <w:shd w:fill="#D6E4F0" w:val="clear"/>
             <w:tcBorders>
-              <w:top w:val="single" w:sz="4" w:color="333333"/>
-              <w:left w:val="single" w:sz="4" w:color="333333"/>
-              <w:bottom w:val="single" w:sz="4" w:color="333333"/>
-              <w:right w:val="single" w:sz="4" w:color="333333"/>
+              <w:top w:val="single" w:sz="8" w:space="0" w:color="#D6E4F0"/>
+              <w:bottom w:val="single" w:sz="8" w:space="0" w:color="#D6E4F0"/>
+              <w:left w:val="single" w:sz="8" w:space="0" w:color="#D6E4F0"/>
+              <w:right w:val="single" w:sz="8" w:space="0" w:color="#D6E4F0"/>
             </w:tcBorders>
           </w:tcPr>
           <w:p>
             <w:pPr>
-              <w:spacing w:before="20" w:after="20" w:line="280" w:lineRule="exact"/>
+              <w:spacing w:before="40" w:after="40" w:line="280" w:lineRule="exact"/>
               <w:ind w:firstLine="0"/>
               <w:jc w:val="center"/>
             </w:pPr>
-            <w:r/>
             <w:r>
               <w:rPr>
                 <w:rFonts w:ascii="仿宋" w:hAnsi="仿宋" w:eastAsia="仿宋"/>
-                <w:b w:val="0"/>
-                <w:sz w:val="20"/>
+                <w:b/>
+                <w:color w:val="1F4E79"/>
+                <w:sz w:val="18"/>
               </w:rPr>
-              <w:t>信息技术部</w:t>
-              <w:br/>
-              <w:t>（IT）</w:t>
+              <w:t>信息技术部（IT）</w:t>
             </w:r>
           </w:p>
         </w:tc>
         <w:tc>
           <w:tcPr>
-            <w:tcW w:type="dxa" w:w="1417"/>
-            <w:vMerge w:val="restart"/>
-            <w:shd w:fill="D6E4F0"/>
-            <w:vAlign w:val="center"/>
+            <w:tcW w:type="dxa" w:w="1769"/>
+            <w:shd w:fill="#D6E4F0" w:val="clear"/>
             <w:tcBorders>
-              <w:top w:val="single" w:sz="4" w:color="333333"/>
-              <w:left w:val="single" w:sz="4" w:color="333333"/>
-              <w:bottom w:val="single" w:sz="4" w:color="333333"/>
-              <w:right w:val="single" w:sz="4" w:color="333333"/>
+              <w:top w:val="single" w:sz="8" w:space="0" w:color="#D6E4F0"/>
+              <w:bottom w:val="single" w:sz="8" w:space="0" w:color="#D6E4F0"/>
+              <w:left w:val="single" w:sz="8" w:space="0" w:color="#D6E4F0"/>
+              <w:right w:val="single" w:sz="8" w:space="0" w:color="#D6E4F0"/>
             </w:tcBorders>
           </w:tcPr>
           <w:p>
             <w:pPr>
-              <w:spacing w:before="20" w:after="20" w:line="280" w:lineRule="exact"/>
+              <w:spacing w:before="40" w:after="40" w:line="280" w:lineRule="exact"/>
               <w:ind w:firstLine="0"/>
               <w:jc w:val="center"/>
             </w:pPr>
-            <w:r/>
             <w:r>
               <w:rPr>
                 <w:rFonts w:ascii="仿宋" w:hAnsi="仿宋" w:eastAsia="仿宋"/>
-                <w:b w:val="0"/>
-                <w:sz w:val="20"/>
-              </w:rPr>
-              <w:t>质量与</w:t>
-              <w:br/>
-              <w:t>可靠性部</w:t>
-            </w:r>
-          </w:p>
-        </w:tc>
-      </w:tr>
-      <w:tr>
-        <w:trPr>
-          <w:trHeight w:val="454"/>
-        </w:trPr>
-        <w:tc>
-          <w:tcPr>
-            <w:tcW w:type="dxa" w:w="1020"/>
-            <w:vMerge/>
-          </w:tcPr>
-          <w:p/>
-        </w:tc>
-        <w:tc>
-          <w:tcPr>
-            <w:tcW w:type="dxa" w:w="1417"/>
-            <w:vMerge/>
-          </w:tcPr>
-          <w:p/>
-        </w:tc>
-        <w:tc>
-          <w:tcPr>
-            <w:tcW w:type="dxa" w:w="1417"/>
-            <w:vMerge/>
-          </w:tcPr>
-          <w:p/>
-        </w:tc>
-        <w:tc>
-          <w:tcPr>
-            <w:tcW w:type="dxa" w:w="1417"/>
-            <w:vMerge/>
-          </w:tcPr>
-          <w:p/>
-        </w:tc>
-        <w:tc>
-          <w:tcPr>
-            <w:tcW w:type="dxa" w:w="1417"/>
-            <w:vMerge/>
-          </w:tcPr>
-          <w:p/>
-        </w:tc>
-      </w:tr>
-      <w:tr>
-        <w:trPr>
-          <w:trHeight w:val="170"/>
-        </w:trPr>
-        <w:tc>
-          <w:tcPr>
-            <w:tcW w:type="dxa" w:w="1020"/>
-            <w:shd w:fill="FFFFFF"/>
-            <w:tcBorders>
-              <w:top w:val="single" w:sz="4" w:color="333333"/>
-              <w:left w:val="single" w:sz="4" w:color="333333"/>
-              <w:bottom w:val="single" w:sz="4" w:color="333333"/>
-              <w:right w:val="single" w:sz="4" w:color="333333"/>
-            </w:tcBorders>
-          </w:tcPr>
-          <w:p>
-            <w:r/>
-          </w:p>
-        </w:tc>
-        <w:tc>
-          <w:tcPr>
-            <w:tcW w:type="dxa" w:w="1417"/>
-            <w:shd w:fill="FFFFFF"/>
-            <w:tcBorders>
-              <w:top w:val="single" w:sz="4" w:color="333333"/>
-              <w:left w:val="single" w:sz="4" w:color="333333"/>
-              <w:bottom w:val="single" w:sz="4" w:color="333333"/>
-              <w:right w:val="single" w:sz="4" w:color="333333"/>
-            </w:tcBorders>
-          </w:tcPr>
-          <w:p>
-            <w:r/>
-          </w:p>
-        </w:tc>
-        <w:tc>
-          <w:tcPr>
-            <w:tcW w:type="dxa" w:w="1417"/>
-            <w:shd w:fill="FFFFFF"/>
-            <w:tcBorders>
-              <w:top w:val="single" w:sz="4" w:color="333333"/>
-              <w:left w:val="single" w:sz="4" w:color="333333"/>
-              <w:bottom w:val="single" w:sz="4" w:color="333333"/>
-              <w:right w:val="single" w:sz="4" w:color="333333"/>
-            </w:tcBorders>
-          </w:tcPr>
-          <w:p>
-            <w:r/>
-          </w:p>
-        </w:tc>
-        <w:tc>
-          <w:tcPr>
-            <w:tcW w:type="dxa" w:w="1417"/>
-            <w:shd w:fill="FFFFFF"/>
-            <w:tcBorders>
-              <w:top w:val="single" w:sz="4" w:color="333333"/>
-              <w:left w:val="single" w:sz="4" w:color="333333"/>
-              <w:bottom w:val="single" w:sz="4" w:color="333333"/>
-              <w:right w:val="single" w:sz="4" w:color="333333"/>
-            </w:tcBorders>
-          </w:tcPr>
-          <w:p>
-            <w:r/>
-          </w:p>
-        </w:tc>
-        <w:tc>
-          <w:tcPr>
-            <w:tcW w:type="dxa" w:w="1417"/>
-            <w:shd w:fill="FFFFFF"/>
-            <w:tcBorders>
-              <w:top w:val="single" w:sz="4" w:color="333333"/>
-              <w:left w:val="single" w:sz="4" w:color="333333"/>
-              <w:bottom w:val="single" w:sz="4" w:color="333333"/>
-              <w:right w:val="single" w:sz="4" w:color="333333"/>
-            </w:tcBorders>
-          </w:tcPr>
-          <w:p>
-            <w:r/>
-          </w:p>
-        </w:tc>
-      </w:tr>
-      <w:tr>
-        <w:trPr>
-          <w:trHeight w:val="170"/>
-        </w:trPr>
-        <w:tc>
-          <w:tcPr>
-            <w:tcW w:type="dxa" w:w="1020"/>
-            <w:shd w:fill="FFFFFF"/>
-            <w:tcBorders>
-              <w:top w:val="single" w:sz="4" w:color="333333"/>
-              <w:left w:val="single" w:sz="4" w:color="333333"/>
-              <w:bottom w:val="single" w:sz="4" w:color="333333"/>
-              <w:right w:val="single" w:sz="4" w:color="333333"/>
-            </w:tcBorders>
-          </w:tcPr>
-          <w:p>
-            <w:r/>
-          </w:p>
-        </w:tc>
-        <w:tc>
-          <w:tcPr>
-            <w:tcW w:type="dxa" w:w="1417"/>
-            <w:shd w:fill="FFFFFF"/>
-            <w:tcBorders>
-              <w:top w:val="single" w:sz="4" w:color="333333"/>
-              <w:left w:val="single" w:sz="4" w:color="333333"/>
-              <w:bottom w:val="single" w:sz="4" w:color="333333"/>
-              <w:right w:val="single" w:sz="4" w:color="333333"/>
-            </w:tcBorders>
-          </w:tcPr>
-          <w:p>
-            <w:r/>
-          </w:p>
-        </w:tc>
-        <w:tc>
-          <w:tcPr>
-            <w:tcW w:type="dxa" w:w="1417"/>
-            <w:shd w:fill="FFFFFF"/>
-            <w:tcBorders>
-              <w:top w:val="single" w:sz="4" w:color="333333"/>
-              <w:left w:val="single" w:sz="4" w:color="333333"/>
-              <w:bottom w:val="single" w:sz="4" w:color="333333"/>
-              <w:right w:val="single" w:sz="4" w:color="333333"/>
-            </w:tcBorders>
-          </w:tcPr>
-          <w:p>
-            <w:r/>
-          </w:p>
-        </w:tc>
-        <w:tc>
-          <w:tcPr>
-            <w:tcW w:type="dxa" w:w="1417"/>
-            <w:shd w:fill="FFFFFF"/>
-            <w:tcBorders>
-              <w:top w:val="single" w:sz="4" w:color="333333"/>
-              <w:left w:val="single" w:sz="4" w:color="333333"/>
-              <w:bottom w:val="single" w:sz="4" w:color="333333"/>
-              <w:right w:val="single" w:sz="4" w:color="333333"/>
-            </w:tcBorders>
-          </w:tcPr>
-          <w:p>
-            <w:r/>
-          </w:p>
-        </w:tc>
-        <w:tc>
-          <w:tcPr>
-            <w:tcW w:type="dxa" w:w="1417"/>
-            <w:shd w:fill="FFFFFF"/>
-            <w:tcBorders>
-              <w:top w:val="single" w:sz="4" w:color="333333"/>
-              <w:left w:val="single" w:sz="4" w:color="333333"/>
-              <w:bottom w:val="single" w:sz="4" w:color="333333"/>
-              <w:right w:val="single" w:sz="4" w:color="333333"/>
-            </w:tcBorders>
-          </w:tcPr>
-          <w:p>
-            <w:r/>
-          </w:p>
-        </w:tc>
-      </w:tr>
-      <w:tr>
-        <w:trPr>
-          <w:trHeight w:val="567"/>
-        </w:trPr>
-        <w:tc>
-          <w:tcPr>
-            <w:tcW w:type="dxa" w:w="2437"/>
-            <w:gridSpan w:val="2"/>
-            <w:vMerge w:val="restart"/>
-            <w:shd w:fill="E2EFDA"/>
-            <w:vAlign w:val="center"/>
-            <w:tcBorders>
-              <w:top w:val="single" w:sz="4" w:color="333333"/>
-              <w:left w:val="single" w:sz="4" w:color="333333"/>
-              <w:bottom w:val="single" w:sz="4" w:color="333333"/>
-              <w:right w:val="single" w:sz="4" w:color="333333"/>
-            </w:tcBorders>
-          </w:tcPr>
-          <w:p>
-            <w:pPr>
-              <w:spacing w:before="20" w:after="20" w:line="280" w:lineRule="exact"/>
-              <w:ind w:firstLine="0"/>
-              <w:jc w:val="center"/>
-            </w:pPr>
-            <w:r/>
-            <w:r>
-              <w:rPr>
-                <w:rFonts w:ascii="仿宋" w:hAnsi="仿宋" w:eastAsia="仿宋"/>
-                <w:b w:val="0"/>
+                <w:b/>
+                <w:color w:val="1F4E79"/>
                 <w:sz w:val="18"/>
               </w:rPr>
-              <w:t>杭州制造基地</w:t>
-              <w:br/>
-              <w:t>5吋/6吋/8吋线</w:t>
-            </w:r>
-          </w:p>
-        </w:tc>
-        <w:tc>
-          <w:tcPr>
-            <w:tcW w:type="dxa" w:w="1417"/>
-            <w:vMerge w:val="restart"/>
-            <w:shd w:fill="E2EFDA"/>
-            <w:vAlign w:val="center"/>
-            <w:tcBorders>
-              <w:top w:val="single" w:sz="4" w:color="333333"/>
-              <w:left w:val="single" w:sz="4" w:color="333333"/>
-              <w:bottom w:val="single" w:sz="4" w:color="333333"/>
-              <w:right w:val="single" w:sz="4" w:color="333333"/>
-            </w:tcBorders>
-          </w:tcPr>
-          <w:p>
-            <w:pPr>
-              <w:spacing w:before="20" w:after="20" w:line="280" w:lineRule="exact"/>
-              <w:ind w:firstLine="0"/>
-              <w:jc w:val="center"/>
-            </w:pPr>
-            <w:r/>
-            <w:r>
-              <w:rPr>
-                <w:rFonts w:ascii="仿宋" w:hAnsi="仿宋" w:eastAsia="仿宋"/>
-                <w:b w:val="0"/>
-                <w:sz w:val="18"/>
-              </w:rPr>
-              <w:t>成都制造基地</w:t>
-              <w:br/>
-              <w:t>功率模块封装</w:t>
-            </w:r>
-          </w:p>
-        </w:tc>
-        <w:tc>
-          <w:tcPr>
-            <w:tcW w:type="dxa" w:w="2834"/>
-            <w:gridSpan w:val="2"/>
-            <w:vMerge w:val="restart"/>
-            <w:shd w:fill="E2EFDA"/>
-            <w:vAlign w:val="center"/>
-            <w:tcBorders>
-              <w:top w:val="single" w:sz="4" w:color="333333"/>
-              <w:left w:val="single" w:sz="4" w:color="333333"/>
-              <w:bottom w:val="single" w:sz="4" w:color="333333"/>
-              <w:right w:val="single" w:sz="4" w:color="333333"/>
-            </w:tcBorders>
-          </w:tcPr>
-          <w:p>
-            <w:pPr>
-              <w:spacing w:before="20" w:after="20" w:line="280" w:lineRule="exact"/>
-              <w:ind w:firstLine="0"/>
-              <w:jc w:val="center"/>
-            </w:pPr>
-            <w:r/>
-            <w:r>
-              <w:rPr>
-                <w:rFonts w:ascii="仿宋" w:hAnsi="仿宋" w:eastAsia="仿宋"/>
-                <w:b w:val="0"/>
-                <w:sz w:val="18"/>
-              </w:rPr>
-              <w:t>厦门制造基地</w:t>
-              <w:br/>
-              <w:t>12吋/化合物</w:t>
-            </w:r>
-          </w:p>
-        </w:tc>
-      </w:tr>
-      <w:tr>
-        <w:trPr>
-          <w:trHeight w:val="567"/>
-        </w:trPr>
-        <w:tc>
-          <w:tcPr>
-            <w:tcW w:type="dxa" w:w="2437"/>
-            <w:gridSpan w:val="2"/>
-            <w:vMerge/>
-          </w:tcPr>
-          <w:p/>
-        </w:tc>
-        <w:tc>
-          <w:tcPr>
-            <w:tcW w:type="dxa" w:w="1417"/>
-            <w:vMerge/>
-          </w:tcPr>
-          <w:p/>
-        </w:tc>
-        <w:tc>
-          <w:tcPr>
-            <w:tcW w:type="dxa" w:w="2834"/>
-            <w:gridSpan w:val="2"/>
-            <w:vMerge/>
-          </w:tcPr>
-          <w:p/>
-        </w:tc>
-      </w:tr>
-      <w:tr>
-        <w:trPr>
-          <w:trHeight w:val="340"/>
-        </w:trPr>
-        <w:tc>
-          <w:tcPr>
-            <w:tcW w:type="dxa" w:w="6688"/>
-            <w:gridSpan w:val="5"/>
-            <w:shd w:fill="FFFFFF"/>
-            <w:vAlign w:val="center"/>
-            <w:tcBorders>
-              <w:top w:val="single" w:sz="4" w:color="333333"/>
-              <w:left w:val="single" w:sz="4" w:color="333333"/>
-              <w:bottom w:val="single" w:sz="4" w:color="333333"/>
-              <w:right w:val="single" w:sz="4" w:color="333333"/>
-            </w:tcBorders>
-          </w:tcPr>
-          <w:p>
-            <w:pPr>
-              <w:spacing w:before="20" w:after="20" w:line="280" w:lineRule="exact"/>
-              <w:ind w:firstLine="0"/>
-              <w:jc w:val="left"/>
-            </w:pPr>
-            <w:r/>
-            <w:r>
-              <w:rPr>
-                <w:rFonts w:ascii="仿宋" w:hAnsi="仿宋" w:eastAsia="仿宋"/>
-                <w:b w:val="0"/>
-                <w:sz w:val="16"/>
-              </w:rPr>
-              <w:t>注：绿色为制造/封装基地；蓝色为核心管理及职能部门</w:t>
+              <w:t>质量与可靠性部</w:t>
             </w:r>
           </w:p>
         </w:tc>
@@ -808,21 +610,151 @@
     </w:tbl>
     <w:p>
       <w:pPr>
-        <w:spacing w:before="40" w:after="240"/>
+        <w:spacing w:before="0" w:after="0" w:line="120" w:lineRule="exact"/>
+        <w:ind w:firstLine="0"/>
+      </w:pPr>
+      <w:r>
+        <w:rPr>
+          <w:sz w:val="12"/>
+        </w:rPr>
+      </w:r>
+    </w:p>
+    <w:tbl>
+      <w:tblPr>
+        <w:tblW w:type="auto" w:w="0"/>
+        <w:jc w:val="center"/>
+        <w:tblLayout w:type="fixed"/>
+        <w:tblLook w:firstColumn="1" w:firstRow="1" w:lastColumn="0" w:lastRow="0" w:noHBand="0" w:noVBand="1" w:val="04A0"/>
+      </w:tblPr>
+      <w:tblGrid>
+        <w:gridCol w:w="2835"/>
+        <w:gridCol w:w="2835"/>
+        <w:gridCol w:w="2835"/>
+      </w:tblGrid>
+      <w:tr>
+        <w:trPr>
+          <w:trHeight w:val="454"/>
+        </w:trPr>
+        <w:tc>
+          <w:tcPr>
+            <w:tcW w:type="dxa" w:w="2948"/>
+            <w:shd w:fill="#E2EFDA" w:val="clear"/>
+            <w:tcBorders>
+              <w:top w:val="single" w:sz="8" w:space="0" w:color="#E2EFDA"/>
+              <w:bottom w:val="single" w:sz="8" w:space="0" w:color="#E2EFDA"/>
+              <w:left w:val="single" w:sz="8" w:space="0" w:color="#E2EFDA"/>
+              <w:right w:val="single" w:sz="8" w:space="0" w:color="#E2EFDA"/>
+            </w:tcBorders>
+          </w:tcPr>
+          <w:p>
+            <w:pPr>
+              <w:spacing w:before="40" w:after="40" w:line="280" w:lineRule="exact"/>
+              <w:ind w:firstLine="0"/>
+              <w:jc w:val="center"/>
+            </w:pPr>
+            <w:r>
+              <w:rPr>
+                <w:rFonts w:ascii="仿宋" w:hAnsi="仿宋" w:eastAsia="仿宋"/>
+                <w:b/>
+                <w:color w:val="375623"/>
+                <w:sz w:val="17"/>
+              </w:rPr>
+              <w:t>杭州制造基地</w:t>
+              <w:br/>
+              <w:t>（5吋/6吋/8吋）</w:t>
+            </w:r>
+          </w:p>
+        </w:tc>
+        <w:tc>
+          <w:tcPr>
+            <w:tcW w:type="dxa" w:w="2948"/>
+            <w:shd w:fill="#E2EFDA" w:val="clear"/>
+            <w:tcBorders>
+              <w:top w:val="single" w:sz="8" w:space="0" w:color="#E2EFDA"/>
+              <w:bottom w:val="single" w:sz="8" w:space="0" w:color="#E2EFDA"/>
+              <w:left w:val="single" w:sz="8" w:space="0" w:color="#E2EFDA"/>
+              <w:right w:val="single" w:sz="8" w:space="0" w:color="#E2EFDA"/>
+            </w:tcBorders>
+          </w:tcPr>
+          <w:p>
+            <w:pPr>
+              <w:spacing w:before="40" w:after="40" w:line="280" w:lineRule="exact"/>
+              <w:ind w:firstLine="0"/>
+              <w:jc w:val="center"/>
+            </w:pPr>
+            <w:r>
+              <w:rPr>
+                <w:rFonts w:ascii="仿宋" w:hAnsi="仿宋" w:eastAsia="仿宋"/>
+                <w:b/>
+                <w:color w:val="375623"/>
+                <w:sz w:val="17"/>
+              </w:rPr>
+              <w:t>成都制造基地</w:t>
+              <w:br/>
+              <w:t>（功率模块封装）</w:t>
+            </w:r>
+          </w:p>
+        </w:tc>
+        <w:tc>
+          <w:tcPr>
+            <w:tcW w:type="dxa" w:w="2948"/>
+            <w:shd w:fill="#E2EFDA" w:val="clear"/>
+            <w:tcBorders>
+              <w:top w:val="single" w:sz="8" w:space="0" w:color="#E2EFDA"/>
+              <w:bottom w:val="single" w:sz="8" w:space="0" w:color="#E2EFDA"/>
+              <w:left w:val="single" w:sz="8" w:space="0" w:color="#E2EFDA"/>
+              <w:right w:val="single" w:sz="8" w:space="0" w:color="#E2EFDA"/>
+            </w:tcBorders>
+          </w:tcPr>
+          <w:p>
+            <w:pPr>
+              <w:spacing w:before="40" w:after="40" w:line="280" w:lineRule="exact"/>
+              <w:ind w:firstLine="0"/>
+              <w:jc w:val="center"/>
+            </w:pPr>
+            <w:r>
+              <w:rPr>
+                <w:rFonts w:ascii="仿宋" w:hAnsi="仿宋" w:eastAsia="仿宋"/>
+                <w:b/>
+                <w:color w:val="375623"/>
+                <w:sz w:val="17"/>
+              </w:rPr>
+              <w:t>厦门制造基地</w:t>
+              <w:br/>
+              <w:t>（12吋/化合物）</w:t>
+            </w:r>
+          </w:p>
+        </w:tc>
+      </w:tr>
+    </w:tbl>
+    <w:p>
+      <w:pPr>
+        <w:spacing w:before="0" w:after="0" w:line="120" w:lineRule="exact"/>
+        <w:ind w:firstLine="0"/>
+      </w:pPr>
+      <w:r>
+        <w:rPr>
+          <w:sz w:val="12"/>
+        </w:rPr>
+      </w:r>
+    </w:p>
+    <w:p>
+      <w:pPr>
+        <w:spacing w:before="0" w:after="80"/>
         <w:ind w:firstLine="0"/>
         <w:jc w:val="center"/>
       </w:pPr>
       <w:r>
         <w:rPr>
           <w:rFonts w:ascii="仿宋" w:hAnsi="仿宋" w:eastAsia="仿宋"/>
-          <w:sz w:val="20"/>
+          <w:sz w:val="18"/>
         </w:rPr>
         <w:t>图一  士兰微电子组织架构示意图</w:t>
       </w:r>
     </w:p>
     <w:p>
       <w:pPr>
-        <w:spacing w:line="560" w:lineRule="exact" w:after="40"/>
+        <w:spacing w:line="560" w:lineRule="exact" w:after="20"/>
         <w:ind w:firstLine="640"/>
       </w:pPr>
       <w:r>
@@ -830,25 +762,12 @@
           <w:rFonts w:ascii="仿宋" w:hAnsi="仿宋" w:eastAsia="仿宋"/>
           <w:sz w:val="32"/>
         </w:rPr>
-        <w:t>信息技术部为公司信息化与数字化转型的核心部门，下设IT基础架构组、ERP/SAP运维、MES/CIM系统、容器云/DevOps、信息安全、大数据/AI平台等专业团队，负责公司整体IT规划与建设。针对本次容器云平台建设项目，信息技术部为直接对接部门。</w:t>
+        <w:t>信息技术部为公司信息化与数字化转型的核心部门，下设IT基础架构组、ERP/SAP运维、MES/CIM系统、容器云/DevOps、信息安全、大数据/AI平台等专业团队。控股子公司包括：杭州士兰集成电路有限公司、杭州士兰集昕微电子有限公司（8吋线）、成都士兰半导体制造有限公司、厦门士兰明镓化合物半导体有限公司等。</w:t>
       </w:r>
     </w:p>
     <w:p>
       <w:pPr>
-        <w:spacing w:line="560" w:lineRule="exact" w:after="40"/>
-        <w:ind w:firstLine="640"/>
-      </w:pPr>
-      <w:r>
-        <w:rPr>
-          <w:rFonts w:ascii="仿宋" w:hAnsi="仿宋" w:eastAsia="仿宋"/>
-          <w:sz w:val="32"/>
-        </w:rPr>
-        <w:t>控股子公司包括：杭州士兰集成电路有限公司（5吋/6吋线）、杭州士兰集昕微电子有限公司（8吋线）、成都士兰半导体制造有限公司（功率模块封装）、成都集佳科技有限公司、厦门士兰明镓化合物半导体有限公司（SiC功率器件、LED芯片）。参股公司包括：厦门士兰集科微电子有限公司（12吋线）、厦门士兰集宏半导体有限公司。</w:t>
-      </w:r>
-    </w:p>
-    <w:p>
-      <w:pPr>
-        <w:spacing w:before="160" w:after="80"/>
+        <w:spacing w:before="120" w:after="60" w:line="520" w:lineRule="exact"/>
         <w:ind w:firstLine="0"/>
       </w:pPr>
       <w:r>
@@ -857,39 +776,12 @@
           <w:b/>
           <w:sz w:val="32"/>
         </w:rPr>
-        <w:t>三、IT架构现状与规划</w:t>
+        <w:t>三、IT架构规划方案</w:t>
       </w:r>
     </w:p>
     <w:p>
       <w:pPr>
-        <w:spacing w:line="560" w:lineRule="exact" w:after="40"/>
-        <w:ind w:firstLine="640"/>
-      </w:pPr>
-      <w:r>
-        <w:rPr>
-          <w:rFonts w:ascii="仿宋" w:hAnsi="仿宋" w:eastAsia="仿宋"/>
-          <w:sz w:val="32"/>
-        </w:rPr>
-        <w:t>士兰微作为国内领先的IDM半导体企业，在信息化建设方面已构建了较为完善的IT体系，涵盖ERP、MES、CIM、EDA仿真等核心系统。然而，随着企业规模持续扩大和AI技术快速发展，现有IT架构面临以下挑战：一是多基地（杭州、成都、厦门）间IT系统独立部署，缺乏统一管控平台；二是现有K8s集群管理方式原始，缺少自动化运维能力；三是AI与EDA仿真算力需求快速增长，传统计算架构难以满足；四是信创国产化改造需求迫切。</w:t>
-      </w:r>
-    </w:p>
-    <w:p>
-      <w:pPr>
-        <w:spacing w:before="120" w:after="60"/>
-        <w:ind w:firstLine="0"/>
-      </w:pPr>
-      <w:r>
-        <w:rPr>
-          <w:rFonts w:ascii="楷体" w:hAnsi="楷体" w:eastAsia="楷体"/>
-          <w:b/>
-          <w:sz w:val="32"/>
-        </w:rPr>
-        <w:t>（一）IT架构分层规划</w:t>
-      </w:r>
-    </w:p>
-    <w:p>
-      <w:pPr>
-        <w:spacing w:line="560" w:lineRule="exact" w:after="40"/>
+        <w:spacing w:line="560" w:lineRule="exact" w:after="20"/>
         <w:ind w:firstLine="640"/>
       </w:pPr>
       <w:r>
@@ -904,12 +796,13 @@
       <w:tblPr>
         <w:tblW w:type="auto" w:w="0"/>
         <w:jc w:val="center"/>
+        <w:tblLayout w:type="fixed"/>
         <w:tblLook w:firstColumn="1" w:firstRow="1" w:lastColumn="0" w:lastRow="0" w:noHBand="0" w:noVBand="1" w:val="04A0"/>
       </w:tblPr>
       <w:tblGrid>
-        <w:gridCol w:w="2948"/>
-        <w:gridCol w:w="2948"/>
-        <w:gridCol w:w="2948"/>
+        <w:gridCol w:w="850"/>
+        <w:gridCol w:w="3118"/>
+        <w:gridCol w:w="4535"/>
       </w:tblGrid>
       <w:tr>
         <w:trPr>
@@ -917,64 +810,27 @@
         </w:trPr>
         <w:tc>
           <w:tcPr>
-            <w:tcW w:type="dxa" w:w="8504"/>
-            <w:gridSpan w:val="3"/>
-            <w:shd w:fill="1F4E79"/>
-            <w:vAlign w:val="center"/>
+            <w:tcW w:type="dxa" w:w="2948"/>
+            <w:shd w:fill="4472C4" w:val="clear"/>
             <w:tcBorders>
-              <w:top w:val="single" w:sz="4" w:color="4472C4"/>
-              <w:left w:val="single" w:sz="4" w:color="4472C4"/>
-              <w:bottom w:val="single" w:sz="4" w:color="4472C4"/>
-              <w:right w:val="single" w:sz="4" w:color="4472C4"/>
+              <w:top w:val="single" w:sz="6" w:space="0" w:color="4472C4"/>
+              <w:bottom w:val="single" w:sz="6" w:space="0" w:color="4472C4"/>
+              <w:left w:val="single" w:sz="6" w:space="0" w:color="4472C4"/>
+              <w:right w:val="single" w:sz="6" w:space="0" w:color="4472C4"/>
             </w:tcBorders>
           </w:tcPr>
           <w:p>
             <w:pPr>
-              <w:spacing w:before="20" w:after="20" w:line="280" w:lineRule="exact"/>
+              <w:spacing w:before="40" w:after="40" w:line="320" w:lineRule="exact"/>
               <w:ind w:firstLine="0"/>
               <w:jc w:val="center"/>
             </w:pPr>
-            <w:r/>
             <w:r>
               <w:rPr>
                 <w:rFonts w:ascii="黑体" w:hAnsi="黑体" w:eastAsia="黑体"/>
                 <w:b/>
                 <w:color w:val="FFFFFF"/>
-                <w:sz w:val="22"/>
-              </w:rPr>
-              <w:t>士兰微IT架构分层体系（青云KubeSphere+AI智算平台统一底座）</w:t>
-            </w:r>
-          </w:p>
-        </w:tc>
-      </w:tr>
-      <w:tr>
-        <w:trPr>
-          <w:trHeight w:val="680"/>
-        </w:trPr>
-        <w:tc>
-          <w:tcPr>
-            <w:tcW w:type="dxa" w:w="567"/>
-            <w:shd w:fill="FCE4EC"/>
-            <w:vAlign w:val="center"/>
-            <w:tcBorders>
-              <w:top w:val="single" w:sz="4" w:color="4472C4"/>
-              <w:left w:val="single" w:sz="4" w:color="4472C4"/>
-              <w:bottom w:val="single" w:sz="4" w:color="4472C4"/>
-              <w:right w:val="single" w:sz="4" w:color="4472C4"/>
-            </w:tcBorders>
-          </w:tcPr>
-          <w:p>
-            <w:pPr>
-              <w:spacing w:before="20" w:after="20" w:line="280" w:lineRule="exact"/>
-              <w:ind w:firstLine="0"/>
-              <w:jc w:val="center"/>
-            </w:pPr>
-            <w:r/>
-            <w:r>
-              <w:rPr>
-                <w:rFonts w:ascii="黑体" w:hAnsi="黑体" w:eastAsia="黑体"/>
-                <w:b/>
-                <w:sz w:val="24"/>
+                <w:sz w:val="20"/>
               </w:rPr>
               <w:t>六</w:t>
             </w:r>
@@ -982,91 +838,88 @@
         </w:tc>
         <w:tc>
           <w:tcPr>
-            <w:tcW w:type="dxa" w:w="3118"/>
-            <w:shd w:fill="FCE4EC"/>
-            <w:vAlign w:val="center"/>
+            <w:tcW w:type="dxa" w:w="2948"/>
+            <w:shd w:fill="#FCE4EC" w:val="clear"/>
             <w:tcBorders>
-              <w:top w:val="single" w:sz="4" w:color="4472C4"/>
-              <w:left w:val="single" w:sz="4" w:color="4472C4"/>
-              <w:bottom w:val="single" w:sz="4" w:color="4472C4"/>
-              <w:right w:val="single" w:sz="4" w:color="4472C4"/>
+              <w:top w:val="single" w:sz="6" w:space="0" w:color="999999"/>
+              <w:bottom w:val="single" w:sz="6" w:space="0" w:color="999999"/>
+              <w:left w:val="single" w:sz="6" w:space="0" w:color="999999"/>
+              <w:right w:val="single" w:sz="6" w:space="0" w:color="999999"/>
             </w:tcBorders>
           </w:tcPr>
           <w:p>
             <w:pPr>
-              <w:spacing w:before="20" w:after="20" w:line="280" w:lineRule="exact"/>
+              <w:spacing w:before="40" w:after="40" w:line="280" w:lineRule="exact"/>
               <w:ind w:firstLine="0"/>
               <w:jc w:val="center"/>
             </w:pPr>
-            <w:r/>
             <w:r>
               <w:rPr>
-                <w:rFonts w:ascii="仿宋" w:hAnsi="仿宋" w:eastAsia="仿宋"/>
+                <w:rFonts w:ascii="黑体" w:hAnsi="黑体" w:eastAsia="黑体"/>
                 <w:b/>
-                <w:sz w:val="20"/>
+                <w:color w:val="1F4E79"/>
+                <w:sz w:val="18"/>
               </w:rPr>
-              <w:t>六、数据安全与合规层</w:t>
+              <w:t>数据安全与合规层</w:t>
             </w:r>
           </w:p>
         </w:tc>
         <w:tc>
           <w:tcPr>
-            <w:tcW w:type="dxa" w:w="4819"/>
-            <w:shd w:fill="FFFFFF"/>
-            <w:vAlign w:val="center"/>
+            <w:tcW w:type="dxa" w:w="2948"/>
+            <w:shd w:fill="FFFFFF" w:val="clear"/>
             <w:tcBorders>
-              <w:top w:val="single" w:sz="4" w:color="4472C4"/>
-              <w:left w:val="single" w:sz="4" w:color="4472C4"/>
-              <w:bottom w:val="single" w:sz="4" w:color="4472C4"/>
-              <w:right w:val="single" w:sz="4" w:color="4472C4"/>
+              <w:top w:val="single" w:sz="6" w:space="0" w:color="999999"/>
+              <w:bottom w:val="single" w:sz="6" w:space="0" w:color="999999"/>
+              <w:left w:val="single" w:sz="6" w:space="0" w:color="999999"/>
+              <w:right w:val="single" w:sz="6" w:space="0" w:color="999999"/>
             </w:tcBorders>
           </w:tcPr>
           <w:p>
             <w:pPr>
-              <w:spacing w:before="20" w:after="20" w:line="280" w:lineRule="exact"/>
+              <w:spacing w:before="40" w:after="40" w:line="280" w:lineRule="exact"/>
               <w:ind w:firstLine="0"/>
               <w:jc w:val="left"/>
             </w:pPr>
-            <w:r/>
             <w:r>
               <w:rPr>
                 <w:rFonts w:ascii="仿宋" w:hAnsi="仿宋" w:eastAsia="仿宋"/>
                 <w:b w:val="0"/>
-                <w:sz w:val="18"/>
+                <w:color w:val="333333"/>
+                <w:sz w:val="17"/>
               </w:rPr>
-              <w:t>数据分级分类/访问控制与审计（IAM/SSO）| 网络安全防护（WAF/防火墙/IPS）| 数据备份容灾/等保合规</w:t>
+              <w:t>数据分级分类与访问控制 | 网络安全防护与等保合规 | 数据备份与容灾审计</w:t>
             </w:r>
           </w:p>
         </w:tc>
       </w:tr>
       <w:tr>
         <w:trPr>
-          <w:trHeight w:val="680"/>
+          <w:trHeight w:val="567"/>
         </w:trPr>
         <w:tc>
           <w:tcPr>
-            <w:tcW w:type="dxa" w:w="567"/>
-            <w:shd w:fill="E8F5E9"/>
-            <w:vAlign w:val="center"/>
+            <w:tcW w:type="dxa" w:w="2948"/>
+            <w:shd w:fill="4472C4" w:val="clear"/>
             <w:tcBorders>
-              <w:top w:val="single" w:sz="4" w:color="4472C4"/>
-              <w:left w:val="single" w:sz="4" w:color="4472C4"/>
-              <w:bottom w:val="single" w:sz="4" w:color="4472C4"/>
-              <w:right w:val="single" w:sz="4" w:color="4472C4"/>
+              <w:top w:val="single" w:sz="6" w:space="0" w:color="4472C4"/>
+              <w:bottom w:val="single" w:sz="6" w:space="0" w:color="4472C4"/>
+              <w:left w:val="single" w:sz="6" w:space="0" w:color="4472C4"/>
+              <w:right w:val="single" w:sz="6" w:space="0" w:color="4472C4"/>
             </w:tcBorders>
           </w:tcPr>
           <w:p>
             <w:pPr>
-              <w:spacing w:before="20" w:after="20" w:line="280" w:lineRule="exact"/>
+              <w:spacing w:before="40" w:after="40" w:line="320" w:lineRule="exact"/>
               <w:ind w:firstLine="0"/>
               <w:jc w:val="center"/>
             </w:pPr>
-            <w:r/>
             <w:r>
               <w:rPr>
                 <w:rFonts w:ascii="黑体" w:hAnsi="黑体" w:eastAsia="黑体"/>
                 <w:b/>
-                <w:sz w:val="24"/>
+                <w:color w:val="FFFFFF"/>
+                <w:sz w:val="20"/>
               </w:rPr>
               <w:t>五</w:t>
             </w:r>
@@ -1074,91 +927,88 @@
         </w:tc>
         <w:tc>
           <w:tcPr>
-            <w:tcW w:type="dxa" w:w="3118"/>
-            <w:shd w:fill="E8F5E9"/>
-            <w:vAlign w:val="center"/>
+            <w:tcW w:type="dxa" w:w="2948"/>
+            <w:shd w:fill="#E8F5E9" w:val="clear"/>
             <w:tcBorders>
-              <w:top w:val="single" w:sz="4" w:color="4472C4"/>
-              <w:left w:val="single" w:sz="4" w:color="4472C4"/>
-              <w:bottom w:val="single" w:sz="4" w:color="4472C4"/>
-              <w:right w:val="single" w:sz="4" w:color="4472C4"/>
+              <w:top w:val="single" w:sz="6" w:space="0" w:color="999999"/>
+              <w:bottom w:val="single" w:sz="6" w:space="0" w:color="999999"/>
+              <w:left w:val="single" w:sz="6" w:space="0" w:color="999999"/>
+              <w:right w:val="single" w:sz="6" w:space="0" w:color="999999"/>
             </w:tcBorders>
           </w:tcPr>
           <w:p>
             <w:pPr>
-              <w:spacing w:before="20" w:after="20" w:line="280" w:lineRule="exact"/>
+              <w:spacing w:before="40" w:after="40" w:line="280" w:lineRule="exact"/>
               <w:ind w:firstLine="0"/>
               <w:jc w:val="center"/>
             </w:pPr>
-            <w:r/>
             <w:r>
               <w:rPr>
-                <w:rFonts w:ascii="仿宋" w:hAnsi="仿宋" w:eastAsia="仿宋"/>
+                <w:rFonts w:ascii="黑体" w:hAnsi="黑体" w:eastAsia="黑体"/>
                 <w:b/>
-                <w:sz w:val="20"/>
+                <w:color w:val="1F4E79"/>
+                <w:sz w:val="18"/>
               </w:rPr>
-              <w:t>五、协同办公与门户层</w:t>
+              <w:t>协同办公与门户层</w:t>
             </w:r>
           </w:p>
         </w:tc>
         <w:tc>
           <w:tcPr>
-            <w:tcW w:type="dxa" w:w="4819"/>
-            <w:shd w:fill="FFFFFF"/>
-            <w:vAlign w:val="center"/>
+            <w:tcW w:type="dxa" w:w="2948"/>
+            <w:shd w:fill="FFFFFF" w:val="clear"/>
             <w:tcBorders>
-              <w:top w:val="single" w:sz="4" w:color="4472C4"/>
-              <w:left w:val="single" w:sz="4" w:color="4472C4"/>
-              <w:bottom w:val="single" w:sz="4" w:color="4472C4"/>
-              <w:right w:val="single" w:sz="4" w:color="4472C4"/>
+              <w:top w:val="single" w:sz="6" w:space="0" w:color="999999"/>
+              <w:bottom w:val="single" w:sz="6" w:space="0" w:color="999999"/>
+              <w:left w:val="single" w:sz="6" w:space="0" w:color="999999"/>
+              <w:right w:val="single" w:sz="6" w:space="0" w:color="999999"/>
             </w:tcBorders>
           </w:tcPr>
           <w:p>
             <w:pPr>
-              <w:spacing w:before="20" w:after="20" w:line="280" w:lineRule="exact"/>
+              <w:spacing w:before="40" w:after="40" w:line="280" w:lineRule="exact"/>
               <w:ind w:firstLine="0"/>
               <w:jc w:val="left"/>
             </w:pPr>
-            <w:r/>
             <w:r>
               <w:rPr>
                 <w:rFonts w:ascii="仿宋" w:hAnsi="仿宋" w:eastAsia="仿宋"/>
                 <w:b w:val="0"/>
-                <w:sz w:val="18"/>
+                <w:color w:val="333333"/>
+                <w:sz w:val="17"/>
               </w:rPr>
-              <w:t>OA审批流程/企业信息门户 | 邮件与即时通讯/视频会议 | HR行政管理</w:t>
+              <w:t>OA审批流程 | 企业信息门户 | 邮件与即时通讯 | 视频会议 | HR行政管理</w:t>
             </w:r>
           </w:p>
         </w:tc>
       </w:tr>
       <w:tr>
         <w:trPr>
-          <w:trHeight w:val="680"/>
+          <w:trHeight w:val="567"/>
         </w:trPr>
         <w:tc>
           <w:tcPr>
-            <w:tcW w:type="dxa" w:w="567"/>
-            <w:shd w:fill="FFF3E0"/>
-            <w:vAlign w:val="center"/>
+            <w:tcW w:type="dxa" w:w="2948"/>
+            <w:shd w:fill="4472C4" w:val="clear"/>
             <w:tcBorders>
-              <w:top w:val="single" w:sz="4" w:color="4472C4"/>
-              <w:left w:val="single" w:sz="4" w:color="4472C4"/>
-              <w:bottom w:val="single" w:sz="4" w:color="4472C4"/>
-              <w:right w:val="single" w:sz="4" w:color="4472C4"/>
+              <w:top w:val="single" w:sz="6" w:space="0" w:color="4472C4"/>
+              <w:bottom w:val="single" w:sz="6" w:space="0" w:color="4472C4"/>
+              <w:left w:val="single" w:sz="6" w:space="0" w:color="4472C4"/>
+              <w:right w:val="single" w:sz="6" w:space="0" w:color="4472C4"/>
             </w:tcBorders>
           </w:tcPr>
           <w:p>
             <w:pPr>
-              <w:spacing w:before="20" w:after="20" w:line="280" w:lineRule="exact"/>
+              <w:spacing w:before="40" w:after="40" w:line="320" w:lineRule="exact"/>
               <w:ind w:firstLine="0"/>
               <w:jc w:val="center"/>
             </w:pPr>
-            <w:r/>
             <w:r>
               <w:rPr>
                 <w:rFonts w:ascii="黑体" w:hAnsi="黑体" w:eastAsia="黑体"/>
                 <w:b/>
-                <w:sz w:val="24"/>
+                <w:color w:val="FFFFFF"/>
+                <w:sz w:val="20"/>
               </w:rPr>
               <w:t>四</w:t>
             </w:r>
@@ -1166,91 +1016,88 @@
         </w:tc>
         <w:tc>
           <w:tcPr>
-            <w:tcW w:type="dxa" w:w="3118"/>
-            <w:shd w:fill="FFF3E0"/>
-            <w:vAlign w:val="center"/>
+            <w:tcW w:type="dxa" w:w="2948"/>
+            <w:shd w:fill="#FFF3E0" w:val="clear"/>
             <w:tcBorders>
-              <w:top w:val="single" w:sz="4" w:color="4472C4"/>
-              <w:left w:val="single" w:sz="4" w:color="4472C4"/>
-              <w:bottom w:val="single" w:sz="4" w:color="4472C4"/>
-              <w:right w:val="single" w:sz="4" w:color="4472C4"/>
+              <w:top w:val="single" w:sz="6" w:space="0" w:color="999999"/>
+              <w:bottom w:val="single" w:sz="6" w:space="0" w:color="999999"/>
+              <w:left w:val="single" w:sz="6" w:space="0" w:color="999999"/>
+              <w:right w:val="single" w:sz="6" w:space="0" w:color="999999"/>
             </w:tcBorders>
           </w:tcPr>
           <w:p>
             <w:pPr>
-              <w:spacing w:before="20" w:after="20" w:line="280" w:lineRule="exact"/>
+              <w:spacing w:before="40" w:after="40" w:line="280" w:lineRule="exact"/>
               <w:ind w:firstLine="0"/>
               <w:jc w:val="center"/>
             </w:pPr>
-            <w:r/>
             <w:r>
               <w:rPr>
-                <w:rFonts w:ascii="仿宋" w:hAnsi="仿宋" w:eastAsia="仿宋"/>
+                <w:rFonts w:ascii="黑体" w:hAnsi="黑体" w:eastAsia="黑体"/>
                 <w:b/>
-                <w:sz w:val="20"/>
+                <w:color w:val="1F4E79"/>
+                <w:sz w:val="18"/>
               </w:rPr>
-              <w:t>四、业务运营与管理层</w:t>
+              <w:t>业务运营与管理层</w:t>
             </w:r>
           </w:p>
         </w:tc>
         <w:tc>
           <w:tcPr>
-            <w:tcW w:type="dxa" w:w="4819"/>
-            <w:shd w:fill="FFFFFF"/>
-            <w:vAlign w:val="center"/>
+            <w:tcW w:type="dxa" w:w="2948"/>
+            <w:shd w:fill="FFFFFF" w:val="clear"/>
             <w:tcBorders>
-              <w:top w:val="single" w:sz="4" w:color="4472C4"/>
-              <w:left w:val="single" w:sz="4" w:color="4472C4"/>
-              <w:bottom w:val="single" w:sz="4" w:color="4472C4"/>
-              <w:right w:val="single" w:sz="4" w:color="4472C4"/>
+              <w:top w:val="single" w:sz="6" w:space="0" w:color="999999"/>
+              <w:bottom w:val="single" w:sz="6" w:space="0" w:color="999999"/>
+              <w:left w:val="single" w:sz="6" w:space="0" w:color="999999"/>
+              <w:right w:val="single" w:sz="6" w:space="0" w:color="999999"/>
             </w:tcBorders>
           </w:tcPr>
           <w:p>
             <w:pPr>
-              <w:spacing w:before="20" w:after="20" w:line="280" w:lineRule="exact"/>
+              <w:spacing w:before="40" w:after="40" w:line="280" w:lineRule="exact"/>
               <w:ind w:firstLine="0"/>
               <w:jc w:val="left"/>
             </w:pPr>
-            <w:r/>
             <w:r>
               <w:rPr>
                 <w:rFonts w:ascii="仿宋" w:hAnsi="仿宋" w:eastAsia="仿宋"/>
                 <w:b w:val="0"/>
-                <w:sz w:val="18"/>
+                <w:color w:val="333333"/>
+                <w:sz w:val="17"/>
               </w:rPr>
-              <w:t>ERP（财务/供应链/采购） | CRM/PLM/SCM | BI经营数据分析</w:t>
+              <w:t>ERP（财务/供应链/采购）| CRM客户管理 | PLM产品生命周期 | SCM | BI经营分析</w:t>
             </w:r>
           </w:p>
         </w:tc>
       </w:tr>
       <w:tr>
         <w:trPr>
-          <w:trHeight w:val="680"/>
+          <w:trHeight w:val="567"/>
         </w:trPr>
         <w:tc>
           <w:tcPr>
-            <w:tcW w:type="dxa" w:w="567"/>
-            <w:shd w:fill="E3F2FD"/>
-            <w:vAlign w:val="center"/>
+            <w:tcW w:type="dxa" w:w="2948"/>
+            <w:shd w:fill="4472C4" w:val="clear"/>
             <w:tcBorders>
-              <w:top w:val="single" w:sz="4" w:color="4472C4"/>
-              <w:left w:val="single" w:sz="4" w:color="4472C4"/>
-              <w:bottom w:val="single" w:sz="4" w:color="4472C4"/>
-              <w:right w:val="single" w:sz="4" w:color="4472C4"/>
+              <w:top w:val="single" w:sz="6" w:space="0" w:color="4472C4"/>
+              <w:bottom w:val="single" w:sz="6" w:space="0" w:color="4472C4"/>
+              <w:left w:val="single" w:sz="6" w:space="0" w:color="4472C4"/>
+              <w:right w:val="single" w:sz="6" w:space="0" w:color="4472C4"/>
             </w:tcBorders>
           </w:tcPr>
           <w:p>
             <w:pPr>
-              <w:spacing w:before="20" w:after="20" w:line="280" w:lineRule="exact"/>
+              <w:spacing w:before="40" w:after="40" w:line="320" w:lineRule="exact"/>
               <w:ind w:firstLine="0"/>
               <w:jc w:val="center"/>
             </w:pPr>
-            <w:r/>
             <w:r>
               <w:rPr>
                 <w:rFonts w:ascii="黑体" w:hAnsi="黑体" w:eastAsia="黑体"/>
                 <w:b/>
-                <w:sz w:val="24"/>
+                <w:color w:val="FFFFFF"/>
+                <w:sz w:val="20"/>
               </w:rPr>
               <w:t>三</w:t>
             </w:r>
@@ -1258,91 +1105,88 @@
         </w:tc>
         <w:tc>
           <w:tcPr>
-            <w:tcW w:type="dxa" w:w="3118"/>
-            <w:shd w:fill="E3F2FD"/>
-            <w:vAlign w:val="center"/>
+            <w:tcW w:type="dxa" w:w="2948"/>
+            <w:shd w:fill="#E3F2FD" w:val="clear"/>
             <w:tcBorders>
-              <w:top w:val="single" w:sz="4" w:color="4472C4"/>
-              <w:left w:val="single" w:sz="4" w:color="4472C4"/>
-              <w:bottom w:val="single" w:sz="4" w:color="4472C4"/>
-              <w:right w:val="single" w:sz="4" w:color="4472C4"/>
+              <w:top w:val="single" w:sz="6" w:space="0" w:color="999999"/>
+              <w:bottom w:val="single" w:sz="6" w:space="0" w:color="999999"/>
+              <w:left w:val="single" w:sz="6" w:space="0" w:color="999999"/>
+              <w:right w:val="single" w:sz="6" w:space="0" w:color="999999"/>
             </w:tcBorders>
           </w:tcPr>
           <w:p>
             <w:pPr>
-              <w:spacing w:before="20" w:after="20" w:line="280" w:lineRule="exact"/>
+              <w:spacing w:before="40" w:after="40" w:line="280" w:lineRule="exact"/>
               <w:ind w:firstLine="0"/>
               <w:jc w:val="center"/>
             </w:pPr>
-            <w:r/>
             <w:r>
               <w:rPr>
-                <w:rFonts w:ascii="仿宋" w:hAnsi="仿宋" w:eastAsia="仿宋"/>
+                <w:rFonts w:ascii="黑体" w:hAnsi="黑体" w:eastAsia="黑体"/>
                 <w:b/>
-                <w:sz w:val="20"/>
+                <w:color w:val="1F4E79"/>
+                <w:sz w:val="18"/>
               </w:rPr>
-              <w:t>三、生产执行与研发设计层（IDM核心）</w:t>
+              <w:t>生产执行与研发设计层（IDM核心）</w:t>
             </w:r>
           </w:p>
         </w:tc>
         <w:tc>
           <w:tcPr>
-            <w:tcW w:type="dxa" w:w="4819"/>
-            <w:shd w:fill="FFFFFF"/>
-            <w:vAlign w:val="center"/>
+            <w:tcW w:type="dxa" w:w="2948"/>
+            <w:shd w:fill="FFFFFF" w:val="clear"/>
             <w:tcBorders>
-              <w:top w:val="single" w:sz="4" w:color="4472C4"/>
-              <w:left w:val="single" w:sz="4" w:color="4472C4"/>
-              <w:bottom w:val="single" w:sz="4" w:color="4472C4"/>
-              <w:right w:val="single" w:sz="4" w:color="4472C4"/>
+              <w:top w:val="single" w:sz="6" w:space="0" w:color="999999"/>
+              <w:bottom w:val="single" w:sz="6" w:space="0" w:color="999999"/>
+              <w:left w:val="single" w:sz="6" w:space="0" w:color="999999"/>
+              <w:right w:val="single" w:sz="6" w:space="0" w:color="999999"/>
             </w:tcBorders>
           </w:tcPr>
           <w:p>
             <w:pPr>
-              <w:spacing w:before="20" w:after="20" w:line="280" w:lineRule="exact"/>
+              <w:spacing w:before="40" w:after="40" w:line="280" w:lineRule="exact"/>
               <w:ind w:firstLine="0"/>
               <w:jc w:val="left"/>
             </w:pPr>
-            <w:r/>
             <w:r>
               <w:rPr>
                 <w:rFonts w:ascii="仿宋" w:hAnsi="仿宋" w:eastAsia="仿宋"/>
                 <w:b w:val="0"/>
-                <w:sz w:val="18"/>
+                <w:color w:val="333333"/>
+                <w:sz w:val="17"/>
               </w:rPr>
-              <w:t>MES制造执行/SPC | CIM设备自动化/YMS良率 | EDA芯片设计/AI辅助设计</w:t>
+              <w:t>MES制造执行系统 | CIM设备自动化 | YMS良率分析 | EDA仿真平台 | AI辅助设计</w:t>
             </w:r>
           </w:p>
         </w:tc>
       </w:tr>
       <w:tr>
         <w:trPr>
-          <w:trHeight w:val="680"/>
+          <w:trHeight w:val="567"/>
         </w:trPr>
         <w:tc>
           <w:tcPr>
-            <w:tcW w:type="dxa" w:w="567"/>
-            <w:shd w:fill="F3E5F5"/>
-            <w:vAlign w:val="center"/>
+            <w:tcW w:type="dxa" w:w="2948"/>
+            <w:shd w:fill="4472C4" w:val="clear"/>
             <w:tcBorders>
-              <w:top w:val="single" w:sz="4" w:color="4472C4"/>
-              <w:left w:val="single" w:sz="4" w:color="4472C4"/>
-              <w:bottom w:val="single" w:sz="4" w:color="4472C4"/>
-              <w:right w:val="single" w:sz="4" w:color="4472C4"/>
+              <w:top w:val="single" w:sz="6" w:space="0" w:color="4472C4"/>
+              <w:bottom w:val="single" w:sz="6" w:space="0" w:color="4472C4"/>
+              <w:left w:val="single" w:sz="6" w:space="0" w:color="4472C4"/>
+              <w:right w:val="single" w:sz="6" w:space="0" w:color="4472C4"/>
             </w:tcBorders>
           </w:tcPr>
           <w:p>
             <w:pPr>
-              <w:spacing w:before="20" w:after="20" w:line="280" w:lineRule="exact"/>
+              <w:spacing w:before="40" w:after="40" w:line="320" w:lineRule="exact"/>
               <w:ind w:firstLine="0"/>
               <w:jc w:val="center"/>
             </w:pPr>
-            <w:r/>
             <w:r>
               <w:rPr>
                 <w:rFonts w:ascii="黑体" w:hAnsi="黑体" w:eastAsia="黑体"/>
                 <w:b/>
-                <w:sz w:val="24"/>
+                <w:color w:val="FFFFFF"/>
+                <w:sz w:val="20"/>
               </w:rPr>
               <w:t>二</w:t>
             </w:r>
@@ -1350,91 +1194,90 @@
         </w:tc>
         <w:tc>
           <w:tcPr>
-            <w:tcW w:type="dxa" w:w="3118"/>
-            <w:shd w:fill="F3E5F5"/>
-            <w:vAlign w:val="center"/>
+            <w:tcW w:type="dxa" w:w="2948"/>
+            <w:shd w:fill="#F3E5F5" w:val="clear"/>
             <w:tcBorders>
-              <w:top w:val="single" w:sz="4" w:color="4472C4"/>
-              <w:left w:val="single" w:sz="4" w:color="4472C4"/>
-              <w:bottom w:val="single" w:sz="4" w:color="4472C4"/>
-              <w:right w:val="single" w:sz="4" w:color="4472C4"/>
+              <w:top w:val="single" w:sz="6" w:space="0" w:color="999999"/>
+              <w:bottom w:val="single" w:sz="6" w:space="0" w:color="999999"/>
+              <w:left w:val="single" w:sz="6" w:space="0" w:color="999999"/>
+              <w:right w:val="single" w:sz="6" w:space="0" w:color="999999"/>
             </w:tcBorders>
           </w:tcPr>
           <w:p>
             <w:pPr>
-              <w:spacing w:before="20" w:after="20" w:line="280" w:lineRule="exact"/>
+              <w:spacing w:before="40" w:after="40" w:line="280" w:lineRule="exact"/>
               <w:ind w:firstLine="0"/>
               <w:jc w:val="center"/>
             </w:pPr>
-            <w:r/>
             <w:r>
               <w:rPr>
-                <w:rFonts w:ascii="仿宋" w:hAnsi="仿宋" w:eastAsia="仿宋"/>
+                <w:rFonts w:ascii="黑体" w:hAnsi="黑体" w:eastAsia="黑体"/>
                 <w:b/>
-                <w:sz w:val="20"/>
+                <w:color w:val="1F4E79"/>
+                <w:sz w:val="18"/>
               </w:rPr>
-              <w:t>二、基础设施与云平台层（青云统一底座）</w:t>
+              <w:t>基础设施与云平台层</w:t>
+              <w:br/>
+              <w:t>（KubeSphere+AI智算平台）</w:t>
             </w:r>
           </w:p>
         </w:tc>
         <w:tc>
           <w:tcPr>
-            <w:tcW w:type="dxa" w:w="4819"/>
-            <w:shd w:fill="FFFFFF"/>
-            <w:vAlign w:val="center"/>
+            <w:tcW w:type="dxa" w:w="2948"/>
+            <w:shd w:fill="FFFFFF" w:val="clear"/>
             <w:tcBorders>
-              <w:top w:val="single" w:sz="4" w:color="4472C4"/>
-              <w:left w:val="single" w:sz="4" w:color="4472C4"/>
-              <w:bottom w:val="single" w:sz="4" w:color="4472C4"/>
-              <w:right w:val="single" w:sz="4" w:color="4472C4"/>
+              <w:top w:val="single" w:sz="6" w:space="0" w:color="999999"/>
+              <w:bottom w:val="single" w:sz="6" w:space="0" w:color="999999"/>
+              <w:left w:val="single" w:sz="6" w:space="0" w:color="999999"/>
+              <w:right w:val="single" w:sz="6" w:space="0" w:color="999999"/>
             </w:tcBorders>
           </w:tcPr>
           <w:p>
             <w:pPr>
-              <w:spacing w:before="20" w:after="20" w:line="280" w:lineRule="exact"/>
+              <w:spacing w:before="40" w:after="40" w:line="280" w:lineRule="exact"/>
               <w:ind w:firstLine="0"/>
               <w:jc w:val="left"/>
             </w:pPr>
-            <w:r/>
             <w:r>
               <w:rPr>
                 <w:rFonts w:ascii="仿宋" w:hAnsi="仿宋" w:eastAsia="仿宋"/>
                 <w:b w:val="0"/>
-                <w:sz w:val="18"/>
+                <w:color w:val="333333"/>
+                <w:sz w:val="17"/>
               </w:rPr>
-              <w:t>KubeSphere多集群管理/全栈可观测 | GPU调度/AI智算平台 | DevOps/信创适配</w:t>
+              <w:t>多集群统一管理 | 全栈可观测性 | GPU调度与AI训练 | DevOps自动化 | 信创国产化适配</w:t>
             </w:r>
           </w:p>
         </w:tc>
       </w:tr>
       <w:tr>
         <w:trPr>
-          <w:trHeight w:val="680"/>
+          <w:trHeight w:val="567"/>
         </w:trPr>
         <w:tc>
           <w:tcPr>
-            <w:tcW w:type="dxa" w:w="567"/>
-            <w:shd w:fill="E0E0E0"/>
-            <w:vAlign w:val="center"/>
+            <w:tcW w:type="dxa" w:w="2948"/>
+            <w:shd w:fill="4472C4" w:val="clear"/>
             <w:tcBorders>
-              <w:top w:val="single" w:sz="4" w:color="4472C4"/>
-              <w:left w:val="single" w:sz="4" w:color="4472C4"/>
-              <w:bottom w:val="single" w:sz="4" w:color="4472C4"/>
-              <w:right w:val="single" w:sz="4" w:color="4472C4"/>
+              <w:top w:val="single" w:sz="6" w:space="0" w:color="4472C4"/>
+              <w:bottom w:val="single" w:sz="6" w:space="0" w:color="4472C4"/>
+              <w:left w:val="single" w:sz="6" w:space="0" w:color="4472C4"/>
+              <w:right w:val="single" w:sz="6" w:space="0" w:color="4472C4"/>
             </w:tcBorders>
           </w:tcPr>
           <w:p>
             <w:pPr>
-              <w:spacing w:before="20" w:after="20" w:line="280" w:lineRule="exact"/>
+              <w:spacing w:before="40" w:after="40" w:line="320" w:lineRule="exact"/>
               <w:ind w:firstLine="0"/>
               <w:jc w:val="center"/>
             </w:pPr>
-            <w:r/>
             <w:r>
               <w:rPr>
                 <w:rFonts w:ascii="黑体" w:hAnsi="黑体" w:eastAsia="黑体"/>
                 <w:b/>
-                <w:sz w:val="24"/>
+                <w:color w:val="FFFFFF"/>
+                <w:sz w:val="20"/>
               </w:rPr>
               <w:t>一</w:t>
             </w:r>
@@ -1442,59 +1285,121 @@
         </w:tc>
         <w:tc>
           <w:tcPr>
-            <w:tcW w:type="dxa" w:w="3118"/>
-            <w:shd w:fill="E0E0E0"/>
-            <w:vAlign w:val="center"/>
+            <w:tcW w:type="dxa" w:w="2948"/>
+            <w:shd w:fill="#E0E0E0" w:val="clear"/>
             <w:tcBorders>
-              <w:top w:val="single" w:sz="4" w:color="4472C4"/>
-              <w:left w:val="single" w:sz="4" w:color="4472C4"/>
-              <w:bottom w:val="single" w:sz="4" w:color="4472C4"/>
-              <w:right w:val="single" w:sz="4" w:color="4472C4"/>
+              <w:top w:val="single" w:sz="6" w:space="0" w:color="999999"/>
+              <w:bottom w:val="single" w:sz="6" w:space="0" w:color="999999"/>
+              <w:left w:val="single" w:sz="6" w:space="0" w:color="999999"/>
+              <w:right w:val="single" w:sz="6" w:space="0" w:color="999999"/>
             </w:tcBorders>
           </w:tcPr>
           <w:p>
             <w:pPr>
-              <w:spacing w:before="20" w:after="20" w:line="280" w:lineRule="exact"/>
+              <w:spacing w:before="40" w:after="40" w:line="280" w:lineRule="exact"/>
               <w:ind w:firstLine="0"/>
               <w:jc w:val="center"/>
             </w:pPr>
-            <w:r/>
             <w:r>
               <w:rPr>
-                <w:rFonts w:ascii="仿宋" w:hAnsi="仿宋" w:eastAsia="仿宋"/>
+                <w:rFonts w:ascii="黑体" w:hAnsi="黑体" w:eastAsia="黑体"/>
                 <w:b/>
-                <w:sz w:val="20"/>
+                <w:color w:val="1F4E79"/>
+                <w:sz w:val="18"/>
               </w:rPr>
-              <w:t>一、硬件与网络层</w:t>
+              <w:t>硬件与网络层</w:t>
             </w:r>
           </w:p>
         </w:tc>
         <w:tc>
           <w:tcPr>
-            <w:tcW w:type="dxa" w:w="4819"/>
-            <w:shd w:fill="FFFFFF"/>
-            <w:vAlign w:val="center"/>
+            <w:tcW w:type="dxa" w:w="2948"/>
+            <w:shd w:fill="FFFFFF" w:val="clear"/>
             <w:tcBorders>
-              <w:top w:val="single" w:sz="4" w:color="4472C4"/>
-              <w:left w:val="single" w:sz="4" w:color="4472C4"/>
-              <w:bottom w:val="single" w:sz="4" w:color="4472C4"/>
-              <w:right w:val="single" w:sz="4" w:color="4472C4"/>
+              <w:top w:val="single" w:sz="6" w:space="0" w:color="999999"/>
+              <w:bottom w:val="single" w:sz="6" w:space="0" w:color="999999"/>
+              <w:left w:val="single" w:sz="6" w:space="0" w:color="999999"/>
+              <w:right w:val="single" w:sz="6" w:space="0" w:color="999999"/>
             </w:tcBorders>
           </w:tcPr>
           <w:p>
             <w:pPr>
-              <w:spacing w:before="20" w:after="20" w:line="280" w:lineRule="exact"/>
+              <w:spacing w:before="40" w:after="40" w:line="280" w:lineRule="exact"/>
               <w:ind w:firstLine="0"/>
               <w:jc w:val="left"/>
             </w:pPr>
-            <w:r/>
             <w:r>
               <w:rPr>
                 <w:rFonts w:ascii="仿宋" w:hAnsi="仿宋" w:eastAsia="仿宋"/>
                 <w:b w:val="0"/>
+                <w:color w:val="333333"/>
+                <w:sz w:val="17"/>
+              </w:rPr>
+              <w:t>x86/ARM/信创服务器 | GPU算力集群 | 全闪/混闪/对象存储 | 万兆/IB高速网络 | 三地数据中心</w:t>
+            </w:r>
+          </w:p>
+        </w:tc>
+      </w:tr>
+      <w:tr>
+        <w:trPr>
+          <w:trHeight w:val="340"/>
+        </w:trPr>
+        <w:tc>
+          <w:tcPr>
+            <w:tcW w:type="dxa" w:w="8844"/>
+            <w:shd w:fill="FFFFFF" w:val="clear"/>
+            <w:gridSpan w:val="3"/>
+            <w:tcBorders>
+              <w:top w:val="none" w:sz="0" w:space="0" w:color="FFFFFF"/>
+              <w:bottom w:val="none" w:sz="0" w:space="0" w:color="FFFFFF"/>
+              <w:left w:val="none" w:sz="0" w:space="0" w:color="FFFFFF"/>
+              <w:right w:val="none" w:sz="0" w:space="0" w:color="FFFFFF"/>
+            </w:tcBorders>
+          </w:tcPr>
+          <w:p>
+            <w:pPr>
+              <w:spacing w:before="40" w:after="40" w:line="320" w:lineRule="exact"/>
+              <w:ind w:firstLine="0"/>
+              <w:jc w:val="center"/>
+            </w:pPr>
+            <w:r>
+              <w:rPr>
+                <w:rFonts w:ascii="仿宋" w:hAnsi="仿宋" w:eastAsia="仿宋"/>
+                <w:b w:val="0"/>
+                <w:color w:val="FFFFFF"/>
+                <w:sz w:val="20"/>
+              </w:rPr>
+            </w:r>
+          </w:p>
+          <w:p>
+            <w:pPr>
+              <w:spacing w:before="40" w:after="40" w:line="320" w:lineRule="exact"/>
+              <w:ind w:firstLine="0"/>
+              <w:jc w:val="center"/>
+            </w:pPr>
+            <w:r>
+              <w:rPr>
+                <w:rFonts w:ascii="仿宋" w:hAnsi="仿宋" w:eastAsia="仿宋"/>
+                <w:b w:val="0"/>
+                <w:color w:val="FFFFFF"/>
+                <w:sz w:val="20"/>
+              </w:rPr>
+            </w:r>
+          </w:p>
+          <w:p>
+            <w:pPr>
+              <w:spacing w:before="40" w:after="40" w:line="280" w:lineRule="exact"/>
+              <w:ind w:firstLine="0"/>
+              <w:jc w:val="center"/>
+            </w:pPr>
+            <w:r>
+              <w:rPr>
+                <w:rFonts w:ascii="黑体" w:hAnsi="黑体" w:eastAsia="黑体"/>
+                <w:b/>
+                <w:color w:val="FFFFFF"/>
                 <w:sz w:val="18"/>
               </w:rPr>
-              <w:t>x86/ARM/信创计算服务器 | GPU算力集群/存储设备 | 万兆网络/三地数据中心</w:t>
+              <w:t>■ 统一底座：青云KubeSphere企业版 + AI智算平台 + 软件定义存储</w:t>
             </w:r>
           </w:p>
         </w:tc>
@@ -1502,21 +1407,21 @@
     </w:tbl>
     <w:p>
       <w:pPr>
-        <w:spacing w:before="40" w:after="240"/>
+        <w:spacing w:before="0" w:after="120"/>
         <w:ind w:firstLine="0"/>
         <w:jc w:val="center"/>
       </w:pPr>
       <w:r>
         <w:rPr>
           <w:rFonts w:ascii="仿宋" w:hAnsi="仿宋" w:eastAsia="仿宋"/>
-          <w:sz w:val="20"/>
+          <w:sz w:val="18"/>
         </w:rPr>
-        <w:t>图二  士兰微IT架构分层示意图（青云KubeSphere+AI智算平台统一底座）</w:t>
+        <w:t>图二  士兰微IT架构分层示意图（青云统一底座）</w:t>
       </w:r>
     </w:p>
     <w:p>
       <w:pPr>
-        <w:spacing w:line="560" w:lineRule="exact" w:after="40"/>
+        <w:spacing w:line="560" w:lineRule="exact" w:after="20"/>
         <w:ind w:firstLine="640"/>
       </w:pPr>
       <w:r>
@@ -1524,12 +1429,12 @@
           <w:rFonts w:ascii="仿宋" w:hAnsi="仿宋" w:eastAsia="仿宋"/>
           <w:sz w:val="32"/>
         </w:rPr>
-        <w:t>第一层：硬件与网络层。包括x86/ARM/信创计算服务器、GPU算力集群（训练卡/推理卡）、全闪/混闪/对象存储设备、万兆/IB高速网络、三地数据中心（杭州/成都/厦门）。</w:t>
+        <w:t>第一层：硬件与网络层。包括x86/ARM/信创计算服务器、GPU算力集群、全闪/混闪/对象存储设备、万兆/IB高速网络、三地数据中心。</w:t>
       </w:r>
     </w:p>
     <w:p>
       <w:pPr>
-        <w:spacing w:line="560" w:lineRule="exact" w:after="40"/>
+        <w:spacing w:line="560" w:lineRule="exact" w:after="20"/>
         <w:ind w:firstLine="640"/>
       </w:pPr>
       <w:r>
@@ -1537,12 +1442,12 @@
           <w:rFonts w:ascii="仿宋" w:hAnsi="仿宋" w:eastAsia="仿宋"/>
           <w:sz w:val="32"/>
         </w:rPr>
-        <w:t>第二层：基础设施与云平台层。以青云KubeSphere企业版为容器云底座，提供多集群统一管理、全栈可观测性、DevOps自动化流水线；以青云AI智算平台提供GPU调度、AI训练推理、模型全生命周期管理；以青云软件定义存储提供分布式存储与备份容灾能力；全面支持信创国产化适配。</w:t>
+        <w:t>第二层：基础设施与云平台层。以青云KubeSphere企业版为容器云底座，提供多集群统一管理、全栈可观测性、DevOps自动化流水线；以青云AI智算平台提供GPU调度、AI训练推理、模型全生命周期管理；支持信创国产化适配。</w:t>
       </w:r>
     </w:p>
     <w:p>
       <w:pPr>
-        <w:spacing w:line="560" w:lineRule="exact" w:after="40"/>
+        <w:spacing w:line="560" w:lineRule="exact" w:after="20"/>
         <w:ind w:firstLine="640"/>
       </w:pPr>
       <w:r>
@@ -1550,12 +1455,12 @@
           <w:rFonts w:ascii="仿宋" w:hAnsi="仿宋" w:eastAsia="仿宋"/>
           <w:sz w:val="32"/>
         </w:rPr>
-        <w:t>第三层：生产执行与研发设计层。包括MES制造执行系统（工单管理、追溯、SPC）、EDA芯片设计与仿真平台、CIM设备自动化系统、YMS良率管理分析、AI辅助设计等，是半导体IDM企业的核心生产力层。</w:t>
+        <w:t>第三层：生产执行与研发设计层。包括MES制造执行系统、EDA芯片设计与仿真平台、CIM设备自动化系统、YMS良率管理、AI辅助设计等。</w:t>
       </w:r>
     </w:p>
     <w:p>
       <w:pPr>
-        <w:spacing w:line="560" w:lineRule="exact" w:after="40"/>
+        <w:spacing w:line="560" w:lineRule="exact" w:after="20"/>
         <w:ind w:firstLine="640"/>
       </w:pPr>
       <w:r>
@@ -1563,12 +1468,12 @@
           <w:rFonts w:ascii="仿宋" w:hAnsi="仿宋" w:eastAsia="仿宋"/>
           <w:sz w:val="32"/>
         </w:rPr>
-        <w:t>第四层：业务运营与管理层。包括ERP（财务/供应链/采购）、CRM客户关系管理、PLM产品全生命周期管理、SCM供应商管理、BI经营数据分析等，实现业务端到端数字化管理。</w:t>
+        <w:t>第四层：业务运营与管理层。包括ERP、CRM、PLM、SCM、BI经营分析等。</w:t>
       </w:r>
     </w:p>
     <w:p>
       <w:pPr>
-        <w:spacing w:line="560" w:lineRule="exact" w:after="40"/>
+        <w:spacing w:line="560" w:lineRule="exact" w:after="20"/>
         <w:ind w:firstLine="640"/>
       </w:pPr>
       <w:r>
@@ -1576,12 +1481,12 @@
           <w:rFonts w:ascii="仿宋" w:hAnsi="仿宋" w:eastAsia="仿宋"/>
           <w:sz w:val="32"/>
         </w:rPr>
-        <w:t>第五层：协同办公与门户层。涵盖OA审批流程、企业信息门户、邮件与即时通讯、视频会议系统、HR行政系统等，支撑企业日常办公与协作需求。</w:t>
+        <w:t>第五层：协同办公与门户层。涵盖OA审批、企业门户、邮件通讯、视频会议、HR行政等。</w:t>
       </w:r>
     </w:p>
     <w:p>
       <w:pPr>
-        <w:spacing w:line="560" w:lineRule="exact" w:after="40"/>
+        <w:spacing w:line="560" w:lineRule="exact" w:after="20"/>
         <w:ind w:firstLine="640"/>
       </w:pPr>
       <w:r>
@@ -1589,12 +1494,12 @@
           <w:rFonts w:ascii="仿宋" w:hAnsi="仿宋" w:eastAsia="仿宋"/>
           <w:sz w:val="32"/>
         </w:rPr>
-        <w:t>第六层：数据安全与合规层。覆盖数据分级分类、访问控制与审计（IAM/SSO）、网络安全防护（WAF/防火墙/IPS）、数据备份与容灾、等保合规审计等。</w:t>
+        <w:t>第六层：数据安全与合规层。覆盖数据分级分类、访问控制与审计、网络安全防护、等保合规等。</w:t>
       </w:r>
     </w:p>
     <w:p>
       <w:pPr>
-        <w:spacing w:before="160" w:after="80"/>
+        <w:spacing w:before="120" w:after="60" w:line="520" w:lineRule="exact"/>
         <w:ind w:firstLine="0"/>
       </w:pPr>
       <w:r>
@@ -1603,26 +1508,12 @@
           <w:b/>
           <w:sz w:val="32"/>
         </w:rPr>
-        <w:t>四、青云KubeSphere+AI智算平台方案</w:t>
+        <w:t>四、青云方案核心价值</w:t>
       </w:r>
     </w:p>
     <w:p>
       <w:pPr>
-        <w:spacing w:before="120" w:after="60"/>
-        <w:ind w:firstLine="0"/>
-      </w:pPr>
-      <w:r>
-        <w:rPr>
-          <w:rFonts w:ascii="楷体" w:hAnsi="楷体" w:eastAsia="楷体"/>
-          <w:b/>
-          <w:sz w:val="32"/>
-        </w:rPr>
-        <w:t>（一）KubeSphere企业版核心能力</w:t>
-      </w:r>
-    </w:p>
-    <w:p>
-      <w:pPr>
-        <w:spacing w:line="560" w:lineRule="exact" w:after="40"/>
+        <w:spacing w:line="560" w:lineRule="exact" w:after="20"/>
         <w:ind w:firstLine="640"/>
       </w:pPr>
       <w:r>
@@ -1630,101 +1521,7 @@
           <w:rFonts w:ascii="仿宋" w:hAnsi="仿宋" w:eastAsia="仿宋"/>
           <w:sz w:val="32"/>
         </w:rPr>
-        <w:t>KubeSphere企业版（KSE 4.2）是青云科技打造的新一代云原生操作系统，基于KubeSphere LuBan可扩展开放架构，在Kubernetes之上深度融合多云管理、微服务治理、应用可观测等核心能力。针对士兰微的实际需求，核心匹配能力如下。</w:t>
-      </w:r>
-    </w:p>
-    <w:p>
-      <w:pPr>
-        <w:spacing w:line="560" w:lineRule="exact" w:after="40"/>
-        <w:ind w:firstLine="640"/>
-      </w:pPr>
-      <w:r>
-        <w:rPr>
-          <w:rFonts w:ascii="仿宋" w:hAnsi="仿宋" w:eastAsia="仿宋"/>
-          <w:sz w:val="32"/>
-        </w:rPr>
-        <w:t>一是多集群统一管理。实现杭州、成都、厦门三地集群的统一纳管与策略统一下发，消除信息孤岛，实现集团级资源管控。二是全栈可观测性。提供多维度监控告警、日志审计、链路追踪，保障生产系统SLA，支撑运维团队快速定位问题。三是GPU调度管理。支持GPU资源的细粒度调度与监控，满足AI与EDA仿真算力需求。四是易捷版DevOps。内置CI/CD流水线，加速芯片设计迭代与交付效率。五是多租户与权限管理。按业务线（研发/制造/运营）进行资源隔离与配额管理，满足多部门共享平台需求。六是应用商店。提供Helm应用一键部署，加速中间件（Redis、RocketMQ等）的交付。</w:t>
-      </w:r>
-    </w:p>
-    <w:p>
-      <w:pPr>
-        <w:spacing w:before="120" w:after="60"/>
-        <w:ind w:firstLine="0"/>
-      </w:pPr>
-      <w:r>
-        <w:rPr>
-          <w:rFonts w:ascii="楷体" w:hAnsi="楷体" w:eastAsia="楷体"/>
-          <w:b/>
-          <w:sz w:val="32"/>
-        </w:rPr>
-        <w:t>（二）青云AI智算平台能力</w:t>
-      </w:r>
-    </w:p>
-    <w:p>
-      <w:pPr>
-        <w:spacing w:line="560" w:lineRule="exact" w:after="40"/>
-        <w:ind w:firstLine="640"/>
-      </w:pPr>
-      <w:r>
-        <w:rPr>
-          <w:rFonts w:ascii="仿宋" w:hAnsi="仿宋" w:eastAsia="仿宋"/>
-          <w:sz w:val="32"/>
-        </w:rPr>
-        <w:t>青云AI智算平台基于统一全栈架构打造AI算力底座，具备异构算力调度能力，可有效支撑士兰微在EDA仿真加速、芯片设计优化、良率预测分析、智能排产等场景的AI算力需求。平台支持GPU、NPU、CPU混合调度，提供训练任务管理与资源配额管控，内置算法开发环境与模型管理，并与KubeSphere容器平台深度集成，实现算力资源的统一运营与调度。</w:t>
-      </w:r>
-    </w:p>
-    <w:p>
-      <w:pPr>
-        <w:spacing w:before="120" w:after="60"/>
-        <w:ind w:firstLine="0"/>
-      </w:pPr>
-      <w:r>
-        <w:rPr>
-          <w:rFonts w:ascii="楷体" w:hAnsi="楷体" w:eastAsia="楷体"/>
-          <w:b/>
-          <w:sz w:val="32"/>
-        </w:rPr>
-        <w:t>（三）信创国产化支持</w:t>
-      </w:r>
-    </w:p>
-    <w:p>
-      <w:pPr>
-        <w:spacing w:line="560" w:lineRule="exact" w:after="40"/>
-        <w:ind w:firstLine="640"/>
-      </w:pPr>
-      <w:r>
-        <w:rPr>
-          <w:rFonts w:ascii="仿宋" w:hAnsi="仿宋" w:eastAsia="仿宋"/>
-          <w:sz w:val="32"/>
-        </w:rPr>
-        <w:t>青云KubeSphere企业版全面支持信创国产化，已完成与鲲鹏、飞腾、海光等国产CPU及麒麟、统信等国产操作系统的适配认证，满足士兰微作为半导体行业重点企业的信创改造需求。青云科技已入选年度十大信创云品牌，在国家电网、金融等行业积累了丰富的信创落地经验。</w:t>
-      </w:r>
-    </w:p>
-    <w:p>
-      <w:pPr>
-        <w:spacing w:before="160" w:after="80"/>
-        <w:ind w:firstLine="0"/>
-      </w:pPr>
-      <w:r>
-        <w:rPr>
-          <w:rFonts w:ascii="黑体" w:hAnsi="黑体" w:eastAsia="黑体"/>
-          <w:b/>
-          <w:sz w:val="32"/>
-        </w:rPr>
-        <w:t>五、方案价值总结</w:t>
-      </w:r>
-    </w:p>
-    <w:p>
-      <w:pPr>
-        <w:spacing w:line="560" w:lineRule="exact" w:after="40"/>
-        <w:ind w:firstLine="640"/>
-      </w:pPr>
-      <w:r>
-        <w:rPr>
-          <w:rFonts w:ascii="仿宋" w:hAnsi="仿宋" w:eastAsia="仿宋"/>
-          <w:sz w:val="32"/>
-        </w:rPr>
-        <w:t>通过部署青云KubeSphere企业版及AI智算平台，可为士兰微带来以下核心价值。一是实现多基地IT基础设施统一管理，降低运维复杂度与人力成本。二是构建企业级AI算力底座，加速EDA仿真与AI辅助设计进程。三是提升生产系统可用性与可观测性，保障制造业务连续性。四是满足信创国产化合规要求，平滑推进自主可控进程。五是降低整体IT建设成本，实现从资源消耗型向平台运营型转变。</w:t>
+        <w:t>KubeSphere企业版（KSE 4.2）可为士兰微提供多基地集群统一管理、全栈可观测性、GPU调度、多租户隔离等核心能力。青云AI智算平台支撑EDA仿真加速、AI辅助设计、良率预测等AI算力需求。KubeSphere已完成与鲲鹏、飞腾、海光及麒麟、统信等国产化适配认证。</w:t>
       </w:r>
     </w:p>
     <w:sectPr>
@@ -2101,7 +1898,8 @@
     <w:qFormat/>
     <w:rsid w:val="00FC693F"/>
     <w:pPr>
-      <w:spacing w:line="560" w:lineRule="exact"/>
+      <w:widowControl w:val="0"/>
+      <w:spacing w:line="560" w:lineRule="exact" w:after="0" w:before="0"/>
       <w:ind w:firstLine="640"/>
     </w:pPr>
     <w:rPr>
